--- a/Portfolio/WFC Portfolio.docx
+++ b/Portfolio/WFC Portfolio.docx
@@ -68,13 +68,8 @@
             <w:pPr>
               <w:pStyle w:val="AuthorAffiliation"/>
             </w:pPr>
-            <w:proofErr w:type="spellStart"/>
             <w:r>
-              <w:t>reuben.wiles</w:t>
-            </w:r>
-            <w:proofErr w:type="spellEnd"/>
-            <w:r>
-              <w:t>--magu@yorksj.ac.uk</w:t>
+              <w:t>reuben.wiles--magu@yorksj.ac.uk</w:t>
             </w:r>
           </w:p>
         </w:tc>
@@ -104,13 +99,13 @@
           <w:noProof/>
         </w:rPr>
         <w:drawing>
-          <wp:anchor distT="0" distB="0" distL="114300" distR="114300" simplePos="0" relativeHeight="251346432" behindDoc="0" locked="0" layoutInCell="1" allowOverlap="1" wp14:anchorId="5699C410" wp14:editId="6798048C">
+          <wp:anchor distT="0" distB="0" distL="114300" distR="114300" simplePos="0" relativeHeight="250810368" behindDoc="0" locked="0" layoutInCell="1" allowOverlap="1" wp14:anchorId="5699C410" wp14:editId="535325D2">
             <wp:simplePos x="0" y="0"/>
             <wp:positionH relativeFrom="column">
               <wp:posOffset>5848350</wp:posOffset>
             </wp:positionH>
             <wp:positionV relativeFrom="paragraph">
-              <wp:posOffset>203835</wp:posOffset>
+              <wp:posOffset>194798</wp:posOffset>
             </wp:positionV>
             <wp:extent cx="222250" cy="222250"/>
             <wp:effectExtent l="0" t="0" r="6350" b="6350"/>
@@ -168,13 +163,39 @@
       </w:r>
     </w:p>
     <w:p>
-      <w:proofErr w:type="gramStart"/>
-      <w:r>
-        <w:t>Brief summary</w:t>
-      </w:r>
-      <w:proofErr w:type="gramEnd"/>
-      <w:r>
-        <w:t xml:space="preserve"> of the paper. </w:t>
+      <w:r>
+        <w:t xml:space="preserve">This paper focuses on the creation of a wave-function-collapse-based dungeon map generator tool for the </w:t>
+      </w:r>
+      <w:r>
+        <w:rPr>
+          <w:i/>
+          <w:iCs/>
+        </w:rPr>
+        <w:t>Unity game engine</w:t>
+      </w:r>
+      <w:r>
+        <w:t xml:space="preserve"> </w:t>
+      </w:r>
+      <w:r>
+        <w:fldChar w:fldCharType="begin"/>
+      </w:r>
+      <w:r>
+        <w:instrText xml:space="preserve"> ADDIN ZOTERO_ITEM CSL_CITATION {"citationID":"DUXxhfe4","properties":{"unsorted":false,"formattedCitation":"(Unity Technologies, 2026)","plainCitation":"(Unity Technologies, 2026)","noteIndex":0},"citationItems":[{"id":112,"uris":["http://zotero.org/users/18570377/items/UZ2HRRW7"],"itemData":{"id":112,"type":"software","title":"Unity","URL":"https://unity.com/","version":"6000.4.0f1","author":[{"literal":"Unity Technologies"}],"accessed":{"date-parts":[["2026",5,30]]},"issued":{"date-parts":[["2026"]]}}}],"schema":"https://github.com/citation-style-language/schema/raw/master/csl-citation.json"} </w:instrText>
+      </w:r>
+      <w:r>
+        <w:fldChar w:fldCharType="separate"/>
+      </w:r>
+      <w:r>
+        <w:t>(Unity Technologies, 2026)</w:t>
+      </w:r>
+      <w:r>
+        <w:fldChar w:fldCharType="end"/>
+      </w:r>
+      <w:r>
+        <w:t xml:space="preserve">. </w:t>
+      </w:r>
+      <w:r>
+        <w:t>The paper outlines the basic process of the wave function collapse technique before proceeding to discuss and evaluate the implemented dungeon map generator.</w:t>
       </w:r>
     </w:p>
     <w:p>
@@ -190,7 +211,7 @@
         <w:jc w:val="left"/>
       </w:pPr>
       <w:r>
-        <w:t xml:space="preserve">Authors’ choice; of terms; separated; by semicolons; commas, within terms only; </w:t>
+        <w:t>Wave function collapse; dungeon generation; drunkard’s walk</w:t>
       </w:r>
     </w:p>
     <w:p>
@@ -278,7 +299,13 @@
         <w:t xml:space="preserve"> In addition to this, </w:t>
       </w:r>
       <w:r>
-        <w:t>the project included four subgoals:</w:t>
+        <w:t xml:space="preserve">the project included four </w:t>
+      </w:r>
+      <w:r>
+        <w:t>secondary</w:t>
+      </w:r>
+      <w:r>
+        <w:t>:</w:t>
       </w:r>
     </w:p>
     <w:p>
@@ -335,7 +362,10 @@
         <w:t xml:space="preserve">create a wave function collapse algorithm that accounts for </w:t>
       </w:r>
       <w:r>
-        <w:t>ordinal adjacency</w:t>
+        <w:t>intercardinal</w:t>
+      </w:r>
+      <w:r>
+        <w:t xml:space="preserve"> adjacency</w:t>
       </w:r>
       <w:r>
         <w:t xml:space="preserve"> as well as cardinal</w:t>
@@ -380,7 +410,7 @@
           <w:noProof/>
         </w:rPr>
         <w:drawing>
-          <wp:anchor distT="0" distB="0" distL="114300" distR="114300" simplePos="0" relativeHeight="251284992" behindDoc="0" locked="0" layoutInCell="1" allowOverlap="1" wp14:anchorId="65F69BF6" wp14:editId="5836978E">
+          <wp:anchor distT="0" distB="0" distL="114300" distR="114300" simplePos="0" relativeHeight="250804224" behindDoc="0" locked="0" layoutInCell="1" allowOverlap="1" wp14:anchorId="65F69BF6" wp14:editId="316672E9">
             <wp:simplePos x="0" y="0"/>
             <wp:positionH relativeFrom="column">
               <wp:posOffset>205105</wp:posOffset>
@@ -389,7 +419,7 @@
               <wp:posOffset>662305</wp:posOffset>
             </wp:positionV>
             <wp:extent cx="1143000" cy="1143000"/>
-            <wp:effectExtent l="0" t="0" r="0" b="0"/>
+            <wp:effectExtent l="19050" t="19050" r="19050" b="19050"/>
             <wp:wrapTopAndBottom/>
             <wp:docPr id="731842733" name="Picture 3"/>
             <wp:cNvGraphicFramePr>
@@ -416,6 +446,11 @@
                     <a:prstGeom prst="rect">
                       <a:avLst/>
                     </a:prstGeom>
+                    <a:ln w="3175">
+                      <a:solidFill>
+                        <a:schemeClr val="tx1"/>
+                      </a:solidFill>
+                    </a:ln>
                   </pic:spPr>
                 </pic:pic>
               </a:graphicData>
@@ -428,7 +463,7 @@
           <w:noProof/>
         </w:rPr>
         <w:drawing>
-          <wp:anchor distT="0" distB="0" distL="114300" distR="114300" simplePos="0" relativeHeight="251319808" behindDoc="0" locked="0" layoutInCell="1" allowOverlap="1" wp14:anchorId="6184CFBB" wp14:editId="60AC9756">
+          <wp:anchor distT="0" distB="0" distL="114300" distR="114300" simplePos="0" relativeHeight="250807296" behindDoc="0" locked="0" layoutInCell="1" allowOverlap="1" wp14:anchorId="6184CFBB" wp14:editId="42532B56">
             <wp:simplePos x="0" y="0"/>
             <wp:positionH relativeFrom="column">
               <wp:posOffset>1656715</wp:posOffset>
@@ -437,7 +472,7 @@
               <wp:posOffset>661035</wp:posOffset>
             </wp:positionV>
             <wp:extent cx="1143000" cy="1143000"/>
-            <wp:effectExtent l="0" t="0" r="0" b="0"/>
+            <wp:effectExtent l="19050" t="19050" r="19050" b="19050"/>
             <wp:wrapTopAndBottom/>
             <wp:docPr id="728121683" name="Picture 4"/>
             <wp:cNvGraphicFramePr>
@@ -464,6 +499,11 @@
                     <a:prstGeom prst="rect">
                       <a:avLst/>
                     </a:prstGeom>
+                    <a:ln w="3175">
+                      <a:solidFill>
+                        <a:schemeClr val="tx1"/>
+                      </a:solidFill>
+                    </a:ln>
                   </pic:spPr>
                 </pic:pic>
               </a:graphicData>
@@ -605,10 +645,6 @@
         <w:t>: Example of the tiles used in wave function collapse. The dark colour represents a wall, and the light colour represents a corridor.</w:t>
       </w:r>
     </w:p>
-    <w:p/>
-    <w:p/>
-    <w:p/>
-    <w:p/>
     <w:tbl>
       <w:tblPr>
         <w:tblStyle w:val="TableGrid"/>
@@ -730,7 +766,7 @@
                 <w:noProof/>
               </w:rPr>
               <w:drawing>
-                <wp:anchor distT="0" distB="0" distL="114300" distR="114300" simplePos="0" relativeHeight="251407872" behindDoc="0" locked="0" layoutInCell="1" allowOverlap="1" wp14:anchorId="6F3EBB5A" wp14:editId="72BC1690">
+                <wp:anchor distT="0" distB="0" distL="114300" distR="114300" simplePos="0" relativeHeight="251623424" behindDoc="0" locked="0" layoutInCell="1" allowOverlap="1" wp14:anchorId="6F3EBB5A" wp14:editId="33CCDB82">
                   <wp:simplePos x="0" y="0"/>
                   <wp:positionH relativeFrom="column">
                     <wp:posOffset>349250</wp:posOffset>
@@ -778,7 +814,7 @@
                 <w:noProof/>
               </w:rPr>
               <w:drawing>
-                <wp:anchor distT="0" distB="0" distL="114300" distR="114300" simplePos="0" relativeHeight="251435520" behindDoc="0" locked="0" layoutInCell="1" allowOverlap="1" wp14:anchorId="1BD13AEB" wp14:editId="34BA8DB8">
+                <wp:anchor distT="0" distB="0" distL="114300" distR="114300" simplePos="0" relativeHeight="251624448" behindDoc="0" locked="0" layoutInCell="1" allowOverlap="1" wp14:anchorId="1BD13AEB" wp14:editId="550DD06F">
                   <wp:simplePos x="0" y="0"/>
                   <wp:positionH relativeFrom="column">
                     <wp:posOffset>679450</wp:posOffset>
@@ -832,7 +868,7 @@
                 <w:noProof/>
               </w:rPr>
               <w:drawing>
-                <wp:anchor distT="0" distB="0" distL="114300" distR="114300" simplePos="0" relativeHeight="251378176" behindDoc="0" locked="0" layoutInCell="1" allowOverlap="1" wp14:anchorId="4EC7BD53" wp14:editId="0DFB0A05">
+                <wp:anchor distT="0" distB="0" distL="114300" distR="114300" simplePos="0" relativeHeight="251622400" behindDoc="0" locked="0" layoutInCell="1" allowOverlap="1" wp14:anchorId="4EC7BD53" wp14:editId="556C38D3">
                   <wp:simplePos x="0" y="0"/>
                   <wp:positionH relativeFrom="column">
                     <wp:posOffset>15875</wp:posOffset>
@@ -908,7 +944,7 @@
                 <w:noProof/>
               </w:rPr>
               <w:drawing>
-                <wp:anchor distT="0" distB="0" distL="114300" distR="114300" simplePos="0" relativeHeight="251456000" behindDoc="0" locked="0" layoutInCell="1" allowOverlap="1" wp14:anchorId="6251B617" wp14:editId="73DBABF9">
+                <wp:anchor distT="0" distB="0" distL="114300" distR="114300" simplePos="0" relativeHeight="251625472" behindDoc="0" locked="0" layoutInCell="1" allowOverlap="1" wp14:anchorId="6251B617" wp14:editId="00BBCBDF">
                   <wp:simplePos x="0" y="0"/>
                   <wp:positionH relativeFrom="column">
                     <wp:posOffset>15875</wp:posOffset>
@@ -956,7 +992,7 @@
                 <w:noProof/>
               </w:rPr>
               <w:drawing>
-                <wp:anchor distT="0" distB="0" distL="114300" distR="114300" simplePos="0" relativeHeight="251476480" behindDoc="0" locked="0" layoutInCell="1" allowOverlap="1" wp14:anchorId="71F135A9" wp14:editId="4D617162">
+                <wp:anchor distT="0" distB="0" distL="114300" distR="114300" simplePos="0" relativeHeight="251626496" behindDoc="0" locked="0" layoutInCell="1" allowOverlap="1" wp14:anchorId="71F135A9" wp14:editId="0A9A26B9">
                   <wp:simplePos x="0" y="0"/>
                   <wp:positionH relativeFrom="column">
                     <wp:posOffset>351790</wp:posOffset>
@@ -1004,7 +1040,7 @@
                 <w:noProof/>
               </w:rPr>
               <w:drawing>
-                <wp:anchor distT="0" distB="0" distL="114300" distR="114300" simplePos="0" relativeHeight="251496960" behindDoc="0" locked="0" layoutInCell="1" allowOverlap="1" wp14:anchorId="642EB669" wp14:editId="2E47953E">
+                <wp:anchor distT="0" distB="0" distL="114300" distR="114300" simplePos="0" relativeHeight="251627520" behindDoc="0" locked="0" layoutInCell="1" allowOverlap="1" wp14:anchorId="642EB669" wp14:editId="0860874C">
                   <wp:simplePos x="0" y="0"/>
                   <wp:positionH relativeFrom="column">
                     <wp:posOffset>677545</wp:posOffset>
@@ -1089,7 +1125,7 @@
                 <w:noProof/>
               </w:rPr>
               <w:drawing>
-                <wp:anchor distT="0" distB="0" distL="114300" distR="114300" simplePos="0" relativeHeight="251887104" behindDoc="0" locked="0" layoutInCell="1" allowOverlap="1" wp14:anchorId="1FC43628" wp14:editId="296013D2">
+                <wp:anchor distT="0" distB="0" distL="114300" distR="114300" simplePos="0" relativeHeight="251631616" behindDoc="0" locked="0" layoutInCell="1" allowOverlap="1" wp14:anchorId="1FC43628" wp14:editId="637D6F2D">
                   <wp:simplePos x="0" y="0"/>
                   <wp:positionH relativeFrom="column">
                     <wp:posOffset>681355</wp:posOffset>
@@ -1143,7 +1179,7 @@
                 <w:noProof/>
               </w:rPr>
               <w:drawing>
-                <wp:anchor distT="0" distB="0" distL="114300" distR="114300" simplePos="0" relativeHeight="251813376" behindDoc="0" locked="0" layoutInCell="1" allowOverlap="1" wp14:anchorId="77353E20" wp14:editId="42D24DCE">
+                <wp:anchor distT="0" distB="0" distL="114300" distR="114300" simplePos="0" relativeHeight="251629568" behindDoc="0" locked="0" layoutInCell="1" allowOverlap="1" wp14:anchorId="77353E20" wp14:editId="599EA6AF">
                   <wp:simplePos x="0" y="0"/>
                   <wp:positionH relativeFrom="column">
                     <wp:posOffset>10160</wp:posOffset>
@@ -1191,7 +1227,7 @@
                 <w:noProof/>
               </w:rPr>
               <w:drawing>
-                <wp:anchor distT="0" distB="0" distL="114300" distR="114300" simplePos="0" relativeHeight="251851264" behindDoc="0" locked="0" layoutInCell="1" allowOverlap="1" wp14:anchorId="3FA674C3" wp14:editId="465F3D0B">
+                <wp:anchor distT="0" distB="0" distL="114300" distR="114300" simplePos="0" relativeHeight="251630592" behindDoc="0" locked="0" layoutInCell="1" allowOverlap="1" wp14:anchorId="3FA674C3" wp14:editId="1D0853A4">
                   <wp:simplePos x="0" y="0"/>
                   <wp:positionH relativeFrom="column">
                     <wp:posOffset>346075</wp:posOffset>
@@ -1270,7 +1306,7 @@
                 <w:noProof/>
               </w:rPr>
               <w:drawing>
-                <wp:anchor distT="0" distB="0" distL="114300" distR="114300" simplePos="0" relativeHeight="251970048" behindDoc="0" locked="0" layoutInCell="1" allowOverlap="1" wp14:anchorId="6FA21DC8" wp14:editId="1D65268D">
+                <wp:anchor distT="0" distB="0" distL="114300" distR="114300" simplePos="0" relativeHeight="251634688" behindDoc="0" locked="0" layoutInCell="1" allowOverlap="1" wp14:anchorId="6FA21DC8" wp14:editId="4D2F68A9">
                   <wp:simplePos x="0" y="0"/>
                   <wp:positionH relativeFrom="column">
                     <wp:posOffset>676910</wp:posOffset>
@@ -1324,7 +1360,7 @@
                 <w:noProof/>
               </w:rPr>
               <w:drawing>
-                <wp:anchor distT="0" distB="0" distL="114300" distR="114300" simplePos="0" relativeHeight="251942400" behindDoc="0" locked="0" layoutInCell="1" allowOverlap="1" wp14:anchorId="6D4FD633" wp14:editId="14F6BA0B">
+                <wp:anchor distT="0" distB="0" distL="114300" distR="114300" simplePos="0" relativeHeight="251633664" behindDoc="0" locked="0" layoutInCell="1" allowOverlap="1" wp14:anchorId="6D4FD633" wp14:editId="549E04EA">
                   <wp:simplePos x="0" y="0"/>
                   <wp:positionH relativeFrom="column">
                     <wp:posOffset>351155</wp:posOffset>
@@ -1372,7 +1408,7 @@
                 <w:noProof/>
               </w:rPr>
               <w:drawing>
-                <wp:anchor distT="0" distB="0" distL="114300" distR="114300" simplePos="0" relativeHeight="251914752" behindDoc="0" locked="0" layoutInCell="1" allowOverlap="1" wp14:anchorId="67835B56" wp14:editId="7226A702">
+                <wp:anchor distT="0" distB="0" distL="114300" distR="114300" simplePos="0" relativeHeight="251632640" behindDoc="0" locked="0" layoutInCell="1" allowOverlap="1" wp14:anchorId="67835B56" wp14:editId="66228039">
                   <wp:simplePos x="0" y="0"/>
                   <wp:positionH relativeFrom="column">
                     <wp:posOffset>15240</wp:posOffset>
@@ -1476,15 +1512,7 @@
         <w:t>their</w:t>
       </w:r>
       <w:r>
-        <w:t xml:space="preserve"> constraints propagate, reducing the number of possible tiles that can be placed </w:t>
-      </w:r>
-      <w:proofErr w:type="gramStart"/>
-      <w:r>
-        <w:t>in a given</w:t>
-      </w:r>
-      <w:proofErr w:type="gramEnd"/>
-      <w:r>
-        <w:t xml:space="preserve"> position. As such, before each tile is placed, </w:t>
+        <w:t xml:space="preserve"> constraints propagate, reducing the number of possible tiles that can be placed in a given position. As such, before each tile is placed, </w:t>
       </w:r>
       <w:r>
         <w:t>a position’s</w:t>
@@ -1507,16 +1535,16 @@
         <mc:AlternateContent>
           <mc:Choice Requires="wpg">
             <w:drawing>
-              <wp:anchor distT="0" distB="0" distL="114300" distR="114300" simplePos="0" relativeHeight="251777536" behindDoc="0" locked="0" layoutInCell="1" allowOverlap="1" wp14:anchorId="5DAAF7C5" wp14:editId="0A72E37F">
+              <wp:anchor distT="0" distB="0" distL="114300" distR="114300" simplePos="0" relativeHeight="251628544" behindDoc="0" locked="0" layoutInCell="1" allowOverlap="1" wp14:anchorId="5DAAF7C5" wp14:editId="74103CB7">
                 <wp:simplePos x="0" y="0"/>
                 <wp:positionH relativeFrom="column">
-                  <wp:posOffset>1092200</wp:posOffset>
+                  <wp:posOffset>1105486</wp:posOffset>
                 </wp:positionH>
                 <wp:positionV relativeFrom="paragraph">
-                  <wp:posOffset>1102360</wp:posOffset>
+                  <wp:posOffset>1107977</wp:posOffset>
                 </wp:positionV>
-                <wp:extent cx="1080770" cy="720090"/>
-                <wp:effectExtent l="0" t="0" r="5080" b="3810"/>
+                <wp:extent cx="1069046" cy="715010"/>
+                <wp:effectExtent l="0" t="0" r="0" b="8890"/>
                 <wp:wrapTopAndBottom/>
                 <wp:docPr id="1243603765" name="Group 5"/>
                 <wp:cNvGraphicFramePr/>
@@ -1527,9 +1555,9 @@
                       <wpg:grpSpPr>
                         <a:xfrm>
                           <a:off x="0" y="0"/>
-                          <a:ext cx="1080770" cy="720090"/>
-                          <a:chOff x="0" y="350520"/>
-                          <a:chExt cx="1080770" cy="720090"/>
+                          <a:ext cx="1069046" cy="715010"/>
+                          <a:chOff x="11724" y="355600"/>
+                          <a:chExt cx="1069046" cy="715010"/>
                         </a:xfrm>
                       </wpg:grpSpPr>
                       <pic:pic xmlns:pic="http://schemas.openxmlformats.org/drawingml/2006/picture">
@@ -1570,7 +1598,7 @@
                         </pic:blipFill>
                         <pic:spPr>
                           <a:xfrm>
-                            <a:off x="721360" y="350520"/>
+                            <a:off x="721360" y="356382"/>
                             <a:ext cx="359410" cy="359410"/>
                           </a:xfrm>
                           <a:prstGeom prst="rect">
@@ -1616,7 +1644,7 @@
                         </pic:blipFill>
                         <pic:spPr>
                           <a:xfrm>
-                            <a:off x="0" y="711200"/>
+                            <a:off x="11724" y="711200"/>
                             <a:ext cx="359410" cy="359410"/>
                           </a:xfrm>
                           <a:prstGeom prst="rect">
@@ -1639,7 +1667,7 @@
                         </pic:blipFill>
                         <pic:spPr>
                           <a:xfrm>
-                            <a:off x="0" y="355600"/>
+                            <a:off x="11724" y="355600"/>
                             <a:ext cx="359410" cy="359410"/>
                           </a:xfrm>
                           <a:prstGeom prst="rect">
@@ -1650,6 +1678,9 @@
                     </wpg:wgp>
                   </a:graphicData>
                 </a:graphic>
+                <wp14:sizeRelH relativeFrom="margin">
+                  <wp14:pctWidth>0</wp14:pctWidth>
+                </wp14:sizeRelH>
                 <wp14:sizeRelV relativeFrom="margin">
                   <wp14:pctHeight>0</wp14:pctHeight>
                 </wp14:sizeRelV>
@@ -1658,7 +1689,7 @@
           </mc:Choice>
           <mc:Fallback>
             <w:pict>
-              <v:group w14:anchorId="316D63C5" id="Group 5" o:spid="_x0000_s1026" style="position:absolute;margin-left:86pt;margin-top:86.8pt;width:85.1pt;height:56.7pt;z-index:251777536;mso-height-relative:margin" coordorigin=",3505" coordsize="10807,7200" o:gfxdata="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">
+              <v:group w14:anchorId="429D0D10" id="Group 5" o:spid="_x0000_s1026" style="position:absolute;margin-left:87.05pt;margin-top:87.25pt;width:84.2pt;height:56.3pt;z-index:251628544;mso-width-relative:margin;mso-height-relative:margin" coordorigin="117,3556" coordsize="10690,7150" o:gfxdata="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">
                 <v:shapetype id="_x0000_t75" coordsize="21600,21600" o:spt="75" o:preferrelative="t" path="m@4@5l@4@11@9@11@9@5xe" filled="f" stroked="f">
                   <v:stroke joinstyle="miter"/>
                   <v:formulas>
@@ -1681,16 +1712,16 @@
                 <v:shape id="Picture 3" o:spid="_x0000_s1027" type="#_x0000_t75" style="position:absolute;left:7213;top:7112;width:3594;height:3594;rotation:-90;visibility:visible;mso-wrap-style:square" o:gfxdata="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">
                   <v:imagedata r:id="rId10" o:title=""/>
                 </v:shape>
-                <v:shape id="Picture 4" o:spid="_x0000_s1028" type="#_x0000_t75" style="position:absolute;left:7213;top:3505;width:3594;height:3594;visibility:visible;mso-wrap-style:square" o:gfxdata="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">
+                <v:shape id="Picture 4" o:spid="_x0000_s1028" type="#_x0000_t75" style="position:absolute;left:7213;top:3563;width:3594;height:3594;visibility:visible;mso-wrap-style:square" o:gfxdata="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">
                   <v:imagedata r:id="rId11" o:title=""/>
                 </v:shape>
                 <v:shape id="Picture 4" o:spid="_x0000_s1029" type="#_x0000_t75" style="position:absolute;left:3606;top:7112;width:3594;height:3594;rotation:-90;visibility:visible;mso-wrap-style:square" o:gfxdata="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">
                   <v:imagedata r:id="rId11" o:title=""/>
                 </v:shape>
-                <v:shape id="Picture 3" o:spid="_x0000_s1030" type="#_x0000_t75" style="position:absolute;top:7112;width:3594;height:3594;visibility:visible;mso-wrap-style:square" o:gfxdata="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">
+                <v:shape id="Picture 3" o:spid="_x0000_s1030" type="#_x0000_t75" style="position:absolute;left:117;top:7112;width:3594;height:3594;visibility:visible;mso-wrap-style:square" o:gfxdata="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">
                   <v:imagedata r:id="rId10" o:title=""/>
                 </v:shape>
-                <v:shape id="Picture 4" o:spid="_x0000_s1031" type="#_x0000_t75" style="position:absolute;top:3556;width:3594;height:3594;visibility:visible;mso-wrap-style:square" o:gfxdata="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">
+                <v:shape id="Picture 4" o:spid="_x0000_s1031" type="#_x0000_t75" style="position:absolute;left:117;top:3556;width:3594;height:3594;visibility:visible;mso-wrap-style:square" o:gfxdata="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">
                   <v:imagedata r:id="rId11" o:title=""/>
                 </v:shape>
                 <w10:wrap type="topAndBottom"/>
@@ -1898,351 +1929,23 @@
     </w:p>
     <w:p>
       <w:r>
+        <w:rPr>
+          <w:noProof/>
+        </w:rPr>
         <w:lastRenderedPageBreak/>
-        <w:t>While</w:t>
-      </w:r>
-      <w:r>
-        <w:t xml:space="preserve"> a designer could select this manually, a drunkard’s walk algorithm was also implemented to allow this grid to be procedurally </w:t>
-      </w:r>
-      <w:r>
-        <w:t>populated</w:t>
-      </w:r>
-      <w:r>
-        <w:t>.</w:t>
-      </w:r>
-      <w:r>
-        <w:t xml:space="preserve"> </w:t>
-      </w:r>
-      <w:r>
-        <w:t>As such, the grid controls also included settings for the drunkard’s walk algorithm, such as the number of steps</w:t>
-      </w:r>
-      <w:r>
-        <w:t xml:space="preserve"> and</w:t>
-      </w:r>
-      <w:r>
-        <w:t xml:space="preserve"> maximum </w:t>
-      </w:r>
-      <w:r>
-        <w:t>grid</w:t>
-      </w:r>
-      <w:r>
-        <w:t xml:space="preserve"> fill area</w:t>
-      </w:r>
-      <w:r>
-        <w:t>, as well as the number of drunkards</w:t>
-      </w:r>
-      <w:r>
-        <w:t xml:space="preserve"> (</w:t>
-      </w:r>
-      <w:r>
-        <w:t xml:space="preserve">each of which could be </w:t>
-      </w:r>
-      <w:r>
-        <w:t>given a directional bias</w:t>
-      </w:r>
-      <w:r>
-        <w:t>)</w:t>
-      </w:r>
-      <w:r>
-        <w:t>.</w:t>
-      </w:r>
-    </w:p>
-    <w:p>
-      <w:pPr>
-        <w:pStyle w:val="Heading2"/>
-      </w:pPr>
-      <w:r>
-        <w:t>Tile Sets</w:t>
-      </w:r>
-    </w:p>
-    <w:p>
-      <w:r>
-        <w:t>The ti</w:t>
-      </w:r>
-      <w:r>
-        <w:t>l</w:t>
-      </w:r>
-      <w:r>
-        <w:t xml:space="preserve">e set scriptable objects allowed designers to </w:t>
-      </w:r>
-      <w:r>
-        <w:t xml:space="preserve">define the constraints of the tiles </w:t>
-      </w:r>
-      <w:r>
-        <w:t>used by the wave function collapse algorithm.</w:t>
-      </w:r>
-      <w:r>
-        <w:t xml:space="preserve"> The constraints of each tile were represented by a three-by-three grid</w:t>
-      </w:r>
-      <w:r>
-        <w:t>, allowing the designer to specify both cardinal and ordinal adjacency constraints</w:t>
-      </w:r>
-      <w:r>
-        <w:t>.</w:t>
-      </w:r>
-      <w:r>
-        <w:t xml:space="preserve"> Additionally, each tile could be assigned a weight</w:t>
-      </w:r>
-      <w:r>
-        <w:t>,</w:t>
-      </w:r>
-      <w:r>
-        <w:t xml:space="preserve"> </w:t>
-      </w:r>
-      <w:r>
-        <w:t xml:space="preserve">allowing the probability of </w:t>
-      </w:r>
-      <w:r>
-        <w:t>its selection</w:t>
-      </w:r>
-      <w:r>
-        <w:t xml:space="preserve"> to be adjusted</w:t>
-      </w:r>
-      <w:r>
-        <w:t>.</w:t>
-      </w:r>
-      <w:r>
-        <w:t xml:space="preserve"> This also meant that a tile set could include “bad tiles”, such as dead ends, with a weight of zero, </w:t>
-      </w:r>
-      <w:r>
-        <w:t xml:space="preserve">which </w:t>
-      </w:r>
-      <w:r>
-        <w:t>would only be used if no other tile was valid.</w:t>
-      </w:r>
-    </w:p>
-    <w:p>
-      <w:pPr>
-        <w:pStyle w:val="Heading2"/>
-      </w:pPr>
-      <w:r>
-        <w:t>Wave Function Collapse</w:t>
-      </w:r>
-    </w:p>
-    <w:p>
-      <w:r>
-        <w:t xml:space="preserve">Once both a grid and a tile set had been specified, a </w:t>
-      </w:r>
-      <w:r>
-        <w:t>m</w:t>
-      </w:r>
-      <w:r>
-        <w:t>ap</w:t>
-      </w:r>
-      <w:r>
-        <w:t xml:space="preserve"> </w:t>
-      </w:r>
-      <w:r>
-        <w:t>layout could be generated using the wave function collapse algorithm.</w:t>
-      </w:r>
-      <w:r>
-        <w:t xml:space="preserve"> The generated map would conform to the shape outlined by the grid and place tiles </w:t>
-      </w:r>
-      <w:r>
-        <w:t>according to</w:t>
-      </w:r>
-      <w:r>
-        <w:t xml:space="preserve"> the weights specified by the tile set.</w:t>
-      </w:r>
-    </w:p>
-    <w:p>
-      <w:r>
-        <w:t xml:space="preserve">A simple backtracking procedure was implemented to </w:t>
-      </w:r>
-      <w:r>
-        <w:t xml:space="preserve">attempt </w:t>
-      </w:r>
-      <w:r>
-        <w:t xml:space="preserve">to </w:t>
-      </w:r>
-      <w:r>
-        <w:t>resolve</w:t>
-      </w:r>
-      <w:r>
-        <w:t xml:space="preserve"> contradictions.</w:t>
-      </w:r>
-      <w:r>
-        <w:t xml:space="preserve"> In the event of a contradiction, the previously placed tile would be removed and </w:t>
-      </w:r>
-      <w:r>
-        <w:t>randomly replaced, allowing a different, non-contraction-causing tile to be placed in that</w:t>
-      </w:r>
-      <w:r>
-        <w:t xml:space="preserve"> position.</w:t>
-      </w:r>
-      <w:r>
-        <w:t xml:space="preserve"> If a contradiction still occurred, the previous two tiles would be removed</w:t>
-      </w:r>
-      <w:r>
-        <w:t xml:space="preserve"> and reselected. This would repeat, stepping backwards an additional tile each time the contradiction still occurred, </w:t>
-      </w:r>
-      <w:proofErr w:type="gramStart"/>
-      <w:r>
-        <w:t>a number of</w:t>
-      </w:r>
-      <w:proofErr w:type="gramEnd"/>
-      <w:r>
-        <w:t xml:space="preserve"> times specified by the designer</w:t>
-      </w:r>
-      <w:r>
-        <w:t>, until the algorithm progressed beyond the point where the contradiction occurred.</w:t>
-      </w:r>
-      <w:r>
-        <w:t xml:space="preserve"> </w:t>
-      </w:r>
-      <w:r>
-        <w:t>If the contradiction could not be resolved, the layout generation process would be aborted, and an error message showing</w:t>
-      </w:r>
-      <w:r>
-        <w:t xml:space="preserve"> the layout of the </w:t>
-      </w:r>
-      <w:r>
-        <w:t>missing</w:t>
-      </w:r>
-      <w:r>
-        <w:t xml:space="preserve"> tile would be displayed.</w:t>
-      </w:r>
-      <w:r>
-        <w:t xml:space="preserve"> </w:t>
-      </w:r>
-    </w:p>
-    <w:p>
-      <w:r>
-        <w:t xml:space="preserve">Once </w:t>
-      </w:r>
-      <w:r>
-        <w:t>generated, a 2D visualisation of the layout would be displayed in the game scene, allowing the map layout</w:t>
-      </w:r>
-      <w:r>
-        <w:t xml:space="preserve"> to be </w:t>
-      </w:r>
-      <w:r>
-        <w:t>examined</w:t>
-      </w:r>
-      <w:r>
-        <w:t>.</w:t>
-      </w:r>
-    </w:p>
-    <w:p>
-      <w:pPr>
-        <w:pStyle w:val="Heading2"/>
-      </w:pPr>
-      <w:r>
-        <w:t>3D Conversion</w:t>
-      </w:r>
-    </w:p>
-    <w:p>
-      <w:r>
-        <w:t xml:space="preserve">Once the layout had been generated, the designer could select a room cell </w:t>
-      </w:r>
-      <w:r>
-        <w:t>and</w:t>
-      </w:r>
-      <w:r>
-        <w:t xml:space="preserve"> convert </w:t>
-      </w:r>
-      <w:r>
-        <w:t>each tile in the</w:t>
-      </w:r>
-      <w:r>
-        <w:t xml:space="preserve"> layout into a 3D model</w:t>
-      </w:r>
-      <w:r>
-        <w:t>.</w:t>
-      </w:r>
-      <w:r>
-        <w:t xml:space="preserve"> The room cell was designed to contain every layout and orientation of the tile set in a single </w:t>
-      </w:r>
-      <w:r>
-        <w:t>prefab</w:t>
-      </w:r>
-      <w:r>
-        <w:t xml:space="preserve">. Parts of the </w:t>
-      </w:r>
-      <w:r>
-        <w:t>prefab</w:t>
-      </w:r>
-      <w:r>
-        <w:t xml:space="preserve"> </w:t>
-      </w:r>
-      <w:r>
-        <w:t>would then be selectively enabled or disabled depending on the tile it was provided</w:t>
-      </w:r>
-      <w:r>
-        <w:t xml:space="preserve"> with</w:t>
-      </w:r>
-      <w:r>
-        <w:t>.</w:t>
-      </w:r>
-    </w:p>
-    <w:p>
-      <w:pPr>
-        <w:pStyle w:val="Heading1"/>
-      </w:pPr>
-      <w:r>
-        <w:t>EValuation</w:t>
-      </w:r>
-    </w:p>
-    <w:p>
-      <w:r>
-        <w:t>This section should evaluate your implementation of the techni</w:t>
-      </w:r>
-      <w:r>
-        <w:t>que. Images and/or data/measurements are appropriate and encouraged here</w:t>
-      </w:r>
-      <w:r>
-        <w:t>.</w:t>
-      </w:r>
-    </w:p>
-    <w:p>
-      <w:pPr>
-        <w:pStyle w:val="Heading1"/>
-      </w:pPr>
-      <w:r>
-        <w:t>Style/FORMAT Notes</w:t>
-      </w:r>
-      <w:r>
-        <w:t xml:space="preserve"> (section to be removed before submission)</w:t>
-      </w:r>
-    </w:p>
-    <w:p>
-      <w:r>
-        <w:t>The font, font size and justification should not be changed from this template.</w:t>
-      </w:r>
-    </w:p>
-    <w:p>
-      <w:pPr>
-        <w:pStyle w:val="Heading2"/>
-      </w:pPr>
-      <w:r>
-        <w:t>Images</w:t>
-      </w:r>
-    </w:p>
-    <w:p>
-      <w:r>
-        <w:t xml:space="preserve">Images/diagrams/charts must be labelled with a </w:t>
-      </w:r>
-      <w:r>
-        <w:t xml:space="preserve">label in the format shown below. They should be labelled as numbered figures. The text of the paper must refer to the image by number and explain its </w:t>
-      </w:r>
-      <w:r>
-        <w:t xml:space="preserve">significance. </w:t>
-      </w:r>
-      <w:r>
-        <w:t xml:space="preserve">The figure need not be next to the text explaining it if that causes layout problems. </w:t>
-      </w:r>
-    </w:p>
-    <w:p>
-      <w:pPr>
-        <w:keepNext/>
-        <w:jc w:val="center"/>
-      </w:pPr>
-      <w:r>
         <w:drawing>
-          <wp:inline distT="0" distB="0" distL="0" distR="0" wp14:anchorId="5347B198" wp14:editId="13B95D9F">
-            <wp:extent cx="1514474" cy="757237"/>
-            <wp:effectExtent l="0" t="0" r="0" b="5080"/>
-            <wp:docPr id="654567271" name="Picture 2"/>
+          <wp:anchor distT="0" distB="0" distL="114300" distR="114300" simplePos="0" relativeHeight="252204032" behindDoc="0" locked="0" layoutInCell="1" allowOverlap="1" wp14:anchorId="529E17CD" wp14:editId="33CDEA93">
+            <wp:simplePos x="0" y="0"/>
+            <wp:positionH relativeFrom="column">
+              <wp:posOffset>3336925</wp:posOffset>
+            </wp:positionH>
+            <wp:positionV relativeFrom="paragraph">
+              <wp:posOffset>418465</wp:posOffset>
+            </wp:positionV>
+            <wp:extent cx="1454785" cy="1454785"/>
+            <wp:effectExtent l="0" t="0" r="0" b="0"/>
+            <wp:wrapTopAndBottom/>
+            <wp:docPr id="1640562659" name="Picture 7"/>
             <wp:cNvGraphicFramePr>
               <a:graphicFrameLocks xmlns:a="http://schemas.openxmlformats.org/drawingml/2006/main" noChangeAspect="1"/>
             </wp:cNvGraphicFramePr>
@@ -2250,7 +1953,7 @@
               <a:graphicData uri="http://schemas.openxmlformats.org/drawingml/2006/picture">
                 <pic:pic xmlns:pic="http://schemas.openxmlformats.org/drawingml/2006/picture">
                   <pic:nvPicPr>
-                    <pic:cNvPr id="654567271" name="Picture 654567271"/>
+                    <pic:cNvPr id="1640562659" name="Picture 7"/>
                     <pic:cNvPicPr/>
                   </pic:nvPicPr>
                   <pic:blipFill>
@@ -2262,7 +1965,7 @@
                   <pic:spPr>
                     <a:xfrm>
                       <a:off x="0" y="0"/>
-                      <a:ext cx="1528435" cy="764217"/>
+                      <a:ext cx="1454785" cy="1454785"/>
                     </a:xfrm>
                     <a:prstGeom prst="rect">
                       <a:avLst/>
@@ -2271,14 +1974,416 @@
                 </pic:pic>
               </a:graphicData>
             </a:graphic>
-          </wp:inline>
+          </wp:anchor>
         </w:drawing>
+      </w:r>
+      <w:r>
+        <w:rPr>
+          <w:noProof/>
+        </w:rPr>
+        <w:drawing>
+          <wp:anchor distT="0" distB="0" distL="114300" distR="114300" simplePos="0" relativeHeight="252193792" behindDoc="0" locked="0" layoutInCell="1" allowOverlap="1" wp14:anchorId="60FDDD4D" wp14:editId="0089869A">
+            <wp:simplePos x="0" y="0"/>
+            <wp:positionH relativeFrom="column">
+              <wp:posOffset>4935220</wp:posOffset>
+            </wp:positionH>
+            <wp:positionV relativeFrom="paragraph">
+              <wp:posOffset>418172</wp:posOffset>
+            </wp:positionV>
+            <wp:extent cx="1459230" cy="1454785"/>
+            <wp:effectExtent l="0" t="0" r="7620" b="0"/>
+            <wp:wrapTopAndBottom/>
+            <wp:docPr id="763745473" name="Picture 7"/>
+            <wp:cNvGraphicFramePr>
+              <a:graphicFrameLocks xmlns:a="http://schemas.openxmlformats.org/drawingml/2006/main" noChangeAspect="1"/>
+            </wp:cNvGraphicFramePr>
+            <a:graphic xmlns:a="http://schemas.openxmlformats.org/drawingml/2006/main">
+              <a:graphicData uri="http://schemas.openxmlformats.org/drawingml/2006/picture">
+                <pic:pic xmlns:pic="http://schemas.openxmlformats.org/drawingml/2006/picture">
+                  <pic:nvPicPr>
+                    <pic:cNvPr id="763745473" name="Picture 763745473"/>
+                    <pic:cNvPicPr/>
+                  </pic:nvPicPr>
+                  <pic:blipFill>
+                    <a:blip r:embed="rId13"/>
+                    <a:stretch>
+                      <a:fillRect/>
+                    </a:stretch>
+                  </pic:blipFill>
+                  <pic:spPr>
+                    <a:xfrm>
+                      <a:off x="0" y="0"/>
+                      <a:ext cx="1459230" cy="1454785"/>
+                    </a:xfrm>
+                    <a:prstGeom prst="rect">
+                      <a:avLst/>
+                    </a:prstGeom>
+                  </pic:spPr>
+                </pic:pic>
+              </a:graphicData>
+            </a:graphic>
+          </wp:anchor>
+        </w:drawing>
+      </w:r>
+      <w:r>
+        <w:t>While</w:t>
+      </w:r>
+      <w:r>
+        <w:t xml:space="preserve"> a designer could select this manually, a drunkard’s walk algorithm was also implemented to allow this grid to be procedurally </w:t>
+      </w:r>
+      <w:r>
+        <w:t>populated</w:t>
+      </w:r>
+      <w:r>
+        <w:t>.</w:t>
+      </w:r>
+      <w:r>
+        <w:t xml:space="preserve"> </w:t>
+      </w:r>
+      <w:r>
+        <w:t>As such, the grid controls also included settings for the drunkard’s walk algorithm, such as the number of steps</w:t>
+      </w:r>
+      <w:r>
+        <w:t xml:space="preserve"> and</w:t>
+      </w:r>
+      <w:r>
+        <w:t xml:space="preserve"> maximum </w:t>
+      </w:r>
+      <w:r>
+        <w:t>grid</w:t>
+      </w:r>
+      <w:r>
+        <w:t xml:space="preserve"> fill area</w:t>
+      </w:r>
+      <w:r>
+        <w:t>, as well as the number of drunkards</w:t>
+      </w:r>
+      <w:r>
+        <w:t xml:space="preserve"> (</w:t>
+      </w:r>
+      <w:r>
+        <w:t xml:space="preserve">each of which could be </w:t>
+      </w:r>
+      <w:r>
+        <w:t>given a directional bias</w:t>
+      </w:r>
+      <w:r>
+        <w:t>)</w:t>
+      </w:r>
+      <w:r>
+        <w:t>.</w:t>
+      </w:r>
+    </w:p>
+    <w:p>
+      <w:pPr>
+        <w:pStyle w:val="Heading2"/>
+      </w:pPr>
+      <w:r>
+        <w:t>Tile Sets</w:t>
+      </w:r>
+    </w:p>
+    <w:p>
+      <w:r>
+        <w:t>The ti</w:t>
+      </w:r>
+      <w:r>
+        <w:t>l</w:t>
+      </w:r>
+      <w:r>
+        <w:t xml:space="preserve">e set scriptable objects allowed designers to </w:t>
+      </w:r>
+      <w:r>
+        <w:t xml:space="preserve">define the constraints of the tiles </w:t>
+      </w:r>
+      <w:r>
+        <w:t>used by the wave function collapse algorithm.</w:t>
+      </w:r>
+      <w:r>
+        <w:t xml:space="preserve"> The constraints of each tile were represented by a three-by-three grid</w:t>
+      </w:r>
+      <w:r>
+        <w:t xml:space="preserve">, allowing the designer to specify both cardinal and </w:t>
+      </w:r>
+      <w:r>
+        <w:t>intercardinal</w:t>
+      </w:r>
+      <w:r>
+        <w:t xml:space="preserve"> adjacency constraints</w:t>
+      </w:r>
+      <w:r>
+        <w:t>.</w:t>
+      </w:r>
+      <w:r>
+        <w:t xml:space="preserve"> Additionally, each tile could be assigned a weight</w:t>
+      </w:r>
+      <w:r>
+        <w:t>,</w:t>
+      </w:r>
+      <w:r>
+        <w:t xml:space="preserve"> </w:t>
+      </w:r>
+      <w:r>
+        <w:t xml:space="preserve">allowing the probability of </w:t>
+      </w:r>
+      <w:r>
+        <w:t>its selection</w:t>
+      </w:r>
+      <w:r>
+        <w:t xml:space="preserve"> to be adjusted</w:t>
+      </w:r>
+      <w:r>
+        <w:t>.</w:t>
+      </w:r>
+      <w:r>
+        <w:t xml:space="preserve"> This also meant that a tile set could include “bad tiles”, such as dead ends, with a weight of zero, </w:t>
+      </w:r>
+      <w:r>
+        <w:t xml:space="preserve">which </w:t>
+      </w:r>
+      <w:r>
+        <w:t>would only be used if no other tile was valid.</w:t>
+      </w:r>
+    </w:p>
+    <w:p>
+      <w:pPr>
+        <w:pStyle w:val="Heading2"/>
+      </w:pPr>
+      <w:r>
+        <w:t>Wave Function Collapse</w:t>
+      </w:r>
+    </w:p>
+    <w:p>
+      <w:r>
+        <w:t xml:space="preserve">Once both a grid and a tile set had been specified, a </w:t>
+      </w:r>
+      <w:r>
+        <w:t>m</w:t>
+      </w:r>
+      <w:r>
+        <w:t>ap</w:t>
+      </w:r>
+      <w:r>
+        <w:t xml:space="preserve"> </w:t>
+      </w:r>
+      <w:r>
+        <w:t>layout could be generated using the wave function collapse algorithm.</w:t>
+      </w:r>
+      <w:r>
+        <w:t xml:space="preserve"> The generated map would conform to the shape outlined by the grid and place tiles </w:t>
+      </w:r>
+      <w:r>
+        <w:t>according to</w:t>
+      </w:r>
+      <w:r>
+        <w:t xml:space="preserve"> the </w:t>
+      </w:r>
+      <w:r>
+        <w:t>tile set's weights</w:t>
+      </w:r>
+      <w:r>
+        <w:t>.</w:t>
+      </w:r>
+    </w:p>
+    <w:p>
+      <w:r>
+        <w:t xml:space="preserve">A simple backtracking procedure was implemented to </w:t>
+      </w:r>
+      <w:r>
+        <w:t xml:space="preserve">attempt </w:t>
+      </w:r>
+      <w:r>
+        <w:t xml:space="preserve">to </w:t>
+      </w:r>
+      <w:r>
+        <w:t>resolve</w:t>
+      </w:r>
+      <w:r>
+        <w:t xml:space="preserve"> contradictions.</w:t>
+      </w:r>
+      <w:r>
+        <w:t xml:space="preserve"> In the event of a contradiction, the previously placed tile would be removed and </w:t>
+      </w:r>
+      <w:r>
+        <w:t>randomly replaced, allowing a different</w:t>
+      </w:r>
+      <w:r>
+        <w:t xml:space="preserve"> tile that does not cause a contraction </w:t>
+      </w:r>
+      <w:r>
+        <w:t>to be placed in that</w:t>
+      </w:r>
+      <w:r>
+        <w:t xml:space="preserve"> position.</w:t>
+      </w:r>
+      <w:r>
+        <w:t xml:space="preserve"> If a contradiction still occurred, the previous two tiles would be removed</w:t>
+      </w:r>
+      <w:r>
+        <w:t xml:space="preserve"> and reselected. This would repeat, stepping backwards an additional tile each time the contradiction still occurred, a number of times specified by the designer</w:t>
+      </w:r>
+      <w:r>
+        <w:t>, until the algorithm progressed beyond the point where the contradiction occurred.</w:t>
+      </w:r>
+      <w:r>
+        <w:t xml:space="preserve"> </w:t>
+      </w:r>
+      <w:r>
+        <w:t>If the contradiction could not be resolved, the layout generation process would be aborted, and an error message showing</w:t>
+      </w:r>
+      <w:r>
+        <w:t xml:space="preserve"> the layout of the </w:t>
+      </w:r>
+      <w:r>
+        <w:t>missing</w:t>
+      </w:r>
+      <w:r>
+        <w:t xml:space="preserve"> tile would be displayed.</w:t>
+      </w:r>
+      <w:r>
+        <w:t xml:space="preserve"> </w:t>
+      </w:r>
+    </w:p>
+    <w:p>
+      <w:r>
+        <w:t xml:space="preserve">Once </w:t>
+      </w:r>
+      <w:r>
+        <w:t>generated, a 2D visualisation of the layout would be displayed in the game scene, allowing the map layout</w:t>
+      </w:r>
+      <w:r>
+        <w:t xml:space="preserve"> to be </w:t>
+      </w:r>
+      <w:r>
+        <w:t>examined</w:t>
+      </w:r>
+      <w:r>
+        <w:t>.</w:t>
+      </w:r>
+    </w:p>
+    <w:p>
+      <w:pPr>
+        <w:pStyle w:val="Heading2"/>
+      </w:pPr>
+      <w:r>
+        <w:t>3D Conversion</w:t>
+      </w:r>
+    </w:p>
+    <w:p>
+      <w:r>
+        <w:t xml:space="preserve">Once the layout had been generated, the designer could select a room cell </w:t>
+      </w:r>
+      <w:r>
+        <w:t>and</w:t>
+      </w:r>
+      <w:r>
+        <w:t xml:space="preserve"> convert </w:t>
+      </w:r>
+      <w:r>
+        <w:t>each tile in the</w:t>
+      </w:r>
+      <w:r>
+        <w:t xml:space="preserve"> layout into a 3D model</w:t>
+      </w:r>
+      <w:r>
+        <w:t>.</w:t>
+      </w:r>
+      <w:r>
+        <w:t xml:space="preserve"> The room cell was designed to contain every layout and orientation of the tile set in a single </w:t>
+      </w:r>
+      <w:r>
+        <w:t>prefab</w:t>
+      </w:r>
+      <w:r>
+        <w:t xml:space="preserve">. Parts of the </w:t>
+      </w:r>
+      <w:r>
+        <w:t>prefab</w:t>
+      </w:r>
+      <w:r>
+        <w:t xml:space="preserve"> </w:t>
+      </w:r>
+      <w:r>
+        <w:t>would then be selectively enabled or disabled depending on the tile it was provided</w:t>
+      </w:r>
+      <w:r>
+        <w:t xml:space="preserve"> with</w:t>
+      </w:r>
+      <w:r>
+        <w:t>.</w:t>
+      </w:r>
+    </w:p>
+    <w:p>
+      <w:pPr>
+        <w:pStyle w:val="Heading1"/>
+      </w:pPr>
+      <w:r>
+        <w:t>EValuation</w:t>
+      </w:r>
+    </w:p>
+    <w:p>
+      <w:r>
+        <w:t xml:space="preserve">The implementation of the wave function collapse map generator was fairly successful. When using both a simple tile set </w:t>
+      </w:r>
+      <w:r>
+        <w:t>(see Appendix B) and an extended tile set (see Appendix C)</w:t>
+      </w:r>
+      <w:r>
+        <w:t xml:space="preserve"> on a </w:t>
+      </w:r>
+      <w:r>
+        <w:t>rectangular</w:t>
+      </w:r>
+      <w:r>
+        <w:t xml:space="preserve"> grid</w:t>
+      </w:r>
+      <w:r>
+        <w:t xml:space="preserve">, the generator </w:t>
+      </w:r>
+      <w:r>
+        <w:t xml:space="preserve">produced </w:t>
+      </w:r>
+      <w:r>
+        <w:t xml:space="preserve">correctly oriented, mostly contiguous game maps with only a </w:t>
+      </w:r>
+      <w:r>
+        <w:t>handful of isolated areas</w:t>
+      </w:r>
+      <w:r>
+        <w:t xml:space="preserve"> (see </w:t>
+      </w:r>
+      <w:r>
+        <w:fldChar w:fldCharType="begin"/>
+      </w:r>
+      <w:r>
+        <w:instrText xml:space="preserve"> REF _Ref232948644 \h </w:instrText>
+      </w:r>
+      <w:r>
+        <w:fldChar w:fldCharType="separate"/>
+      </w:r>
+      <w:r>
+        <w:t xml:space="preserve">Figure </w:t>
+      </w:r>
+      <w:r>
+        <w:rPr>
+          <w:noProof/>
+        </w:rPr>
+        <w:t>3</w:t>
+      </w:r>
+      <w:r>
+        <w:fldChar w:fldCharType="end"/>
+      </w:r>
+      <w:r>
+        <w:t>)</w:t>
+      </w:r>
+      <w:r>
+        <w:t>.</w:t>
       </w:r>
     </w:p>
     <w:p>
       <w:pPr>
         <w:pStyle w:val="Caption"/>
       </w:pPr>
+      <w:bookmarkStart w:id="3" w:name="_Ref232948644"/>
       <w:r>
         <w:t xml:space="preserve">Figure </w:t>
       </w:r>
@@ -2300,291 +2405,727 @@
       <w:r>
         <w:fldChar w:fldCharType="end"/>
       </w:r>
-      <w:r>
-        <w:t xml:space="preserve">. </w:t>
-      </w:r>
-      <w:r>
-        <w:t>Insert a numbered caption below each figure/table. Times New Roman 9-point bold</w:t>
+      <w:bookmarkEnd w:id="3"/>
+      <w:r>
+        <w:t>: Game maps generated using the simple tile set (</w:t>
+      </w:r>
+      <w:r>
+        <w:t>l</w:t>
+      </w:r>
+      <w:r>
+        <w:t>eft) and the extended tile set (</w:t>
+      </w:r>
+      <w:r>
+        <w:t>r</w:t>
+      </w:r>
+      <w:r>
+        <w:t>ight). Both use</w:t>
+      </w:r>
+      <w:r>
+        <w:t xml:space="preserve"> </w:t>
+      </w:r>
+      <w:r>
+        <w:t xml:space="preserve">a </w:t>
+      </w:r>
+      <w:r>
+        <w:t>10-by-10</w:t>
+      </w:r>
+      <w:r>
+        <w:t xml:space="preserve"> grid</w:t>
+      </w:r>
+      <w:r>
+        <w:t xml:space="preserve">, </w:t>
+      </w:r>
+      <w:r>
+        <w:t>a seed of</w:t>
+      </w:r>
+      <w:r>
+        <w:t xml:space="preserve"> </w:t>
+      </w:r>
+      <w:r>
+        <w:t>-345557364</w:t>
+      </w:r>
+      <w:r>
+        <w:t xml:space="preserve">, and a backtracking limit of </w:t>
+      </w:r>
+      <w:r>
+        <w:t>10</w:t>
       </w:r>
       <w:r>
         <w:t>.</w:t>
-      </w:r>
-      <w:r>
-        <w:t xml:space="preserve"> One-line captions should be </w:t>
-      </w:r>
-      <w:proofErr w:type="spellStart"/>
-      <w:r>
-        <w:t>centered</w:t>
-      </w:r>
-      <w:proofErr w:type="spellEnd"/>
-      <w:r>
-        <w:t>; multi-line should be justified.</w:t>
       </w:r>
     </w:p>
     <w:p>
-      <w:pPr>
+      <w:r>
         <w:rPr>
-          <w:b/>
-          <w:bCs/>
+          <w:noProof/>
         </w:rPr>
-      </w:pPr>
+        <w:drawing>
+          <wp:anchor distT="0" distB="0" distL="114300" distR="114300" simplePos="0" relativeHeight="252207104" behindDoc="0" locked="0" layoutInCell="1" allowOverlap="1" wp14:anchorId="25233537" wp14:editId="0984A0D7">
+            <wp:simplePos x="0" y="0"/>
+            <wp:positionH relativeFrom="column">
+              <wp:posOffset>781050</wp:posOffset>
+            </wp:positionH>
+            <wp:positionV relativeFrom="paragraph">
+              <wp:posOffset>660547</wp:posOffset>
+            </wp:positionV>
+            <wp:extent cx="1494155" cy="1484630"/>
+            <wp:effectExtent l="0" t="0" r="0" b="1270"/>
+            <wp:wrapTopAndBottom/>
+            <wp:docPr id="619309984" name="Picture 9"/>
+            <wp:cNvGraphicFramePr>
+              <a:graphicFrameLocks xmlns:a="http://schemas.openxmlformats.org/drawingml/2006/main" noChangeAspect="1"/>
+            </wp:cNvGraphicFramePr>
+            <a:graphic xmlns:a="http://schemas.openxmlformats.org/drawingml/2006/main">
+              <a:graphicData uri="http://schemas.openxmlformats.org/drawingml/2006/picture">
+                <pic:pic xmlns:pic="http://schemas.openxmlformats.org/drawingml/2006/picture">
+                  <pic:nvPicPr>
+                    <pic:cNvPr id="619309984" name="Picture 619309984"/>
+                    <pic:cNvPicPr/>
+                  </pic:nvPicPr>
+                  <pic:blipFill rotWithShape="1">
+                    <a:blip r:embed="rId14"/>
+                    <a:srcRect t="269"/>
+                    <a:stretch>
+                      <a:fillRect/>
+                    </a:stretch>
+                  </pic:blipFill>
+                  <pic:spPr bwMode="auto">
+                    <a:xfrm>
+                      <a:off x="0" y="0"/>
+                      <a:ext cx="1494155" cy="1484630"/>
+                    </a:xfrm>
+                    <a:prstGeom prst="rect">
+                      <a:avLst/>
+                    </a:prstGeom>
+                    <a:ln>
+                      <a:noFill/>
+                    </a:ln>
+                    <a:extLst>
+                      <a:ext uri="{53640926-AAD7-44D8-BBD7-CCE9431645EC}">
+                        <a14:shadowObscured xmlns:a14="http://schemas.microsoft.com/office/drawing/2010/main"/>
+                      </a:ext>
+                    </a:extLst>
+                  </pic:spPr>
+                </pic:pic>
+              </a:graphicData>
+            </a:graphic>
+            <wp14:sizeRelH relativeFrom="margin">
+              <wp14:pctWidth>0</wp14:pctWidth>
+            </wp14:sizeRelH>
+          </wp:anchor>
+        </w:drawing>
+      </w:r>
+      <w:r>
+        <w:t xml:space="preserve">However, when generating maps on custom-shaped grids </w:t>
+      </w:r>
+      <w:r>
+        <w:t>with thin connecting corridor sections</w:t>
+      </w:r>
+      <w:r>
+        <w:t xml:space="preserve"> (see </w:t>
+      </w:r>
+      <w:r>
+        <w:fldChar w:fldCharType="begin"/>
+      </w:r>
+      <w:r>
+        <w:instrText xml:space="preserve"> REF _Ref232949883 \h </w:instrText>
+      </w:r>
+      <w:r>
+        <w:fldChar w:fldCharType="separate"/>
+      </w:r>
+      <w:r>
+        <w:t xml:space="preserve">Figure </w:t>
+      </w:r>
       <w:r>
         <w:rPr>
-          <w:b/>
-          <w:bCs/>
+          <w:noProof/>
         </w:rPr>
-        <w:t>Tables</w:t>
+        <w:t>4</w:t>
+      </w:r>
+      <w:r>
+        <w:fldChar w:fldCharType="end"/>
+      </w:r>
+      <w:r>
+        <w:t>)</w:t>
+      </w:r>
+      <w:r>
+        <w:t>, both tile sets struggled to connect the two sections in</w:t>
+      </w:r>
+      <w:r>
+        <w:t xml:space="preserve"> most generations</w:t>
+      </w:r>
+      <w:r>
+        <w:t xml:space="preserve"> (see </w:t>
+      </w:r>
+      <w:r>
+        <w:fldChar w:fldCharType="begin"/>
+      </w:r>
+      <w:r>
+        <w:instrText xml:space="preserve"> REF _Ref232950060 \h </w:instrText>
+      </w:r>
+      <w:r>
+        <w:fldChar w:fldCharType="separate"/>
+      </w:r>
+      <w:r>
+        <w:t xml:space="preserve">Figure </w:t>
+      </w:r>
+      <w:r>
+        <w:rPr>
+          <w:noProof/>
+        </w:rPr>
+        <w:t>5</w:t>
+      </w:r>
+      <w:r>
+        <w:fldChar w:fldCharType="end"/>
+      </w:r>
+      <w:r>
+        <w:t>)</w:t>
+      </w:r>
+      <w:r>
+        <w:t>.</w:t>
       </w:r>
     </w:p>
-    <w:p>
-      <w:r>
-        <w:t>Tables should be similarly labelled, numbered and referred to in the text.</w:t>
-      </w:r>
-    </w:p>
-    <w:p/>
-    <w:tbl>
-      <w:tblPr>
-        <w:tblW w:w="0" w:type="auto"/>
-        <w:jc w:val="center"/>
-        <w:tblBorders>
-          <w:insideH w:val="single" w:sz="8" w:space="0" w:color="BFBFBF"/>
-          <w:insideV w:val="single" w:sz="8" w:space="0" w:color="BFBFBF"/>
-        </w:tblBorders>
-        <w:tblLayout w:type="fixed"/>
-        <w:tblLook w:val="0000" w:firstRow="0" w:lastRow="0" w:firstColumn="0" w:lastColumn="0" w:noHBand="0" w:noVBand="0"/>
-        <w:tblCaption w:val="Example of table"/>
-        <w:tblDescription w:val="The table describes how captions positions were changed over time."/>
-      </w:tblPr>
-      <w:tblGrid>
-        <w:gridCol w:w="1080"/>
-        <w:gridCol w:w="1260"/>
-        <w:gridCol w:w="2250"/>
-      </w:tblGrid>
-      <w:tr>
-        <w:trPr>
-          <w:cantSplit/>
-          <w:trHeight w:val="310"/>
-          <w:tblHeader/>
-          <w:jc w:val="center"/>
-        </w:trPr>
-        <w:tc>
-          <w:tcPr>
-            <w:tcW w:w="1080" w:type="dxa"/>
-            <w:tcBorders>
-              <w:bottom w:val="single" w:sz="8" w:space="0" w:color="BFBFBF"/>
-            </w:tcBorders>
-            <w:vAlign w:val="center"/>
-          </w:tcPr>
-          <w:p>
-            <w:pPr>
-              <w:pStyle w:val="TableText"/>
-              <w:rPr>
-                <w:b/>
-              </w:rPr>
-            </w:pPr>
-            <w:r>
-              <w:rPr>
-                <w:b/>
-              </w:rPr>
-              <w:t>Objects</w:t>
-            </w:r>
-          </w:p>
-        </w:tc>
-        <w:tc>
-          <w:tcPr>
-            <w:tcW w:w="1260" w:type="dxa"/>
-            <w:tcBorders>
-              <w:top w:val="nil"/>
-              <w:bottom w:val="single" w:sz="8" w:space="0" w:color="BFBFBF"/>
-              <w:right w:val="nil"/>
-            </w:tcBorders>
-            <w:vAlign w:val="center"/>
-          </w:tcPr>
-          <w:p>
-            <w:pPr>
-              <w:pStyle w:val="TableText"/>
-              <w:rPr>
-                <w:b/>
-              </w:rPr>
-            </w:pPr>
-            <w:r>
-              <w:rPr>
-                <w:b/>
-              </w:rPr>
-              <w:t>Caption – pre-2002</w:t>
-            </w:r>
-          </w:p>
-        </w:tc>
-        <w:tc>
-          <w:tcPr>
-            <w:tcW w:w="2250" w:type="dxa"/>
-            <w:tcBorders>
-              <w:top w:val="nil"/>
-              <w:left w:val="nil"/>
-              <w:bottom w:val="single" w:sz="8" w:space="0" w:color="BFBFBF"/>
-            </w:tcBorders>
-            <w:vAlign w:val="center"/>
-          </w:tcPr>
-          <w:p>
-            <w:pPr>
-              <w:pStyle w:val="TableText"/>
-              <w:rPr>
-                <w:b/>
-              </w:rPr>
-            </w:pPr>
-            <w:r>
-              <w:rPr>
-                <w:b/>
-              </w:rPr>
-              <w:t>Caption – 2003 and afterwards</w:t>
-            </w:r>
-          </w:p>
-        </w:tc>
-      </w:tr>
-      <w:tr>
-        <w:trPr>
-          <w:cantSplit/>
-          <w:trHeight w:val="56"/>
-          <w:jc w:val="center"/>
-        </w:trPr>
-        <w:tc>
-          <w:tcPr>
-            <w:tcW w:w="1080" w:type="dxa"/>
-            <w:tcBorders>
-              <w:top w:val="single" w:sz="8" w:space="0" w:color="BFBFBF"/>
-              <w:bottom w:val="nil"/>
-            </w:tcBorders>
-            <w:vAlign w:val="center"/>
-          </w:tcPr>
-          <w:p>
-            <w:pPr>
-              <w:pStyle w:val="TableText"/>
-            </w:pPr>
-            <w:r>
-              <w:t>Tables</w:t>
-            </w:r>
-          </w:p>
-        </w:tc>
-        <w:tc>
-          <w:tcPr>
-            <w:tcW w:w="1260" w:type="dxa"/>
-            <w:tcBorders>
-              <w:top w:val="single" w:sz="8" w:space="0" w:color="BFBFBF"/>
-              <w:bottom w:val="nil"/>
-              <w:right w:val="nil"/>
-            </w:tcBorders>
-            <w:vAlign w:val="center"/>
-          </w:tcPr>
-          <w:p>
-            <w:pPr>
-              <w:pStyle w:val="TableText"/>
-            </w:pPr>
-            <w:r>
-              <w:t>Above</w:t>
-            </w:r>
-          </w:p>
-        </w:tc>
-        <w:tc>
-          <w:tcPr>
-            <w:tcW w:w="2250" w:type="dxa"/>
-            <w:tcBorders>
-              <w:top w:val="single" w:sz="8" w:space="0" w:color="BFBFBF"/>
-              <w:left w:val="nil"/>
-              <w:bottom w:val="nil"/>
-            </w:tcBorders>
-            <w:vAlign w:val="center"/>
-          </w:tcPr>
-          <w:p>
-            <w:pPr>
-              <w:pStyle w:val="TableText"/>
-            </w:pPr>
-            <w:r>
-              <w:t>Below</w:t>
-            </w:r>
-          </w:p>
-        </w:tc>
-      </w:tr>
-      <w:tr>
-        <w:trPr>
-          <w:cantSplit/>
-          <w:trHeight w:val="341"/>
-          <w:jc w:val="center"/>
-        </w:trPr>
-        <w:tc>
-          <w:tcPr>
-            <w:tcW w:w="1080" w:type="dxa"/>
-            <w:tcBorders>
-              <w:top w:val="nil"/>
-              <w:bottom w:val="nil"/>
-            </w:tcBorders>
-            <w:vAlign w:val="center"/>
-          </w:tcPr>
-          <w:p>
-            <w:pPr>
-              <w:pStyle w:val="TableText"/>
-            </w:pPr>
-            <w:r>
-              <w:t>Figures</w:t>
-            </w:r>
-          </w:p>
-        </w:tc>
-        <w:tc>
-          <w:tcPr>
-            <w:tcW w:w="1260" w:type="dxa"/>
-            <w:tcBorders>
-              <w:top w:val="nil"/>
-              <w:bottom w:val="nil"/>
-              <w:right w:val="nil"/>
-            </w:tcBorders>
-            <w:vAlign w:val="center"/>
-          </w:tcPr>
-          <w:p>
-            <w:pPr>
-              <w:pStyle w:val="TableText"/>
-            </w:pPr>
-            <w:r>
-              <w:t>Below</w:t>
-            </w:r>
-          </w:p>
-        </w:tc>
-        <w:tc>
-          <w:tcPr>
-            <w:tcW w:w="2250" w:type="dxa"/>
-            <w:tcBorders>
-              <w:top w:val="nil"/>
-              <w:left w:val="nil"/>
-              <w:bottom w:val="nil"/>
-            </w:tcBorders>
-            <w:vAlign w:val="center"/>
-          </w:tcPr>
-          <w:p>
-            <w:pPr>
-              <w:pStyle w:val="TableText"/>
-              <w:keepNext/>
-            </w:pPr>
-            <w:r>
-              <w:t>Below</w:t>
-            </w:r>
-          </w:p>
-        </w:tc>
-      </w:tr>
-    </w:tbl>
     <w:p>
       <w:pPr>
         <w:pStyle w:val="Caption"/>
       </w:pPr>
-      <w:bookmarkStart w:id="3" w:name="_Ref279755490"/>
-      <w:r>
-        <w:t xml:space="preserve">Table </w:t>
+      <w:bookmarkStart w:id="4" w:name="_Ref232949883"/>
+      <w:r>
+        <w:rPr>
+          <w:noProof/>
+        </w:rPr>
+        <w:drawing>
+          <wp:anchor distT="0" distB="0" distL="114300" distR="114300" simplePos="0" relativeHeight="252237824" behindDoc="0" locked="0" layoutInCell="1" allowOverlap="1" wp14:anchorId="4FFAB095" wp14:editId="06B66793">
+            <wp:simplePos x="0" y="0"/>
+            <wp:positionH relativeFrom="column">
+              <wp:posOffset>1599565</wp:posOffset>
+            </wp:positionH>
+            <wp:positionV relativeFrom="paragraph">
+              <wp:posOffset>2261235</wp:posOffset>
+            </wp:positionV>
+            <wp:extent cx="1454785" cy="1454785"/>
+            <wp:effectExtent l="0" t="0" r="0" b="0"/>
+            <wp:wrapTopAndBottom/>
+            <wp:docPr id="1856164596" name="Picture 7"/>
+            <wp:cNvGraphicFramePr>
+              <a:graphicFrameLocks xmlns:a="http://schemas.openxmlformats.org/drawingml/2006/main" noChangeAspect="1"/>
+            </wp:cNvGraphicFramePr>
+            <a:graphic xmlns:a="http://schemas.openxmlformats.org/drawingml/2006/main">
+              <a:graphicData uri="http://schemas.openxmlformats.org/drawingml/2006/picture">
+                <pic:pic xmlns:pic="http://schemas.openxmlformats.org/drawingml/2006/picture">
+                  <pic:nvPicPr>
+                    <pic:cNvPr id="1856164596" name="Picture 7"/>
+                    <pic:cNvPicPr/>
+                  </pic:nvPicPr>
+                  <pic:blipFill>
+                    <a:blip r:embed="rId15"/>
+                    <a:stretch>
+                      <a:fillRect/>
+                    </a:stretch>
+                  </pic:blipFill>
+                  <pic:spPr>
+                    <a:xfrm>
+                      <a:off x="0" y="0"/>
+                      <a:ext cx="1454785" cy="1454785"/>
+                    </a:xfrm>
+                    <a:prstGeom prst="rect">
+                      <a:avLst/>
+                    </a:prstGeom>
+                  </pic:spPr>
+                </pic:pic>
+              </a:graphicData>
+            </a:graphic>
+          </wp:anchor>
+        </w:drawing>
+      </w:r>
+      <w:r>
+        <w:rPr>
+          <w:noProof/>
+        </w:rPr>
+        <w:drawing>
+          <wp:anchor distT="0" distB="0" distL="114300" distR="114300" simplePos="0" relativeHeight="252268544" behindDoc="0" locked="0" layoutInCell="1" allowOverlap="1" wp14:anchorId="5DFB9551" wp14:editId="426F7FC6">
+            <wp:simplePos x="0" y="0"/>
+            <wp:positionH relativeFrom="column">
+              <wp:posOffset>-2540</wp:posOffset>
+            </wp:positionH>
+            <wp:positionV relativeFrom="paragraph">
+              <wp:posOffset>2261235</wp:posOffset>
+            </wp:positionV>
+            <wp:extent cx="1454785" cy="1454785"/>
+            <wp:effectExtent l="0" t="0" r="0" b="0"/>
+            <wp:wrapTopAndBottom/>
+            <wp:docPr id="1576092182" name="Picture 7"/>
+            <wp:cNvGraphicFramePr>
+              <a:graphicFrameLocks xmlns:a="http://schemas.openxmlformats.org/drawingml/2006/main" noChangeAspect="1"/>
+            </wp:cNvGraphicFramePr>
+            <a:graphic xmlns:a="http://schemas.openxmlformats.org/drawingml/2006/main">
+              <a:graphicData uri="http://schemas.openxmlformats.org/drawingml/2006/picture">
+                <pic:pic xmlns:pic="http://schemas.openxmlformats.org/drawingml/2006/picture">
+                  <pic:nvPicPr>
+                    <pic:cNvPr id="1576092182" name="Picture 7"/>
+                    <pic:cNvPicPr/>
+                  </pic:nvPicPr>
+                  <pic:blipFill>
+                    <a:blip r:embed="rId16"/>
+                    <a:stretch>
+                      <a:fillRect/>
+                    </a:stretch>
+                  </pic:blipFill>
+                  <pic:spPr>
+                    <a:xfrm>
+                      <a:off x="0" y="0"/>
+                      <a:ext cx="1454785" cy="1454785"/>
+                    </a:xfrm>
+                    <a:prstGeom prst="rect">
+                      <a:avLst/>
+                    </a:prstGeom>
+                  </pic:spPr>
+                </pic:pic>
+              </a:graphicData>
+            </a:graphic>
+          </wp:anchor>
+        </w:drawing>
+      </w:r>
+      <w:r>
+        <w:t xml:space="preserve">Figure </w:t>
       </w:r>
       <w:r>
         <w:fldChar w:fldCharType="begin"/>
       </w:r>
       <w:r>
-        <w:instrText xml:space="preserve"> SEQ Table \* ARABIC </w:instrText>
+        <w:instrText xml:space="preserve"> SEQ Figure \* ARABIC </w:instrText>
       </w:r>
       <w:r>
         <w:fldChar w:fldCharType="separate"/>
+      </w:r>
+      <w:r>
+        <w:rPr>
+          <w:noProof/>
+        </w:rPr>
+        <w:t>4</w:t>
+      </w:r>
+      <w:r>
+        <w:fldChar w:fldCharType="end"/>
+      </w:r>
+      <w:bookmarkEnd w:id="4"/>
+      <w:r>
+        <w:t xml:space="preserve">: </w:t>
+      </w:r>
+      <w:r>
+        <w:t>Custom-shaped</w:t>
+      </w:r>
+      <w:r>
+        <w:t xml:space="preserve"> grid generated using a drunkard's walk. The drunkard's walk had a step maximum of 100, a maximum grid fill percentage of 51.9%, and a seed of 1299670630. Two drunkards were used</w:t>
+      </w:r>
+      <w:r>
+        <w:t>, with targets at (0, 0) and (9, 9) respectively,</w:t>
+      </w:r>
+      <w:r>
+        <w:t xml:space="preserve"> and a bias of 0.44 each.</w:t>
+      </w:r>
+    </w:p>
+    <w:p>
+      <w:pPr>
+        <w:pStyle w:val="Caption"/>
+      </w:pPr>
+      <w:bookmarkStart w:id="5" w:name="_Ref232950060"/>
+      <w:r>
+        <w:t xml:space="preserve">Figure </w:t>
+      </w:r>
+      <w:r>
+        <w:fldChar w:fldCharType="begin"/>
+      </w:r>
+      <w:r>
+        <w:instrText xml:space="preserve"> SEQ Figure \* ARABIC </w:instrText>
+      </w:r>
+      <w:r>
+        <w:fldChar w:fldCharType="separate"/>
+      </w:r>
+      <w:r>
+        <w:rPr>
+          <w:noProof/>
+        </w:rPr>
+        <w:t>5</w:t>
+      </w:r>
+      <w:r>
+        <w:fldChar w:fldCharType="end"/>
+      </w:r>
+      <w:bookmarkEnd w:id="5"/>
+      <w:r>
+        <w:t xml:space="preserve">: Game maps generated for the custom-shaped grid (see </w:t>
+      </w:r>
+      <w:r>
+        <w:fldChar w:fldCharType="begin"/>
+      </w:r>
+      <w:r>
+        <w:instrText xml:space="preserve"> REF _Ref232949883 \h </w:instrText>
+      </w:r>
+      <w:r>
+        <w:fldChar w:fldCharType="separate"/>
+      </w:r>
+      <w:r>
+        <w:t xml:space="preserve">Figure </w:t>
+      </w:r>
+      <w:r>
+        <w:rPr>
+          <w:noProof/>
+        </w:rPr>
+        <w:t>4</w:t>
+      </w:r>
+      <w:r>
+        <w:fldChar w:fldCharType="end"/>
+      </w:r>
+      <w:r>
+        <w:t>) using the simple tile set (left) and the extended tile set (right).</w:t>
+      </w:r>
+      <w:r>
+        <w:t xml:space="preserve"> </w:t>
+      </w:r>
+      <w:r>
+        <w:t>Both use a seed of -345557364 and a backtracking limit of 10.</w:t>
+      </w:r>
+    </w:p>
+    <w:p>
+      <w:r>
+        <w:t>This demonstrates one of the issues with this implementation of the wave function collapse algorithm</w:t>
+      </w:r>
+      <w:r>
+        <w:t xml:space="preserve">: </w:t>
+      </w:r>
+      <w:r>
+        <w:t xml:space="preserve">it lacks an automated verification method </w:t>
+      </w:r>
+      <w:r>
+        <w:t xml:space="preserve">to ensure </w:t>
+      </w:r>
+      <w:r>
+        <w:t>that the generated maps are fully connected, such as a flood fill</w:t>
+      </w:r>
+      <w:r>
+        <w:t xml:space="preserve"> algorithm</w:t>
+      </w:r>
+      <w:r>
+        <w:t xml:space="preserve">. </w:t>
+      </w:r>
+      <w:r>
+        <w:t xml:space="preserve">As it stands, </w:t>
+      </w:r>
+      <w:r>
+        <w:t>the maps generated by this tool would need to be manually verified and regenerated or edited before being used in a game.</w:t>
+      </w:r>
+    </w:p>
+    <w:p>
+      <w:r>
+        <w:rPr>
+          <w:noProof/>
+        </w:rPr>
+        <w:lastRenderedPageBreak/>
+        <w:drawing>
+          <wp:anchor distT="0" distB="0" distL="114300" distR="114300" simplePos="0" relativeHeight="252449792" behindDoc="0" locked="0" layoutInCell="1" allowOverlap="1" wp14:anchorId="020C400E" wp14:editId="39245E74">
+            <wp:simplePos x="0" y="0"/>
+            <wp:positionH relativeFrom="column">
+              <wp:posOffset>4953635</wp:posOffset>
+            </wp:positionH>
+            <wp:positionV relativeFrom="paragraph">
+              <wp:posOffset>18415</wp:posOffset>
+            </wp:positionV>
+            <wp:extent cx="1442720" cy="1454785"/>
+            <wp:effectExtent l="0" t="0" r="5080" b="0"/>
+            <wp:wrapTopAndBottom/>
+            <wp:docPr id="1675417043" name="Picture 7"/>
+            <wp:cNvGraphicFramePr>
+              <a:graphicFrameLocks xmlns:a="http://schemas.openxmlformats.org/drawingml/2006/main" noChangeAspect="1"/>
+            </wp:cNvGraphicFramePr>
+            <a:graphic xmlns:a="http://schemas.openxmlformats.org/drawingml/2006/main">
+              <a:graphicData uri="http://schemas.openxmlformats.org/drawingml/2006/picture">
+                <pic:pic xmlns:pic="http://schemas.openxmlformats.org/drawingml/2006/picture">
+                  <pic:nvPicPr>
+                    <pic:cNvPr id="1675417043" name="Picture 7"/>
+                    <pic:cNvPicPr/>
+                  </pic:nvPicPr>
+                  <pic:blipFill>
+                    <a:blip r:embed="rId17"/>
+                    <a:stretch>
+                      <a:fillRect/>
+                    </a:stretch>
+                  </pic:blipFill>
+                  <pic:spPr>
+                    <a:xfrm>
+                      <a:off x="0" y="0"/>
+                      <a:ext cx="1442720" cy="1454785"/>
+                    </a:xfrm>
+                    <a:prstGeom prst="rect">
+                      <a:avLst/>
+                    </a:prstGeom>
+                  </pic:spPr>
+                </pic:pic>
+              </a:graphicData>
+            </a:graphic>
+            <wp14:sizeRelH relativeFrom="margin">
+              <wp14:pctWidth>0</wp14:pctWidth>
+            </wp14:sizeRelH>
+          </wp:anchor>
+        </w:drawing>
+      </w:r>
+      <w:r>
+        <w:rPr>
+          <w:noProof/>
+        </w:rPr>
+        <w:drawing>
+          <wp:anchor distT="0" distB="0" distL="114300" distR="114300" simplePos="0" relativeHeight="252633088" behindDoc="0" locked="0" layoutInCell="1" allowOverlap="1" wp14:anchorId="096C3932" wp14:editId="43486D38">
+            <wp:simplePos x="0" y="0"/>
+            <wp:positionH relativeFrom="column">
+              <wp:posOffset>3350895</wp:posOffset>
+            </wp:positionH>
+            <wp:positionV relativeFrom="paragraph">
+              <wp:posOffset>18778</wp:posOffset>
+            </wp:positionV>
+            <wp:extent cx="1450340" cy="1454785"/>
+            <wp:effectExtent l="0" t="0" r="0" b="0"/>
+            <wp:wrapTopAndBottom/>
+            <wp:docPr id="825012397" name="Picture 7"/>
+            <wp:cNvGraphicFramePr>
+              <a:graphicFrameLocks xmlns:a="http://schemas.openxmlformats.org/drawingml/2006/main" noChangeAspect="1"/>
+            </wp:cNvGraphicFramePr>
+            <a:graphic xmlns:a="http://schemas.openxmlformats.org/drawingml/2006/main">
+              <a:graphicData uri="http://schemas.openxmlformats.org/drawingml/2006/picture">
+                <pic:pic xmlns:pic="http://schemas.openxmlformats.org/drawingml/2006/picture">
+                  <pic:nvPicPr>
+                    <pic:cNvPr id="825012397" name="Picture 7"/>
+                    <pic:cNvPicPr/>
+                  </pic:nvPicPr>
+                  <pic:blipFill>
+                    <a:blip r:embed="rId18"/>
+                    <a:stretch>
+                      <a:fillRect/>
+                    </a:stretch>
+                  </pic:blipFill>
+                  <pic:spPr>
+                    <a:xfrm>
+                      <a:off x="0" y="0"/>
+                      <a:ext cx="1450340" cy="1454785"/>
+                    </a:xfrm>
+                    <a:prstGeom prst="rect">
+                      <a:avLst/>
+                    </a:prstGeom>
+                  </pic:spPr>
+                </pic:pic>
+              </a:graphicData>
+            </a:graphic>
+          </wp:anchor>
+        </w:drawing>
+      </w:r>
+      <w:r>
+        <w:t>The implemented backtracking method was mostly successful at recovering from contradictions, especially for the extended set, which frequently caused contradictions. However, the implementation was flawed because it did not remove the contradiction-causing tiles from the random pool, allowing the same tile to be reselected. Additionally, the implemented method was likely more aggressive than necessary, as it favoured taking multiple steps backwards rather than fully exploring every option at each step.</w:t>
+      </w:r>
+      <w:r>
+        <w:t xml:space="preserve"> An alternative implementation would be to create</w:t>
+      </w:r>
+      <w:r>
+        <w:t xml:space="preserve"> a breadth-first search-based</w:t>
+      </w:r>
+      <w:r>
+        <w:t xml:space="preserve"> contradiction solver </w:t>
+      </w:r>
+      <w:r>
+        <w:t xml:space="preserve">that fully </w:t>
+      </w:r>
+      <w:r>
+        <w:t xml:space="preserve">explores </w:t>
+      </w:r>
+      <w:r>
+        <w:t>all possible solutions at each step.</w:t>
+      </w:r>
+    </w:p>
+    <w:p>
+      <w:r>
+        <w:rPr>
+          <w:noProof/>
+        </w:rPr>
+        <w:drawing>
+          <wp:inline distT="0" distB="0" distL="0" distR="0" wp14:anchorId="13F3097C" wp14:editId="5AC2F4DC">
+            <wp:extent cx="3048000" cy="1788780"/>
+            <wp:effectExtent l="0" t="0" r="0" b="2540"/>
+            <wp:docPr id="1027511921" name="Picture 10"/>
+            <wp:cNvGraphicFramePr>
+              <a:graphicFrameLocks xmlns:a="http://schemas.openxmlformats.org/drawingml/2006/main" noChangeAspect="1"/>
+            </wp:cNvGraphicFramePr>
+            <a:graphic xmlns:a="http://schemas.openxmlformats.org/drawingml/2006/main">
+              <a:graphicData uri="http://schemas.openxmlformats.org/drawingml/2006/picture">
+                <pic:pic xmlns:pic="http://schemas.openxmlformats.org/drawingml/2006/picture">
+                  <pic:nvPicPr>
+                    <pic:cNvPr id="1027511921" name="Picture 1027511921"/>
+                    <pic:cNvPicPr/>
+                  </pic:nvPicPr>
+                  <pic:blipFill rotWithShape="1">
+                    <a:blip r:embed="rId19"/>
+                    <a:srcRect r="42001"/>
+                    <a:stretch>
+                      <a:fillRect/>
+                    </a:stretch>
+                  </pic:blipFill>
+                  <pic:spPr bwMode="auto">
+                    <a:xfrm>
+                      <a:off x="0" y="0"/>
+                      <a:ext cx="3063457" cy="1797851"/>
+                    </a:xfrm>
+                    <a:prstGeom prst="rect">
+                      <a:avLst/>
+                    </a:prstGeom>
+                    <a:ln>
+                      <a:noFill/>
+                    </a:ln>
+                    <a:extLst>
+                      <a:ext uri="{53640926-AAD7-44D8-BBD7-CCE9431645EC}">
+                        <a14:shadowObscured xmlns:a14="http://schemas.microsoft.com/office/drawing/2010/main"/>
+                      </a:ext>
+                    </a:extLst>
+                  </pic:spPr>
+                </pic:pic>
+              </a:graphicData>
+            </a:graphic>
+          </wp:inline>
+        </w:drawing>
+      </w:r>
+    </w:p>
+    <w:p>
+      <w:pPr>
+        <w:pStyle w:val="Caption"/>
+      </w:pPr>
+      <w:r>
+        <w:t xml:space="preserve">Figure </w:t>
+      </w:r>
+      <w:r>
+        <w:fldChar w:fldCharType="begin"/>
+      </w:r>
+      <w:r>
+        <w:instrText xml:space="preserve"> SEQ Figure \* ARABIC </w:instrText>
+      </w:r>
+      <w:r>
+        <w:fldChar w:fldCharType="separate"/>
+      </w:r>
+      <w:r>
+        <w:rPr>
+          <w:noProof/>
+        </w:rPr>
+        <w:t>6</w:t>
+      </w:r>
+      <w:r>
+        <w:fldChar w:fldCharType="end"/>
+      </w:r>
+      <w:r>
+        <w:t>: Example of an unsolved contradiction. Produced by generating a map using a 1-by-1 grid and the simple tile set.</w:t>
+      </w:r>
+    </w:p>
+    <w:p>
+      <w:r>
+        <w:t xml:space="preserve">The 3D converter worked very well </w:t>
+      </w:r>
+      <w:r>
+        <w:t>for maps generated with the simple tile set, accurately translating layouts</w:t>
+      </w:r>
+      <w:r>
+        <w:t xml:space="preserve"> using </w:t>
+      </w:r>
+      <w:r>
+        <w:t xml:space="preserve">the </w:t>
+      </w:r>
+      <w:r>
+        <w:t>modular room cells</w:t>
+      </w:r>
+      <w:r>
+        <w:t xml:space="preserve"> into 3D</w:t>
+      </w:r>
+      <w:r>
+        <w:t xml:space="preserve"> (see </w:t>
+      </w:r>
+      <w:r>
+        <w:fldChar w:fldCharType="begin"/>
+      </w:r>
+      <w:r>
+        <w:instrText xml:space="preserve"> REF _Ref232952788 \h </w:instrText>
+      </w:r>
+      <w:r>
+        <w:fldChar w:fldCharType="separate"/>
+      </w:r>
+      <w:r>
+        <w:t xml:space="preserve">Figure </w:t>
+      </w:r>
+      <w:r>
+        <w:rPr>
+          <w:noProof/>
+        </w:rPr>
+        <w:t>6</w:t>
+      </w:r>
+      <w:r>
+        <w:fldChar w:fldCharType="end"/>
+      </w:r>
+      <w:r>
+        <w:t>)</w:t>
+      </w:r>
+      <w:r>
+        <w:t>.</w:t>
+      </w:r>
+      <w:r>
+        <w:t xml:space="preserve"> However, while this mostly </w:t>
+      </w:r>
+      <w:r>
+        <w:t>held true for layouts generated using the extended tile set, room details controlled by intercardinally adjacent tiles would occasionally not</w:t>
+      </w:r>
+      <w:r>
+        <w:t xml:space="preserve"> make sense when translated into 3D</w:t>
+      </w:r>
+      <w:r>
+        <w:t>, such as a quarter of a pillar standing on its own</w:t>
+      </w:r>
+      <w:r>
+        <w:t xml:space="preserve"> (see </w:t>
+      </w:r>
+      <w:r>
+        <w:fldChar w:fldCharType="begin"/>
+      </w:r>
+      <w:r>
+        <w:instrText xml:space="preserve"> REF _Ref232952788 \h </w:instrText>
+      </w:r>
+      <w:r>
+        <w:fldChar w:fldCharType="separate"/>
+      </w:r>
+      <w:r>
+        <w:t xml:space="preserve">Figure </w:t>
+      </w:r>
+      <w:r>
+        <w:rPr>
+          <w:noProof/>
+        </w:rPr>
+        <w:t>6</w:t>
+      </w:r>
+      <w:r>
+        <w:fldChar w:fldCharType="end"/>
+      </w:r>
+      <w:r>
+        <w:t>)</w:t>
+      </w:r>
+      <w:r>
+        <w:t>.</w:t>
+      </w:r>
+      <w:r>
+        <w:t xml:space="preserve"> This occurred in areas where the generated layout featured “speckled” rooms</w:t>
+      </w:r>
+      <w:r>
+        <w:t xml:space="preserve"> (see </w:t>
+      </w:r>
+      <w:r>
+        <w:fldChar w:fldCharType="begin"/>
+      </w:r>
+      <w:r>
+        <w:instrText xml:space="preserve"> REF _Ref232948644 \h </w:instrText>
+      </w:r>
+      <w:r>
+        <w:fldChar w:fldCharType="separate"/>
+      </w:r>
+      <w:r>
+        <w:t xml:space="preserve">Figure </w:t>
       </w:r>
       <w:r>
         <w:rPr>
@@ -2596,143 +3137,125 @@
         <w:fldChar w:fldCharType="end"/>
       </w:r>
       <w:r>
-        <w:t>. Table captions should be placed below the table. We recommend table lines be 1 point, 25% black. Minimize use of unnecessary table lines.</w:t>
+        <w:t>)</w:t>
+      </w:r>
+      <w:r>
+        <w:t xml:space="preserve">, which in turn resulted from the map generator failing to transition </w:t>
+      </w:r>
+      <w:r>
+        <w:t>correctly from corridors to rooms</w:t>
+      </w:r>
+      <w:r>
+        <w:t xml:space="preserve"> (the generator would place a corridor-to-room tile immediately followed by a room-to-corridor tile)</w:t>
+      </w:r>
+      <w:r>
+        <w:t>.</w:t>
+      </w:r>
+      <w:r>
+        <w:t xml:space="preserve"> This issue could </w:t>
+      </w:r>
+      <w:r>
+        <w:t>be solved by distinguishing between corridors and rooms, since the current implementation treats them as the same</w:t>
+      </w:r>
+      <w:r>
+        <w:t>.</w:t>
+      </w:r>
+      <w:r>
+        <w:t xml:space="preserve"> This would then allow the implementation of context-aware weights, which could make it more likely that a room tile will </w:t>
+      </w:r>
+      <w:r>
+        <w:t xml:space="preserve">be </w:t>
+      </w:r>
+      <w:r>
+        <w:t>followed by another room tile than a corridor tile, and vice versa</w:t>
+      </w:r>
+      <w:r>
+        <w:t>.</w:t>
       </w:r>
     </w:p>
-    <w:bookmarkEnd w:id="3"/>
+    <w:p/>
+    <w:p/>
+    <w:p/>
+    <w:p/>
+    <w:p/>
+    <w:p/>
     <w:p>
       <w:pPr>
-        <w:pStyle w:val="Heading1"/>
+        <w:pStyle w:val="Caption"/>
       </w:pPr>
-      <w:r>
-        <w:t>SECTIONS</w:t>
-      </w:r>
-    </w:p>
-    <w:p>
-      <w:r>
-        <w:t xml:space="preserve">The heading of a section should be in </w:t>
-      </w:r>
-      <w:r>
-        <w:t xml:space="preserve">Helvetica or </w:t>
-      </w:r>
-      <w:r>
-        <w:t>Arial</w:t>
-      </w:r>
-      <w:r>
-        <w:t xml:space="preserve"> 9-point bold, all in capitals (</w:t>
+      <w:bookmarkStart w:id="6" w:name="_Ref232952788"/>
+      <w:r>
+        <w:t xml:space="preserve">Figure </w:t>
+      </w:r>
+      <w:r>
+        <w:fldChar w:fldCharType="begin"/>
+      </w:r>
+      <w:r>
+        <w:instrText xml:space="preserve"> SEQ Figure \* ARABIC </w:instrText>
+      </w:r>
+      <w:r>
+        <w:fldChar w:fldCharType="separate"/>
       </w:r>
       <w:r>
         <w:rPr>
-          <w:rFonts w:ascii="Courier New" w:hAnsi="Courier New"/>
-          <w:sz w:val="18"/>
+          <w:noProof/>
         </w:rPr>
-        <w:t>Heading 1</w:t>
-      </w:r>
-      <w:r>
-        <w:t xml:space="preserve"> </w:t>
-      </w:r>
-      <w:r>
-        <w:t>s</w:t>
-      </w:r>
-      <w:r>
-        <w:t>tyle)</w:t>
-      </w:r>
-      <w:r>
-        <w:t xml:space="preserve">. </w:t>
-      </w:r>
-      <w:r>
-        <w:t xml:space="preserve">Sections should not be numbered. </w:t>
-      </w:r>
-    </w:p>
-    <w:p>
-      <w:pPr>
-        <w:pStyle w:val="Heading2"/>
-      </w:pPr>
-      <w:r>
-        <w:t>Subsections</w:t>
-      </w:r>
-    </w:p>
-    <w:p>
-      <w:r>
-        <w:t xml:space="preserve">Headings of subsections should be in </w:t>
-      </w:r>
-      <w:r>
-        <w:t xml:space="preserve">Helvetica or </w:t>
-      </w:r>
-      <w:r>
-        <w:t xml:space="preserve">Arial </w:t>
-      </w:r>
-      <w:r>
-        <w:t>9-point bold with initial letters capitalized (</w:t>
+        <w:t>7</w:t>
+      </w:r>
+      <w:r>
+        <w:fldChar w:fldCharType="end"/>
+      </w:r>
+      <w:bookmarkEnd w:id="6"/>
+      <w:r>
+        <w:t>: 3D conversion of the layouts</w:t>
+      </w:r>
+      <w:r>
+        <w:t xml:space="preserve"> of </w:t>
+      </w:r>
+      <w:r>
+        <w:fldChar w:fldCharType="begin"/>
+      </w:r>
+      <w:r>
+        <w:instrText xml:space="preserve"> REF _Ref232948644 \h </w:instrText>
+      </w:r>
+      <w:r>
+        <w:fldChar w:fldCharType="separate"/>
+      </w:r>
+      <w:r>
+        <w:t xml:space="preserve">Figure </w:t>
       </w:r>
       <w:r>
         <w:rPr>
-          <w:rFonts w:ascii="Courier New" w:hAnsi="Courier New"/>
-          <w:sz w:val="18"/>
+          <w:noProof/>
         </w:rPr>
-        <w:t>Heading 2</w:t>
-      </w:r>
-      <w:r>
-        <w:t xml:space="preserve"> style</w:t>
-      </w:r>
-      <w:r>
-        <w:t xml:space="preserve">). For sub-sections and sub-subsections, a word like </w:t>
-      </w:r>
-      <w:r>
-        <w:rPr>
-          <w:i/>
-        </w:rPr>
-        <w:t>the</w:t>
-      </w:r>
-      <w:r>
-        <w:t xml:space="preserve"> or </w:t>
-      </w:r>
-      <w:r>
-        <w:rPr>
-          <w:i/>
-        </w:rPr>
-        <w:t>of</w:t>
-      </w:r>
-      <w:r>
-        <w:t xml:space="preserve"> is not capitalized unless it is</w:t>
-      </w:r>
-      <w:r>
-        <w:t xml:space="preserve"> the first word of the heading.</w:t>
-      </w:r>
-    </w:p>
-    <w:p>
-      <w:pPr>
-        <w:pStyle w:val="Heading3"/>
-      </w:pPr>
-      <w:r>
-        <w:t>Sub-subsections</w:t>
-      </w:r>
-    </w:p>
-    <w:p>
-      <w:r>
-        <w:t xml:space="preserve">Headings for sub-subsections should be in </w:t>
-      </w:r>
-      <w:r>
-        <w:t xml:space="preserve">Helvetica or </w:t>
-      </w:r>
-      <w:r>
-        <w:t xml:space="preserve">Arial </w:t>
-      </w:r>
-      <w:r>
-        <w:t>9-point italic with initial letters capitalized (</w:t>
-      </w:r>
-      <w:r>
-        <w:rPr>
-          <w:rFonts w:ascii="Courier New" w:hAnsi="Courier New"/>
-          <w:sz w:val="18"/>
-        </w:rPr>
-        <w:t>Heading 3</w:t>
-      </w:r>
-      <w:r>
-        <w:t xml:space="preserve"> style</w:t>
-      </w:r>
-      <w:r>
-        <w:t xml:space="preserve">). </w:t>
+        <w:t>3</w:t>
+      </w:r>
+      <w:r>
+        <w:fldChar w:fldCharType="end"/>
+      </w:r>
+      <w:r>
+        <w:t>. T</w:t>
+      </w:r>
+      <w:r>
+        <w:t xml:space="preserve">he simple tile set </w:t>
+      </w:r>
+      <w:r>
+        <w:t xml:space="preserve">is on the </w:t>
+      </w:r>
+      <w:r>
+        <w:t>left</w:t>
+      </w:r>
+      <w:r>
+        <w:t>,</w:t>
+      </w:r>
+      <w:r>
+        <w:t xml:space="preserve"> and the extended tile set </w:t>
+      </w:r>
+      <w:r>
+        <w:t>is on the right</w:t>
+      </w:r>
+      <w:r>
+        <w:t>.</w:t>
       </w:r>
     </w:p>
     <w:p>
@@ -2740,157 +3263,54 @@
         <w:pStyle w:val="Heading1"/>
       </w:pPr>
       <w:r>
-        <w:rPr>
-          <w:bCs/>
-        </w:rPr>
-        <w:t xml:space="preserve">QUOTATIONS </w:t>
+        <w:t>Conclusion</w:t>
       </w:r>
     </w:p>
     <w:p>
       <w:r>
-        <w:t xml:space="preserve">Quotations may be italicized when </w:t>
-      </w:r>
-      <w:r>
-        <w:rPr>
-          <w:i/>
-          <w:iCs/>
-        </w:rPr>
-        <w:t>“placed inline”</w:t>
-      </w:r>
-      <w:r>
-        <w:t xml:space="preserve">. </w:t>
-      </w:r>
-    </w:p>
-    <w:p>
-      <w:pPr>
-        <w:pStyle w:val="quotation"/>
-        <w:rPr>
-          <w:lang w:val="en-GB"/>
-        </w:rPr>
-      </w:pPr>
-      <w:r>
-        <w:rPr>
-          <w:lang w:val="en-GB"/>
-        </w:rPr>
-        <w:t xml:space="preserve">Longer quotes, when placed in their own paragraph, need not be italicized or in quotation marks when indented. </w:t>
-      </w:r>
-    </w:p>
-    <w:p>
-      <w:pPr>
-        <w:pStyle w:val="Heading1"/>
-      </w:pPr>
-      <w:r>
-        <w:lastRenderedPageBreak/>
-        <w:t>tips (section to be removed before submission)</w:t>
-      </w:r>
-    </w:p>
-    <w:p>
-      <w:r>
-        <w:t xml:space="preserve">Use the HEADING 1, 2, 3 from the Home ribbon in Word to </w:t>
-      </w:r>
-      <w:r>
-        <w:t>format the Section, Subsection and Sub-subsections.</w:t>
-      </w:r>
-    </w:p>
-    <w:p>
-      <w:r>
-        <w:t>Use a reference manager to store the information about papers you want to reference, insert references and create the reference list in the correct format.</w:t>
-      </w:r>
-    </w:p>
-    <w:p>
-      <w:r>
-        <w:t xml:space="preserve">YSJ uses/supports </w:t>
-      </w:r>
-      <w:proofErr w:type="gramStart"/>
-      <w:r>
-        <w:t>a number of</w:t>
-      </w:r>
-      <w:proofErr w:type="gramEnd"/>
-      <w:r>
-        <w:t xml:space="preserve"> reference management</w:t>
-      </w:r>
-      <w:r>
-        <w:t xml:space="preserve"> tools</w:t>
-      </w:r>
-      <w:r>
-        <w:t xml:space="preserve"> (</w:t>
-      </w:r>
-      <w:hyperlink r:id="rId13" w:history="1">
-        <w:r>
-          <w:rPr>
-            <w:rStyle w:val="Hyperlink"/>
-          </w:rPr>
-          <w:t>https://www.yorksj.ac.uk/library/referencing/reference-management-tools/</w:t>
-        </w:r>
-      </w:hyperlink>
-      <w:r>
-        <w:t>)</w:t>
-      </w:r>
-      <w:r>
-        <w:t>. I strongly recommend learning one if you haven’t already</w:t>
-      </w:r>
-      <w:r>
-        <w:t>. It will make writing your dissertation much easier. I recommend RefWorks but they are all good.</w:t>
-      </w:r>
-    </w:p>
-    <w:p>
-      <w:r>
-        <w:t xml:space="preserve">There isn’t a word count for the paper. Use what you need to. 1000 words </w:t>
-      </w:r>
-      <w:r>
-        <w:t xml:space="preserve">is probably about the minimum required to describe the PCG in enough detail but that isn’t a requirement. </w:t>
-      </w:r>
-      <w:r>
-        <w:t>Don’t go over 2000 words though.</w:t>
-      </w:r>
-    </w:p>
-    <w:p>
-      <w:pPr>
-        <w:rPr>
-          <w:b/>
-          <w:bCs/>
-        </w:rPr>
-      </w:pPr>
-      <w:r>
-        <w:rPr>
-          <w:b/>
-          <w:bCs/>
-        </w:rPr>
-        <w:t>Please remember to keep the marking criteria from the assessment brief in mind.</w:t>
-      </w:r>
-      <w:r>
-        <w:rPr>
-          <w:b/>
-          <w:bCs/>
-        </w:rPr>
-        <w:t xml:space="preserve"> Especially keep in mind that you need to reach the pass level (the 40-50% range) for each of the criteria to pass</w:t>
-      </w:r>
-      <w:r>
-        <w:rPr>
-          <w:b/>
-          <w:bCs/>
-        </w:rPr>
-        <w:t>. If you fall below the 40% level in any of the criteria your</w:t>
-      </w:r>
-      <w:r>
-        <w:rPr>
-          <w:b/>
-          <w:bCs/>
-        </w:rPr>
-        <w:t xml:space="preserve"> submission will fail.</w:t>
-      </w:r>
-    </w:p>
-    <w:p>
-      <w:pPr>
-        <w:pStyle w:val="Heading1"/>
-      </w:pPr>
-      <w:r>
-        <w:t>Conclusion</w:t>
-      </w:r>
-    </w:p>
-    <w:p>
-      <w:r>
-        <w:t>A brief conclusion.</w:t>
+        <w:t>Overall, the map generat</w:t>
+      </w:r>
+      <w:r>
+        <w:t>or</w:t>
+      </w:r>
+      <w:r>
+        <w:t xml:space="preserve"> </w:t>
+      </w:r>
+      <w:r>
+        <w:t xml:space="preserve">developed in this project successfully implemented the </w:t>
+      </w:r>
+      <w:r>
+        <w:t>wave-function-collapse-based</w:t>
+      </w:r>
+      <w:r>
+        <w:t xml:space="preserve"> procedural generation technique, enabling</w:t>
+      </w:r>
+      <w:r>
+        <w:t xml:space="preserve"> the creation of </w:t>
+      </w:r>
+      <w:r>
+        <w:t>unique map layouts</w:t>
+      </w:r>
+      <w:r>
+        <w:t xml:space="preserve"> and achieving the project’s primary goal</w:t>
+      </w:r>
+      <w:r>
+        <w:t>.</w:t>
+      </w:r>
+      <w:r>
+        <w:t xml:space="preserve"> Additionally, the project </w:t>
+      </w:r>
+      <w:r>
+        <w:t>achieved all its secondary goals fairly well; however, the implementation of each goal could be improved to enhance</w:t>
+      </w:r>
+      <w:r>
+        <w:t xml:space="preserve"> the quality and connectivity of the generated map</w:t>
+      </w:r>
+      <w:r>
+        <w:t>s</w:t>
+      </w:r>
+      <w:r>
+        <w:t>.</w:t>
       </w:r>
     </w:p>
     <w:p>
@@ -2953,17 +3373,2887 @@
           <w:ilvl w:val="0"/>
           <w:numId w:val="0"/>
         </w:numPr>
+        <w:sectPr>
+          <w:headerReference w:type="even" r:id="rId20"/>
+          <w:type w:val="continuous"/>
+          <w:pgSz w:w="12240" w:h="15840" w:code="1"/>
+          <w:pgMar w:top="1224" w:right="1080" w:bottom="1440" w:left="1080" w:header="720" w:footer="720" w:gutter="0"/>
+          <w:cols w:num="2" w:space="432"/>
+          <w:docGrid w:linePitch="360"/>
+        </w:sectPr>
       </w:pPr>
       <w:r>
         <w:fldChar w:fldCharType="end"/>
+      </w:r>
+    </w:p>
+    <w:p>
+      <w:pPr>
+        <w:pStyle w:val="Heading1"/>
+      </w:pPr>
+      <w:r>
+        <w:lastRenderedPageBreak/>
+        <w:t>Appendix</w:t>
+      </w:r>
+    </w:p>
+    <w:p>
+      <w:r>
+        <w:t>Appendix A: Source code of the wave function collapse tool.</w:t>
+      </w:r>
+    </w:p>
+    <w:p>
+      <w:r>
+        <w:tab/>
+        <w:t xml:space="preserve">Available at: </w:t>
+      </w:r>
+      <w:hyperlink r:id="rId21" w:history="1">
+        <w:r>
+          <w:rPr>
+            <w:rStyle w:val="Hyperlink"/>
+          </w:rPr>
+          <w:t>https://github.com/GroobTM/Dungeon_Generation</w:t>
+        </w:r>
+      </w:hyperlink>
+    </w:p>
+    <w:p>
+      <w:r>
+        <w:rPr>
+          <w:noProof/>
+        </w:rPr>
+        <mc:AlternateContent>
+          <mc:Choice Requires="wps">
+            <w:drawing>
+              <wp:anchor distT="0" distB="0" distL="114300" distR="114300" simplePos="0" relativeHeight="251533312" behindDoc="0" locked="0" layoutInCell="1" allowOverlap="1" wp14:anchorId="0A6B2925" wp14:editId="74CCCB1A">
+                <wp:simplePos x="0" y="0"/>
+                <wp:positionH relativeFrom="column">
+                  <wp:posOffset>5128748</wp:posOffset>
+                </wp:positionH>
+                <wp:positionV relativeFrom="paragraph">
+                  <wp:posOffset>1440815</wp:posOffset>
+                </wp:positionV>
+                <wp:extent cx="1144270" cy="257810"/>
+                <wp:effectExtent l="0" t="0" r="17780" b="27940"/>
+                <wp:wrapTopAndBottom/>
+                <wp:docPr id="1422292259" name="Text Box 6"/>
+                <wp:cNvGraphicFramePr/>
+                <a:graphic xmlns:a="http://schemas.openxmlformats.org/drawingml/2006/main">
+                  <a:graphicData uri="http://schemas.microsoft.com/office/word/2010/wordprocessingShape">
+                    <wps:wsp>
+                      <wps:cNvSpPr txBox="1"/>
+                      <wps:spPr>
+                        <a:xfrm>
+                          <a:off x="0" y="0"/>
+                          <a:ext cx="1144270" cy="257810"/>
+                        </a:xfrm>
+                        <a:prstGeom prst="rect">
+                          <a:avLst/>
+                        </a:prstGeom>
+                        <a:solidFill>
+                          <a:schemeClr val="lt1"/>
+                        </a:solidFill>
+                        <a:ln w="6350">
+                          <a:solidFill>
+                            <a:schemeClr val="bg1"/>
+                          </a:solidFill>
+                        </a:ln>
+                      </wps:spPr>
+                      <wps:txbx>
+                        <w:txbxContent>
+                          <w:p>
+                            <w:pPr>
+                              <w:jc w:val="center"/>
+                              <w:rPr>
+                                <w:sz w:val="18"/>
+                                <w:szCs w:val="18"/>
+                              </w:rPr>
+                            </w:pPr>
+                            <w:r>
+                              <w:rPr>
+                                <w:sz w:val="18"/>
+                                <w:szCs w:val="18"/>
+                              </w:rPr>
+                              <w:t>Weight: 1.0</w:t>
+                            </w:r>
+                          </w:p>
+                        </w:txbxContent>
+                      </wps:txbx>
+                      <wps:bodyPr rot="0" spcFirstLastPara="0" vertOverflow="overflow" horzOverflow="overflow" vert="horz" wrap="square" lIns="91440" tIns="45720" rIns="91440" bIns="45720" numCol="1" spcCol="0" rtlCol="0" fromWordArt="0" anchor="t" anchorCtr="0" forceAA="0" compatLnSpc="1">
+                        <a:prstTxWarp prst="textNoShape">
+                          <a:avLst/>
+                        </a:prstTxWarp>
+                        <a:noAutofit/>
+                      </wps:bodyPr>
+                    </wps:wsp>
+                  </a:graphicData>
+                </a:graphic>
+                <wp14:sizeRelH relativeFrom="margin">
+                  <wp14:pctWidth>0</wp14:pctWidth>
+                </wp14:sizeRelH>
+                <wp14:sizeRelV relativeFrom="margin">
+                  <wp14:pctHeight>0</wp14:pctHeight>
+                </wp14:sizeRelV>
+              </wp:anchor>
+            </w:drawing>
+          </mc:Choice>
+          <mc:Fallback>
+            <w:pict>
+              <v:shapetype w14:anchorId="0A6B2925" id="_x0000_t202" coordsize="21600,21600" o:spt="202" path="m,l,21600r21600,l21600,xe">
+                <v:stroke joinstyle="miter"/>
+                <v:path gradientshapeok="t" o:connecttype="rect"/>
+              </v:shapetype>
+              <v:shape id="Text Box 6" o:spid="_x0000_s1026" type="#_x0000_t202" style="position:absolute;left:0;text-align:left;margin-left:403.85pt;margin-top:113.45pt;width:90.1pt;height:20.3pt;z-index:251533312;visibility:visible;mso-wrap-style:square;mso-width-percent:0;mso-height-percent:0;mso-wrap-distance-left:9pt;mso-wrap-distance-top:0;mso-wrap-distance-right:9pt;mso-wrap-distance-bottom:0;mso-position-horizontal:absolute;mso-position-horizontal-relative:text;mso-position-vertical:absolute;mso-position-vertical-relative:text;mso-width-percent:0;mso-height-percent:0;mso-width-relative:margin;mso-height-relative:margin;v-text-anchor:top" o:gfxdata="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" fillcolor="white [3201]" strokecolor="white [3212]" strokeweight=".5pt">
+                <v:textbox>
+                  <w:txbxContent>
+                    <w:p>
+                      <w:pPr>
+                        <w:jc w:val="center"/>
+                        <w:rPr>
+                          <w:sz w:val="18"/>
+                          <w:szCs w:val="18"/>
+                        </w:rPr>
+                      </w:pPr>
+                      <w:r>
+                        <w:rPr>
+                          <w:sz w:val="18"/>
+                          <w:szCs w:val="18"/>
+                        </w:rPr>
+                        <w:t>Weight: 1.0</w:t>
+                      </w:r>
+                    </w:p>
+                  </w:txbxContent>
+                </v:textbox>
+                <w10:wrap type="topAndBottom"/>
+              </v:shape>
+            </w:pict>
+          </mc:Fallback>
+        </mc:AlternateContent>
+      </w:r>
+      <w:r>
+        <w:rPr>
+          <w:noProof/>
+        </w:rPr>
+        <mc:AlternateContent>
+          <mc:Choice Requires="wps">
+            <w:drawing>
+              <wp:anchor distT="0" distB="0" distL="114300" distR="114300" simplePos="0" relativeHeight="251490304" behindDoc="0" locked="0" layoutInCell="1" allowOverlap="1" wp14:anchorId="48515860" wp14:editId="6F989895">
+                <wp:simplePos x="0" y="0"/>
+                <wp:positionH relativeFrom="column">
+                  <wp:posOffset>2626360</wp:posOffset>
+                </wp:positionH>
+                <wp:positionV relativeFrom="paragraph">
+                  <wp:posOffset>1447800</wp:posOffset>
+                </wp:positionV>
+                <wp:extent cx="1144270" cy="257810"/>
+                <wp:effectExtent l="0" t="0" r="17780" b="27940"/>
+                <wp:wrapTopAndBottom/>
+                <wp:docPr id="1390869259" name="Text Box 6"/>
+                <wp:cNvGraphicFramePr/>
+                <a:graphic xmlns:a="http://schemas.openxmlformats.org/drawingml/2006/main">
+                  <a:graphicData uri="http://schemas.microsoft.com/office/word/2010/wordprocessingShape">
+                    <wps:wsp>
+                      <wps:cNvSpPr txBox="1"/>
+                      <wps:spPr>
+                        <a:xfrm>
+                          <a:off x="0" y="0"/>
+                          <a:ext cx="1144270" cy="257810"/>
+                        </a:xfrm>
+                        <a:prstGeom prst="rect">
+                          <a:avLst/>
+                        </a:prstGeom>
+                        <a:solidFill>
+                          <a:schemeClr val="lt1"/>
+                        </a:solidFill>
+                        <a:ln w="6350">
+                          <a:solidFill>
+                            <a:schemeClr val="bg1"/>
+                          </a:solidFill>
+                        </a:ln>
+                      </wps:spPr>
+                      <wps:txbx>
+                        <w:txbxContent>
+                          <w:p>
+                            <w:pPr>
+                              <w:jc w:val="center"/>
+                              <w:rPr>
+                                <w:sz w:val="18"/>
+                                <w:szCs w:val="18"/>
+                              </w:rPr>
+                            </w:pPr>
+                            <w:r>
+                              <w:rPr>
+                                <w:sz w:val="18"/>
+                                <w:szCs w:val="18"/>
+                              </w:rPr>
+                              <w:t>Weight: 1.0</w:t>
+                            </w:r>
+                          </w:p>
+                        </w:txbxContent>
+                      </wps:txbx>
+                      <wps:bodyPr rot="0" spcFirstLastPara="0" vertOverflow="overflow" horzOverflow="overflow" vert="horz" wrap="square" lIns="91440" tIns="45720" rIns="91440" bIns="45720" numCol="1" spcCol="0" rtlCol="0" fromWordArt="0" anchor="t" anchorCtr="0" forceAA="0" compatLnSpc="1">
+                        <a:prstTxWarp prst="textNoShape">
+                          <a:avLst/>
+                        </a:prstTxWarp>
+                        <a:noAutofit/>
+                      </wps:bodyPr>
+                    </wps:wsp>
+                  </a:graphicData>
+                </a:graphic>
+                <wp14:sizeRelH relativeFrom="margin">
+                  <wp14:pctWidth>0</wp14:pctWidth>
+                </wp14:sizeRelH>
+                <wp14:sizeRelV relativeFrom="margin">
+                  <wp14:pctHeight>0</wp14:pctHeight>
+                </wp14:sizeRelV>
+              </wp:anchor>
+            </w:drawing>
+          </mc:Choice>
+          <mc:Fallback>
+            <w:pict>
+              <v:shape w14:anchorId="48515860" id="_x0000_s1027" type="#_x0000_t202" style="position:absolute;left:0;text-align:left;margin-left:206.8pt;margin-top:114pt;width:90.1pt;height:20.3pt;z-index:251490304;visibility:visible;mso-wrap-style:square;mso-width-percent:0;mso-height-percent:0;mso-wrap-distance-left:9pt;mso-wrap-distance-top:0;mso-wrap-distance-right:9pt;mso-wrap-distance-bottom:0;mso-position-horizontal:absolute;mso-position-horizontal-relative:text;mso-position-vertical:absolute;mso-position-vertical-relative:text;mso-width-percent:0;mso-height-percent:0;mso-width-relative:margin;mso-height-relative:margin;v-text-anchor:top" o:gfxdata="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" fillcolor="white [3201]" strokecolor="white [3212]" strokeweight=".5pt">
+                <v:textbox>
+                  <w:txbxContent>
+                    <w:p>
+                      <w:pPr>
+                        <w:jc w:val="center"/>
+                        <w:rPr>
+                          <w:sz w:val="18"/>
+                          <w:szCs w:val="18"/>
+                        </w:rPr>
+                      </w:pPr>
+                      <w:r>
+                        <w:rPr>
+                          <w:sz w:val="18"/>
+                          <w:szCs w:val="18"/>
+                        </w:rPr>
+                        <w:t>Weight: 1.0</w:t>
+                      </w:r>
+                    </w:p>
+                  </w:txbxContent>
+                </v:textbox>
+                <w10:wrap type="topAndBottom"/>
+              </v:shape>
+            </w:pict>
+          </mc:Fallback>
+        </mc:AlternateContent>
+      </w:r>
+      <w:r>
+        <w:rPr>
+          <w:noProof/>
+        </w:rPr>
+        <mc:AlternateContent>
+          <mc:Choice Requires="wps">
+            <w:drawing>
+              <wp:anchor distT="0" distB="0" distL="114300" distR="114300" simplePos="0" relativeHeight="251530240" behindDoc="0" locked="0" layoutInCell="1" allowOverlap="1" wp14:anchorId="7DFBD471" wp14:editId="4C227AF3">
+                <wp:simplePos x="0" y="0"/>
+                <wp:positionH relativeFrom="column">
+                  <wp:posOffset>3898118</wp:posOffset>
+                </wp:positionH>
+                <wp:positionV relativeFrom="paragraph">
+                  <wp:posOffset>1446530</wp:posOffset>
+                </wp:positionV>
+                <wp:extent cx="1144270" cy="257810"/>
+                <wp:effectExtent l="0" t="0" r="17780" b="27940"/>
+                <wp:wrapTopAndBottom/>
+                <wp:docPr id="826507585" name="Text Box 6"/>
+                <wp:cNvGraphicFramePr/>
+                <a:graphic xmlns:a="http://schemas.openxmlformats.org/drawingml/2006/main">
+                  <a:graphicData uri="http://schemas.microsoft.com/office/word/2010/wordprocessingShape">
+                    <wps:wsp>
+                      <wps:cNvSpPr txBox="1"/>
+                      <wps:spPr>
+                        <a:xfrm>
+                          <a:off x="0" y="0"/>
+                          <a:ext cx="1144270" cy="257810"/>
+                        </a:xfrm>
+                        <a:prstGeom prst="rect">
+                          <a:avLst/>
+                        </a:prstGeom>
+                        <a:solidFill>
+                          <a:schemeClr val="lt1"/>
+                        </a:solidFill>
+                        <a:ln w="6350">
+                          <a:solidFill>
+                            <a:schemeClr val="bg1"/>
+                          </a:solidFill>
+                        </a:ln>
+                      </wps:spPr>
+                      <wps:txbx>
+                        <w:txbxContent>
+                          <w:p>
+                            <w:pPr>
+                              <w:jc w:val="center"/>
+                              <w:rPr>
+                                <w:sz w:val="18"/>
+                                <w:szCs w:val="18"/>
+                              </w:rPr>
+                            </w:pPr>
+                            <w:r>
+                              <w:rPr>
+                                <w:sz w:val="18"/>
+                                <w:szCs w:val="18"/>
+                              </w:rPr>
+                              <w:t>Weight: 1.0</w:t>
+                            </w:r>
+                          </w:p>
+                        </w:txbxContent>
+                      </wps:txbx>
+                      <wps:bodyPr rot="0" spcFirstLastPara="0" vertOverflow="overflow" horzOverflow="overflow" vert="horz" wrap="square" lIns="91440" tIns="45720" rIns="91440" bIns="45720" numCol="1" spcCol="0" rtlCol="0" fromWordArt="0" anchor="t" anchorCtr="0" forceAA="0" compatLnSpc="1">
+                        <a:prstTxWarp prst="textNoShape">
+                          <a:avLst/>
+                        </a:prstTxWarp>
+                        <a:noAutofit/>
+                      </wps:bodyPr>
+                    </wps:wsp>
+                  </a:graphicData>
+                </a:graphic>
+                <wp14:sizeRelH relativeFrom="margin">
+                  <wp14:pctWidth>0</wp14:pctWidth>
+                </wp14:sizeRelH>
+                <wp14:sizeRelV relativeFrom="margin">
+                  <wp14:pctHeight>0</wp14:pctHeight>
+                </wp14:sizeRelV>
+              </wp:anchor>
+            </w:drawing>
+          </mc:Choice>
+          <mc:Fallback>
+            <w:pict>
+              <v:shape w14:anchorId="7DFBD471" id="_x0000_s1028" type="#_x0000_t202" style="position:absolute;left:0;text-align:left;margin-left:306.95pt;margin-top:113.9pt;width:90.1pt;height:20.3pt;z-index:251530240;visibility:visible;mso-wrap-style:square;mso-width-percent:0;mso-height-percent:0;mso-wrap-distance-left:9pt;mso-wrap-distance-top:0;mso-wrap-distance-right:9pt;mso-wrap-distance-bottom:0;mso-position-horizontal:absolute;mso-position-horizontal-relative:text;mso-position-vertical:absolute;mso-position-vertical-relative:text;mso-width-percent:0;mso-height-percent:0;mso-width-relative:margin;mso-height-relative:margin;v-text-anchor:top" o:gfxdata="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" fillcolor="white [3201]" strokecolor="white [3212]" strokeweight=".5pt">
+                <v:textbox>
+                  <w:txbxContent>
+                    <w:p>
+                      <w:pPr>
+                        <w:jc w:val="center"/>
+                        <w:rPr>
+                          <w:sz w:val="18"/>
+                          <w:szCs w:val="18"/>
+                        </w:rPr>
+                      </w:pPr>
+                      <w:r>
+                        <w:rPr>
+                          <w:sz w:val="18"/>
+                          <w:szCs w:val="18"/>
+                        </w:rPr>
+                        <w:t>Weight: 1.0</w:t>
+                      </w:r>
+                    </w:p>
+                  </w:txbxContent>
+                </v:textbox>
+                <w10:wrap type="topAndBottom"/>
+              </v:shape>
+            </w:pict>
+          </mc:Fallback>
+        </mc:AlternateContent>
+      </w:r>
+      <w:r>
+        <w:rPr>
+          <w:noProof/>
+        </w:rPr>
+        <mc:AlternateContent>
+          <mc:Choice Requires="wps">
+            <w:drawing>
+              <wp:anchor distT="0" distB="0" distL="114300" distR="114300" simplePos="0" relativeHeight="251450368" behindDoc="0" locked="0" layoutInCell="1" allowOverlap="1" wp14:anchorId="2F44AD5F" wp14:editId="61D388A1">
+                <wp:simplePos x="0" y="0"/>
+                <wp:positionH relativeFrom="column">
+                  <wp:posOffset>1358900</wp:posOffset>
+                </wp:positionH>
+                <wp:positionV relativeFrom="paragraph">
+                  <wp:posOffset>1450487</wp:posOffset>
+                </wp:positionV>
+                <wp:extent cx="1144270" cy="257810"/>
+                <wp:effectExtent l="0" t="0" r="17780" b="27940"/>
+                <wp:wrapTopAndBottom/>
+                <wp:docPr id="28661114" name="Text Box 6"/>
+                <wp:cNvGraphicFramePr/>
+                <a:graphic xmlns:a="http://schemas.openxmlformats.org/drawingml/2006/main">
+                  <a:graphicData uri="http://schemas.microsoft.com/office/word/2010/wordprocessingShape">
+                    <wps:wsp>
+                      <wps:cNvSpPr txBox="1"/>
+                      <wps:spPr>
+                        <a:xfrm>
+                          <a:off x="0" y="0"/>
+                          <a:ext cx="1144270" cy="257810"/>
+                        </a:xfrm>
+                        <a:prstGeom prst="rect">
+                          <a:avLst/>
+                        </a:prstGeom>
+                        <a:solidFill>
+                          <a:schemeClr val="lt1"/>
+                        </a:solidFill>
+                        <a:ln w="6350">
+                          <a:solidFill>
+                            <a:schemeClr val="bg1"/>
+                          </a:solidFill>
+                        </a:ln>
+                      </wps:spPr>
+                      <wps:txbx>
+                        <w:txbxContent>
+                          <w:p>
+                            <w:pPr>
+                              <w:jc w:val="center"/>
+                              <w:rPr>
+                                <w:sz w:val="18"/>
+                                <w:szCs w:val="18"/>
+                              </w:rPr>
+                            </w:pPr>
+                            <w:r>
+                              <w:rPr>
+                                <w:sz w:val="18"/>
+                                <w:szCs w:val="18"/>
+                              </w:rPr>
+                              <w:t xml:space="preserve">Weight: </w:t>
+                            </w:r>
+                            <w:r>
+                              <w:rPr>
+                                <w:sz w:val="18"/>
+                                <w:szCs w:val="18"/>
+                              </w:rPr>
+                              <w:t>0</w:t>
+                            </w:r>
+                            <w:r>
+                              <w:rPr>
+                                <w:sz w:val="18"/>
+                                <w:szCs w:val="18"/>
+                              </w:rPr>
+                              <w:t>.0</w:t>
+                            </w:r>
+                          </w:p>
+                        </w:txbxContent>
+                      </wps:txbx>
+                      <wps:bodyPr rot="0" spcFirstLastPara="0" vertOverflow="overflow" horzOverflow="overflow" vert="horz" wrap="square" lIns="91440" tIns="45720" rIns="91440" bIns="45720" numCol="1" spcCol="0" rtlCol="0" fromWordArt="0" anchor="t" anchorCtr="0" forceAA="0" compatLnSpc="1">
+                        <a:prstTxWarp prst="textNoShape">
+                          <a:avLst/>
+                        </a:prstTxWarp>
+                        <a:noAutofit/>
+                      </wps:bodyPr>
+                    </wps:wsp>
+                  </a:graphicData>
+                </a:graphic>
+                <wp14:sizeRelH relativeFrom="margin">
+                  <wp14:pctWidth>0</wp14:pctWidth>
+                </wp14:sizeRelH>
+                <wp14:sizeRelV relativeFrom="margin">
+                  <wp14:pctHeight>0</wp14:pctHeight>
+                </wp14:sizeRelV>
+              </wp:anchor>
+            </w:drawing>
+          </mc:Choice>
+          <mc:Fallback>
+            <w:pict>
+              <v:shape w14:anchorId="2F44AD5F" id="_x0000_s1029" type="#_x0000_t202" style="position:absolute;left:0;text-align:left;margin-left:107pt;margin-top:114.2pt;width:90.1pt;height:20.3pt;z-index:251450368;visibility:visible;mso-wrap-style:square;mso-width-percent:0;mso-height-percent:0;mso-wrap-distance-left:9pt;mso-wrap-distance-top:0;mso-wrap-distance-right:9pt;mso-wrap-distance-bottom:0;mso-position-horizontal:absolute;mso-position-horizontal-relative:text;mso-position-vertical:absolute;mso-position-vertical-relative:text;mso-width-percent:0;mso-height-percent:0;mso-width-relative:margin;mso-height-relative:margin;v-text-anchor:top" o:gfxdata="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" fillcolor="white [3201]" strokecolor="white [3212]" strokeweight=".5pt">
+                <v:textbox>
+                  <w:txbxContent>
+                    <w:p>
+                      <w:pPr>
+                        <w:jc w:val="center"/>
+                        <w:rPr>
+                          <w:sz w:val="18"/>
+                          <w:szCs w:val="18"/>
+                        </w:rPr>
+                      </w:pPr>
+                      <w:r>
+                        <w:rPr>
+                          <w:sz w:val="18"/>
+                          <w:szCs w:val="18"/>
+                        </w:rPr>
+                        <w:t xml:space="preserve">Weight: </w:t>
+                      </w:r>
+                      <w:r>
+                        <w:rPr>
+                          <w:sz w:val="18"/>
+                          <w:szCs w:val="18"/>
+                        </w:rPr>
+                        <w:t>0</w:t>
+                      </w:r>
+                      <w:r>
+                        <w:rPr>
+                          <w:sz w:val="18"/>
+                          <w:szCs w:val="18"/>
+                        </w:rPr>
+                        <w:t>.0</w:t>
+                      </w:r>
+                    </w:p>
+                  </w:txbxContent>
+                </v:textbox>
+                <w10:wrap type="topAndBottom"/>
+              </v:shape>
+            </w:pict>
+          </mc:Fallback>
+        </mc:AlternateContent>
+      </w:r>
+      <w:r>
+        <w:rPr>
+          <w:noProof/>
+        </w:rPr>
+        <mc:AlternateContent>
+          <mc:Choice Requires="wps">
+            <w:drawing>
+              <wp:anchor distT="0" distB="0" distL="114300" distR="114300" simplePos="0" relativeHeight="251446272" behindDoc="0" locked="0" layoutInCell="1" allowOverlap="1" wp14:anchorId="2DEAF8A9" wp14:editId="0B2D65DA">
+                <wp:simplePos x="0" y="0"/>
+                <wp:positionH relativeFrom="column">
+                  <wp:posOffset>87630</wp:posOffset>
+                </wp:positionH>
+                <wp:positionV relativeFrom="paragraph">
+                  <wp:posOffset>1452098</wp:posOffset>
+                </wp:positionV>
+                <wp:extent cx="1144270" cy="257810"/>
+                <wp:effectExtent l="0" t="0" r="17780" b="27940"/>
+                <wp:wrapTopAndBottom/>
+                <wp:docPr id="1539684836" name="Text Box 6"/>
+                <wp:cNvGraphicFramePr/>
+                <a:graphic xmlns:a="http://schemas.openxmlformats.org/drawingml/2006/main">
+                  <a:graphicData uri="http://schemas.microsoft.com/office/word/2010/wordprocessingShape">
+                    <wps:wsp>
+                      <wps:cNvSpPr txBox="1"/>
+                      <wps:spPr>
+                        <a:xfrm>
+                          <a:off x="0" y="0"/>
+                          <a:ext cx="1144270" cy="257810"/>
+                        </a:xfrm>
+                        <a:prstGeom prst="rect">
+                          <a:avLst/>
+                        </a:prstGeom>
+                        <a:solidFill>
+                          <a:schemeClr val="lt1"/>
+                        </a:solidFill>
+                        <a:ln w="6350">
+                          <a:solidFill>
+                            <a:schemeClr val="bg1"/>
+                          </a:solidFill>
+                        </a:ln>
+                      </wps:spPr>
+                      <wps:txbx>
+                        <w:txbxContent>
+                          <w:p>
+                            <w:pPr>
+                              <w:jc w:val="center"/>
+                              <w:rPr>
+                                <w:sz w:val="18"/>
+                                <w:szCs w:val="18"/>
+                              </w:rPr>
+                            </w:pPr>
+                            <w:r>
+                              <w:rPr>
+                                <w:sz w:val="18"/>
+                                <w:szCs w:val="18"/>
+                              </w:rPr>
+                              <w:t>Weight: 1.0</w:t>
+                            </w:r>
+                          </w:p>
+                        </w:txbxContent>
+                      </wps:txbx>
+                      <wps:bodyPr rot="0" spcFirstLastPara="0" vertOverflow="overflow" horzOverflow="overflow" vert="horz" wrap="square" lIns="91440" tIns="45720" rIns="91440" bIns="45720" numCol="1" spcCol="0" rtlCol="0" fromWordArt="0" anchor="t" anchorCtr="0" forceAA="0" compatLnSpc="1">
+                        <a:prstTxWarp prst="textNoShape">
+                          <a:avLst/>
+                        </a:prstTxWarp>
+                        <a:noAutofit/>
+                      </wps:bodyPr>
+                    </wps:wsp>
+                  </a:graphicData>
+                </a:graphic>
+                <wp14:sizeRelH relativeFrom="margin">
+                  <wp14:pctWidth>0</wp14:pctWidth>
+                </wp14:sizeRelH>
+                <wp14:sizeRelV relativeFrom="margin">
+                  <wp14:pctHeight>0</wp14:pctHeight>
+                </wp14:sizeRelV>
+              </wp:anchor>
+            </w:drawing>
+          </mc:Choice>
+          <mc:Fallback>
+            <w:pict>
+              <v:shape w14:anchorId="2DEAF8A9" id="_x0000_s1030" type="#_x0000_t202" style="position:absolute;left:0;text-align:left;margin-left:6.9pt;margin-top:114.35pt;width:90.1pt;height:20.3pt;z-index:251446272;visibility:visible;mso-wrap-style:square;mso-width-percent:0;mso-height-percent:0;mso-wrap-distance-left:9pt;mso-wrap-distance-top:0;mso-wrap-distance-right:9pt;mso-wrap-distance-bottom:0;mso-position-horizontal:absolute;mso-position-horizontal-relative:text;mso-position-vertical:absolute;mso-position-vertical-relative:text;mso-width-percent:0;mso-height-percent:0;mso-width-relative:margin;mso-height-relative:margin;v-text-anchor:top" o:gfxdata="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" fillcolor="white [3201]" strokecolor="white [3212]" strokeweight=".5pt">
+                <v:textbox>
+                  <w:txbxContent>
+                    <w:p>
+                      <w:pPr>
+                        <w:jc w:val="center"/>
+                        <w:rPr>
+                          <w:sz w:val="18"/>
+                          <w:szCs w:val="18"/>
+                        </w:rPr>
+                      </w:pPr>
+                      <w:r>
+                        <w:rPr>
+                          <w:sz w:val="18"/>
+                          <w:szCs w:val="18"/>
+                        </w:rPr>
+                        <w:t>Weight: 1.0</w:t>
+                      </w:r>
+                    </w:p>
+                  </w:txbxContent>
+                </v:textbox>
+                <w10:wrap type="topAndBottom"/>
+              </v:shape>
+            </w:pict>
+          </mc:Fallback>
+        </mc:AlternateContent>
+      </w:r>
+      <w:r>
+        <w:rPr>
+          <w:noProof/>
+        </w:rPr>
+        <w:drawing>
+          <wp:anchor distT="0" distB="0" distL="114300" distR="114300" simplePos="0" relativeHeight="250645504" behindDoc="0" locked="0" layoutInCell="1" allowOverlap="1" wp14:anchorId="34C18823" wp14:editId="67A91C1B">
+            <wp:simplePos x="0" y="0"/>
+            <wp:positionH relativeFrom="column">
+              <wp:posOffset>5136027</wp:posOffset>
+            </wp:positionH>
+            <wp:positionV relativeFrom="paragraph">
+              <wp:posOffset>272415</wp:posOffset>
+            </wp:positionV>
+            <wp:extent cx="1143000" cy="1143000"/>
+            <wp:effectExtent l="19050" t="19050" r="19050" b="19050"/>
+            <wp:wrapTopAndBottom/>
+            <wp:docPr id="100074469" name="Picture 5"/>
+            <wp:cNvGraphicFramePr>
+              <a:graphicFrameLocks xmlns:a="http://schemas.openxmlformats.org/drawingml/2006/main" noChangeAspect="1"/>
+            </wp:cNvGraphicFramePr>
+            <a:graphic xmlns:a="http://schemas.openxmlformats.org/drawingml/2006/main">
+              <a:graphicData uri="http://schemas.openxmlformats.org/drawingml/2006/picture">
+                <pic:pic xmlns:pic="http://schemas.openxmlformats.org/drawingml/2006/picture">
+                  <pic:nvPicPr>
+                    <pic:cNvPr id="100074469" name="Picture 100074469"/>
+                    <pic:cNvPicPr/>
+                  </pic:nvPicPr>
+                  <pic:blipFill>
+                    <a:blip r:embed="rId22"/>
+                    <a:stretch>
+                      <a:fillRect/>
+                    </a:stretch>
+                  </pic:blipFill>
+                  <pic:spPr>
+                    <a:xfrm>
+                      <a:off x="0" y="0"/>
+                      <a:ext cx="1143000" cy="1143000"/>
+                    </a:xfrm>
+                    <a:prstGeom prst="rect">
+                      <a:avLst/>
+                    </a:prstGeom>
+                    <a:ln w="3175">
+                      <a:solidFill>
+                        <a:schemeClr val="tx1"/>
+                      </a:solidFill>
+                    </a:ln>
+                  </pic:spPr>
+                </pic:pic>
+              </a:graphicData>
+            </a:graphic>
+          </wp:anchor>
+        </w:drawing>
+      </w:r>
+      <w:r>
+        <w:rPr>
+          <w:noProof/>
+        </w:rPr>
+        <w:drawing>
+          <wp:anchor distT="0" distB="0" distL="114300" distR="114300" simplePos="0" relativeHeight="250635264" behindDoc="0" locked="0" layoutInCell="1" allowOverlap="1" wp14:anchorId="66B40E84" wp14:editId="5DA835B0">
+            <wp:simplePos x="0" y="0"/>
+            <wp:positionH relativeFrom="column">
+              <wp:posOffset>3879068</wp:posOffset>
+            </wp:positionH>
+            <wp:positionV relativeFrom="paragraph">
+              <wp:posOffset>278765</wp:posOffset>
+            </wp:positionV>
+            <wp:extent cx="1143000" cy="1143000"/>
+            <wp:effectExtent l="19050" t="19050" r="19050" b="19050"/>
+            <wp:wrapTopAndBottom/>
+            <wp:docPr id="1591030372" name="Picture 4"/>
+            <wp:cNvGraphicFramePr>
+              <a:graphicFrameLocks xmlns:a="http://schemas.openxmlformats.org/drawingml/2006/main" noChangeAspect="1"/>
+            </wp:cNvGraphicFramePr>
+            <a:graphic xmlns:a="http://schemas.openxmlformats.org/drawingml/2006/main">
+              <a:graphicData uri="http://schemas.openxmlformats.org/drawingml/2006/picture">
+                <pic:pic xmlns:pic="http://schemas.openxmlformats.org/drawingml/2006/picture">
+                  <pic:nvPicPr>
+                    <pic:cNvPr id="1591030372" name="Picture 1591030372"/>
+                    <pic:cNvPicPr/>
+                  </pic:nvPicPr>
+                  <pic:blipFill>
+                    <a:blip r:embed="rId23"/>
+                    <a:stretch>
+                      <a:fillRect/>
+                    </a:stretch>
+                  </pic:blipFill>
+                  <pic:spPr>
+                    <a:xfrm>
+                      <a:off x="0" y="0"/>
+                      <a:ext cx="1143000" cy="1143000"/>
+                    </a:xfrm>
+                    <a:prstGeom prst="rect">
+                      <a:avLst/>
+                    </a:prstGeom>
+                    <a:ln w="3175">
+                      <a:solidFill>
+                        <a:schemeClr val="tx1"/>
+                      </a:solidFill>
+                    </a:ln>
+                  </pic:spPr>
+                </pic:pic>
+              </a:graphicData>
+            </a:graphic>
+          </wp:anchor>
+        </w:drawing>
+      </w:r>
+      <w:r>
+        <w:rPr>
+          <w:noProof/>
+        </w:rPr>
+        <w:drawing>
+          <wp:anchor distT="0" distB="0" distL="114300" distR="114300" simplePos="0" relativeHeight="250601472" behindDoc="0" locked="0" layoutInCell="1" allowOverlap="1" wp14:anchorId="7532DF15" wp14:editId="192080C6">
+            <wp:simplePos x="0" y="0"/>
+            <wp:positionH relativeFrom="column">
+              <wp:posOffset>1351427</wp:posOffset>
+            </wp:positionH>
+            <wp:positionV relativeFrom="paragraph">
+              <wp:posOffset>278765</wp:posOffset>
+            </wp:positionV>
+            <wp:extent cx="1143000" cy="1143000"/>
+            <wp:effectExtent l="19050" t="19050" r="19050" b="19050"/>
+            <wp:wrapTopAndBottom/>
+            <wp:docPr id="1617356347" name="Picture 2"/>
+            <wp:cNvGraphicFramePr>
+              <a:graphicFrameLocks xmlns:a="http://schemas.openxmlformats.org/drawingml/2006/main" noChangeAspect="1"/>
+            </wp:cNvGraphicFramePr>
+            <a:graphic xmlns:a="http://schemas.openxmlformats.org/drawingml/2006/main">
+              <a:graphicData uri="http://schemas.openxmlformats.org/drawingml/2006/picture">
+                <pic:pic xmlns:pic="http://schemas.openxmlformats.org/drawingml/2006/picture">
+                  <pic:nvPicPr>
+                    <pic:cNvPr id="1617356347" name="Picture 1617356347"/>
+                    <pic:cNvPicPr/>
+                  </pic:nvPicPr>
+                  <pic:blipFill>
+                    <a:blip r:embed="rId24"/>
+                    <a:stretch>
+                      <a:fillRect/>
+                    </a:stretch>
+                  </pic:blipFill>
+                  <pic:spPr>
+                    <a:xfrm>
+                      <a:off x="0" y="0"/>
+                      <a:ext cx="1143000" cy="1143000"/>
+                    </a:xfrm>
+                    <a:prstGeom prst="rect">
+                      <a:avLst/>
+                    </a:prstGeom>
+                    <a:ln w="3175">
+                      <a:solidFill>
+                        <a:schemeClr val="tx1"/>
+                      </a:solidFill>
+                    </a:ln>
+                  </pic:spPr>
+                </pic:pic>
+              </a:graphicData>
+            </a:graphic>
+          </wp:anchor>
+        </w:drawing>
+      </w:r>
+      <w:r>
+        <w:rPr>
+          <w:noProof/>
+        </w:rPr>
+        <w:drawing>
+          <wp:anchor distT="0" distB="0" distL="114300" distR="114300" simplePos="0" relativeHeight="250580992" behindDoc="0" locked="0" layoutInCell="1" allowOverlap="1" wp14:anchorId="6AAF9A4C" wp14:editId="0EF8EB9F">
+            <wp:simplePos x="0" y="0"/>
+            <wp:positionH relativeFrom="column">
+              <wp:posOffset>87630</wp:posOffset>
+            </wp:positionH>
+            <wp:positionV relativeFrom="paragraph">
+              <wp:posOffset>284627</wp:posOffset>
+            </wp:positionV>
+            <wp:extent cx="1143000" cy="1143000"/>
+            <wp:effectExtent l="19050" t="19050" r="19050" b="19050"/>
+            <wp:wrapTopAndBottom/>
+            <wp:docPr id="917159086" name="Picture 1"/>
+            <wp:cNvGraphicFramePr>
+              <a:graphicFrameLocks xmlns:a="http://schemas.openxmlformats.org/drawingml/2006/main" noChangeAspect="1"/>
+            </wp:cNvGraphicFramePr>
+            <a:graphic xmlns:a="http://schemas.openxmlformats.org/drawingml/2006/main">
+              <a:graphicData uri="http://schemas.openxmlformats.org/drawingml/2006/picture">
+                <pic:pic xmlns:pic="http://schemas.openxmlformats.org/drawingml/2006/picture">
+                  <pic:nvPicPr>
+                    <pic:cNvPr id="917159086" name="Picture 917159086"/>
+                    <pic:cNvPicPr/>
+                  </pic:nvPicPr>
+                  <pic:blipFill>
+                    <a:blip r:embed="rId8"/>
+                    <a:stretch>
+                      <a:fillRect/>
+                    </a:stretch>
+                  </pic:blipFill>
+                  <pic:spPr>
+                    <a:xfrm>
+                      <a:off x="0" y="0"/>
+                      <a:ext cx="1143000" cy="1143000"/>
+                    </a:xfrm>
+                    <a:prstGeom prst="rect">
+                      <a:avLst/>
+                    </a:prstGeom>
+                    <a:ln w="3175">
+                      <a:solidFill>
+                        <a:schemeClr val="tx1"/>
+                      </a:solidFill>
+                    </a:ln>
+                  </pic:spPr>
+                </pic:pic>
+              </a:graphicData>
+            </a:graphic>
+          </wp:anchor>
+        </w:drawing>
+      </w:r>
+      <w:r>
+        <w:rPr>
+          <w:noProof/>
+        </w:rPr>
+        <w:drawing>
+          <wp:anchor distT="0" distB="0" distL="114300" distR="114300" simplePos="0" relativeHeight="250619904" behindDoc="0" locked="0" layoutInCell="1" allowOverlap="1" wp14:anchorId="1E1D5837" wp14:editId="7E73F55F">
+            <wp:simplePos x="0" y="0"/>
+            <wp:positionH relativeFrom="column">
+              <wp:posOffset>2623625</wp:posOffset>
+            </wp:positionH>
+            <wp:positionV relativeFrom="paragraph">
+              <wp:posOffset>279009</wp:posOffset>
+            </wp:positionV>
+            <wp:extent cx="1143000" cy="1143000"/>
+            <wp:effectExtent l="19050" t="19050" r="19050" b="19050"/>
+            <wp:wrapTopAndBottom/>
+            <wp:docPr id="1238594698" name="Picture 3"/>
+            <wp:cNvGraphicFramePr>
+              <a:graphicFrameLocks xmlns:a="http://schemas.openxmlformats.org/drawingml/2006/main" noChangeAspect="1"/>
+            </wp:cNvGraphicFramePr>
+            <a:graphic xmlns:a="http://schemas.openxmlformats.org/drawingml/2006/main">
+              <a:graphicData uri="http://schemas.openxmlformats.org/drawingml/2006/picture">
+                <pic:pic xmlns:pic="http://schemas.openxmlformats.org/drawingml/2006/picture">
+                  <pic:nvPicPr>
+                    <pic:cNvPr id="1238594698" name="Picture 1238594698"/>
+                    <pic:cNvPicPr/>
+                  </pic:nvPicPr>
+                  <pic:blipFill>
+                    <a:blip r:embed="rId9"/>
+                    <a:stretch>
+                      <a:fillRect/>
+                    </a:stretch>
+                  </pic:blipFill>
+                  <pic:spPr>
+                    <a:xfrm>
+                      <a:off x="0" y="0"/>
+                      <a:ext cx="1143000" cy="1143000"/>
+                    </a:xfrm>
+                    <a:prstGeom prst="rect">
+                      <a:avLst/>
+                    </a:prstGeom>
+                    <a:ln w="3175">
+                      <a:solidFill>
+                        <a:schemeClr val="tx1"/>
+                      </a:solidFill>
+                    </a:ln>
+                  </pic:spPr>
+                </pic:pic>
+              </a:graphicData>
+            </a:graphic>
+          </wp:anchor>
+        </w:drawing>
+      </w:r>
+      <w:r>
+        <w:t>Appendix B: The simple tile set.</w:t>
+      </w:r>
+    </w:p>
+    <w:p>
+      <w:pPr>
+        <w:pStyle w:val="Caption"/>
+      </w:pPr>
+      <w:r>
+        <w:t xml:space="preserve">Figure </w:t>
+      </w:r>
+      <w:r>
+        <w:fldChar w:fldCharType="begin"/>
+      </w:r>
+      <w:r>
+        <w:instrText xml:space="preserve"> SEQ Figure \* ARABIC </w:instrText>
+      </w:r>
+      <w:r>
+        <w:fldChar w:fldCharType="separate"/>
+      </w:r>
+      <w:r>
+        <w:rPr>
+          <w:noProof/>
+        </w:rPr>
+        <w:t>8</w:t>
+      </w:r>
+      <w:r>
+        <w:fldChar w:fldCharType="end"/>
+      </w:r>
+      <w:r>
+        <w:t>: The simple tile set</w:t>
+      </w:r>
+      <w:r>
+        <w:t xml:space="preserve"> with weights</w:t>
+      </w:r>
+      <w:r>
+        <w:t>. Dark colours represent</w:t>
+      </w:r>
+      <w:r>
+        <w:t xml:space="preserve"> the</w:t>
+      </w:r>
+      <w:r>
+        <w:t xml:space="preserve"> walls and light colours represent </w:t>
+      </w:r>
+      <w:r>
+        <w:t xml:space="preserve">the </w:t>
+      </w:r>
+      <w:r>
+        <w:t>corridor</w:t>
+      </w:r>
+      <w:r>
+        <w:t xml:space="preserve"> floors</w:t>
+      </w:r>
+      <w:r>
+        <w:t>. The set includes the four rotations of each tile.</w:t>
+      </w:r>
+    </w:p>
+    <w:p>
+      <w:r>
+        <w:rPr>
+          <w:noProof/>
+        </w:rPr>
+        <mc:AlternateContent>
+          <mc:Choice Requires="wps">
+            <w:drawing>
+              <wp:anchor distT="0" distB="0" distL="114300" distR="114300" simplePos="0" relativeHeight="252185600" behindDoc="0" locked="0" layoutInCell="1" allowOverlap="1" wp14:anchorId="23E5C2CD" wp14:editId="003A5E41">
+                <wp:simplePos x="0" y="0"/>
+                <wp:positionH relativeFrom="column">
+                  <wp:posOffset>2654935</wp:posOffset>
+                </wp:positionH>
+                <wp:positionV relativeFrom="paragraph">
+                  <wp:posOffset>4358005</wp:posOffset>
+                </wp:positionV>
+                <wp:extent cx="1144270" cy="257810"/>
+                <wp:effectExtent l="0" t="0" r="17780" b="27940"/>
+                <wp:wrapTopAndBottom/>
+                <wp:docPr id="430480877" name="Text Box 6"/>
+                <wp:cNvGraphicFramePr/>
+                <a:graphic xmlns:a="http://schemas.openxmlformats.org/drawingml/2006/main">
+                  <a:graphicData uri="http://schemas.microsoft.com/office/word/2010/wordprocessingShape">
+                    <wps:wsp>
+                      <wps:cNvSpPr txBox="1"/>
+                      <wps:spPr>
+                        <a:xfrm>
+                          <a:off x="0" y="0"/>
+                          <a:ext cx="1144270" cy="257810"/>
+                        </a:xfrm>
+                        <a:prstGeom prst="rect">
+                          <a:avLst/>
+                        </a:prstGeom>
+                        <a:solidFill>
+                          <a:schemeClr val="lt1"/>
+                        </a:solidFill>
+                        <a:ln w="6350">
+                          <a:solidFill>
+                            <a:schemeClr val="bg1"/>
+                          </a:solidFill>
+                        </a:ln>
+                      </wps:spPr>
+                      <wps:txbx>
+                        <w:txbxContent>
+                          <w:p>
+                            <w:pPr>
+                              <w:jc w:val="center"/>
+                              <w:rPr>
+                                <w:sz w:val="18"/>
+                                <w:szCs w:val="18"/>
+                              </w:rPr>
+                            </w:pPr>
+                            <w:r>
+                              <w:rPr>
+                                <w:sz w:val="18"/>
+                                <w:szCs w:val="18"/>
+                              </w:rPr>
+                              <w:t>Weight: 1.0</w:t>
+                            </w:r>
+                          </w:p>
+                        </w:txbxContent>
+                      </wps:txbx>
+                      <wps:bodyPr rot="0" spcFirstLastPara="0" vertOverflow="overflow" horzOverflow="overflow" vert="horz" wrap="square" lIns="91440" tIns="45720" rIns="91440" bIns="45720" numCol="1" spcCol="0" rtlCol="0" fromWordArt="0" anchor="t" anchorCtr="0" forceAA="0" compatLnSpc="1">
+                        <a:prstTxWarp prst="textNoShape">
+                          <a:avLst/>
+                        </a:prstTxWarp>
+                        <a:noAutofit/>
+                      </wps:bodyPr>
+                    </wps:wsp>
+                  </a:graphicData>
+                </a:graphic>
+                <wp14:sizeRelH relativeFrom="margin">
+                  <wp14:pctWidth>0</wp14:pctWidth>
+                </wp14:sizeRelH>
+                <wp14:sizeRelV relativeFrom="margin">
+                  <wp14:pctHeight>0</wp14:pctHeight>
+                </wp14:sizeRelV>
+              </wp:anchor>
+            </w:drawing>
+          </mc:Choice>
+          <mc:Fallback>
+            <w:pict>
+              <v:shape w14:anchorId="23E5C2CD" id="_x0000_s1031" type="#_x0000_t202" style="position:absolute;left:0;text-align:left;margin-left:209.05pt;margin-top:343.15pt;width:90.1pt;height:20.3pt;z-index:252185600;visibility:visible;mso-wrap-style:square;mso-width-percent:0;mso-height-percent:0;mso-wrap-distance-left:9pt;mso-wrap-distance-top:0;mso-wrap-distance-right:9pt;mso-wrap-distance-bottom:0;mso-position-horizontal:absolute;mso-position-horizontal-relative:text;mso-position-vertical:absolute;mso-position-vertical-relative:text;mso-width-percent:0;mso-height-percent:0;mso-width-relative:margin;mso-height-relative:margin;v-text-anchor:top" o:gfxdata="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" fillcolor="white [3201]" strokecolor="white [3212]" strokeweight=".5pt">
+                <v:textbox>
+                  <w:txbxContent>
+                    <w:p>
+                      <w:pPr>
+                        <w:jc w:val="center"/>
+                        <w:rPr>
+                          <w:sz w:val="18"/>
+                          <w:szCs w:val="18"/>
+                        </w:rPr>
+                      </w:pPr>
+                      <w:r>
+                        <w:rPr>
+                          <w:sz w:val="18"/>
+                          <w:szCs w:val="18"/>
+                        </w:rPr>
+                        <w:t>Weight: 1.0</w:t>
+                      </w:r>
+                    </w:p>
+                  </w:txbxContent>
+                </v:textbox>
+                <w10:wrap type="topAndBottom"/>
+              </v:shape>
+            </w:pict>
+          </mc:Fallback>
+        </mc:AlternateContent>
+      </w:r>
+      <w:r>
+        <w:rPr>
+          <w:noProof/>
+        </w:rPr>
+        <w:drawing>
+          <wp:anchor distT="0" distB="0" distL="114300" distR="114300" simplePos="0" relativeHeight="250878976" behindDoc="0" locked="0" layoutInCell="1" allowOverlap="1" wp14:anchorId="36240736" wp14:editId="2647E5A6">
+            <wp:simplePos x="0" y="0"/>
+            <wp:positionH relativeFrom="column">
+              <wp:posOffset>2659527</wp:posOffset>
+            </wp:positionH>
+            <wp:positionV relativeFrom="paragraph">
+              <wp:posOffset>3199765</wp:posOffset>
+            </wp:positionV>
+            <wp:extent cx="1143000" cy="1143000"/>
+            <wp:effectExtent l="19050" t="19050" r="19050" b="19050"/>
+            <wp:wrapTopAndBottom/>
+            <wp:docPr id="343521889" name="Picture 3"/>
+            <wp:cNvGraphicFramePr>
+              <a:graphicFrameLocks xmlns:a="http://schemas.openxmlformats.org/drawingml/2006/main" noChangeAspect="1"/>
+            </wp:cNvGraphicFramePr>
+            <a:graphic xmlns:a="http://schemas.openxmlformats.org/drawingml/2006/main">
+              <a:graphicData uri="http://schemas.openxmlformats.org/drawingml/2006/picture">
+                <pic:pic xmlns:pic="http://schemas.openxmlformats.org/drawingml/2006/picture">
+                  <pic:nvPicPr>
+                    <pic:cNvPr id="343521889" name="Picture 3"/>
+                    <pic:cNvPicPr/>
+                  </pic:nvPicPr>
+                  <pic:blipFill>
+                    <a:blip r:embed="rId25"/>
+                    <a:stretch>
+                      <a:fillRect/>
+                    </a:stretch>
+                  </pic:blipFill>
+                  <pic:spPr>
+                    <a:xfrm>
+                      <a:off x="0" y="0"/>
+                      <a:ext cx="1143000" cy="1143000"/>
+                    </a:xfrm>
+                    <a:prstGeom prst="rect">
+                      <a:avLst/>
+                    </a:prstGeom>
+                    <a:ln w="3175">
+                      <a:solidFill>
+                        <a:schemeClr val="tx1"/>
+                      </a:solidFill>
+                    </a:ln>
+                  </pic:spPr>
+                </pic:pic>
+              </a:graphicData>
+            </a:graphic>
+          </wp:anchor>
+        </w:drawing>
+      </w:r>
+      <w:r>
+        <w:rPr>
+          <w:noProof/>
+        </w:rPr>
+        <mc:AlternateContent>
+          <mc:Choice Requires="wps">
+            <w:drawing>
+              <wp:anchor distT="0" distB="0" distL="114300" distR="114300" simplePos="0" relativeHeight="252184576" behindDoc="0" locked="0" layoutInCell="1" allowOverlap="1" wp14:anchorId="17C46661" wp14:editId="7D9B5D92">
+                <wp:simplePos x="0" y="0"/>
+                <wp:positionH relativeFrom="column">
+                  <wp:posOffset>5151755</wp:posOffset>
+                </wp:positionH>
+                <wp:positionV relativeFrom="paragraph">
+                  <wp:posOffset>2918460</wp:posOffset>
+                </wp:positionV>
+                <wp:extent cx="1144270" cy="257810"/>
+                <wp:effectExtent l="0" t="0" r="17780" b="27940"/>
+                <wp:wrapTopAndBottom/>
+                <wp:docPr id="1001540556" name="Text Box 6"/>
+                <wp:cNvGraphicFramePr/>
+                <a:graphic xmlns:a="http://schemas.openxmlformats.org/drawingml/2006/main">
+                  <a:graphicData uri="http://schemas.microsoft.com/office/word/2010/wordprocessingShape">
+                    <wps:wsp>
+                      <wps:cNvSpPr txBox="1"/>
+                      <wps:spPr>
+                        <a:xfrm>
+                          <a:off x="0" y="0"/>
+                          <a:ext cx="1144270" cy="257810"/>
+                        </a:xfrm>
+                        <a:prstGeom prst="rect">
+                          <a:avLst/>
+                        </a:prstGeom>
+                        <a:solidFill>
+                          <a:schemeClr val="lt1"/>
+                        </a:solidFill>
+                        <a:ln w="6350">
+                          <a:solidFill>
+                            <a:schemeClr val="bg1"/>
+                          </a:solidFill>
+                        </a:ln>
+                      </wps:spPr>
+                      <wps:txbx>
+                        <w:txbxContent>
+                          <w:p>
+                            <w:pPr>
+                              <w:jc w:val="center"/>
+                              <w:rPr>
+                                <w:sz w:val="18"/>
+                                <w:szCs w:val="18"/>
+                              </w:rPr>
+                            </w:pPr>
+                            <w:r>
+                              <w:rPr>
+                                <w:sz w:val="18"/>
+                                <w:szCs w:val="18"/>
+                              </w:rPr>
+                              <w:t>Weight: 1.0</w:t>
+                            </w:r>
+                          </w:p>
+                        </w:txbxContent>
+                      </wps:txbx>
+                      <wps:bodyPr rot="0" spcFirstLastPara="0" vertOverflow="overflow" horzOverflow="overflow" vert="horz" wrap="square" lIns="91440" tIns="45720" rIns="91440" bIns="45720" numCol="1" spcCol="0" rtlCol="0" fromWordArt="0" anchor="t" anchorCtr="0" forceAA="0" compatLnSpc="1">
+                        <a:prstTxWarp prst="textNoShape">
+                          <a:avLst/>
+                        </a:prstTxWarp>
+                        <a:noAutofit/>
+                      </wps:bodyPr>
+                    </wps:wsp>
+                  </a:graphicData>
+                </a:graphic>
+                <wp14:sizeRelH relativeFrom="margin">
+                  <wp14:pctWidth>0</wp14:pctWidth>
+                </wp14:sizeRelH>
+                <wp14:sizeRelV relativeFrom="margin">
+                  <wp14:pctHeight>0</wp14:pctHeight>
+                </wp14:sizeRelV>
+              </wp:anchor>
+            </w:drawing>
+          </mc:Choice>
+          <mc:Fallback>
+            <w:pict>
+              <v:shape w14:anchorId="17C46661" id="_x0000_s1032" type="#_x0000_t202" style="position:absolute;left:0;text-align:left;margin-left:405.65pt;margin-top:229.8pt;width:90.1pt;height:20.3pt;z-index:252184576;visibility:visible;mso-wrap-style:square;mso-width-percent:0;mso-height-percent:0;mso-wrap-distance-left:9pt;mso-wrap-distance-top:0;mso-wrap-distance-right:9pt;mso-wrap-distance-bottom:0;mso-position-horizontal:absolute;mso-position-horizontal-relative:text;mso-position-vertical:absolute;mso-position-vertical-relative:text;mso-width-percent:0;mso-height-percent:0;mso-width-relative:margin;mso-height-relative:margin;v-text-anchor:top" o:gfxdata="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" fillcolor="white [3201]" strokecolor="white [3212]" strokeweight=".5pt">
+                <v:textbox>
+                  <w:txbxContent>
+                    <w:p>
+                      <w:pPr>
+                        <w:jc w:val="center"/>
+                        <w:rPr>
+                          <w:sz w:val="18"/>
+                          <w:szCs w:val="18"/>
+                        </w:rPr>
+                      </w:pPr>
+                      <w:r>
+                        <w:rPr>
+                          <w:sz w:val="18"/>
+                          <w:szCs w:val="18"/>
+                        </w:rPr>
+                        <w:t>Weight: 1.0</w:t>
+                      </w:r>
+                    </w:p>
+                  </w:txbxContent>
+                </v:textbox>
+                <w10:wrap type="topAndBottom"/>
+              </v:shape>
+            </w:pict>
+          </mc:Fallback>
+        </mc:AlternateContent>
+      </w:r>
+      <w:r>
+        <w:rPr>
+          <w:noProof/>
+        </w:rPr>
+        <mc:AlternateContent>
+          <mc:Choice Requires="wps">
+            <w:drawing>
+              <wp:anchor distT="0" distB="0" distL="114300" distR="114300" simplePos="0" relativeHeight="252144640" behindDoc="0" locked="0" layoutInCell="1" allowOverlap="1" wp14:anchorId="22D0DEE3" wp14:editId="7C0C440B">
+                <wp:simplePos x="0" y="0"/>
+                <wp:positionH relativeFrom="column">
+                  <wp:posOffset>3921125</wp:posOffset>
+                </wp:positionH>
+                <wp:positionV relativeFrom="paragraph">
+                  <wp:posOffset>2924175</wp:posOffset>
+                </wp:positionV>
+                <wp:extent cx="1144270" cy="257810"/>
+                <wp:effectExtent l="0" t="0" r="17780" b="27940"/>
+                <wp:wrapTopAndBottom/>
+                <wp:docPr id="168628415" name="Text Box 6"/>
+                <wp:cNvGraphicFramePr/>
+                <a:graphic xmlns:a="http://schemas.openxmlformats.org/drawingml/2006/main">
+                  <a:graphicData uri="http://schemas.microsoft.com/office/word/2010/wordprocessingShape">
+                    <wps:wsp>
+                      <wps:cNvSpPr txBox="1"/>
+                      <wps:spPr>
+                        <a:xfrm>
+                          <a:off x="0" y="0"/>
+                          <a:ext cx="1144270" cy="257810"/>
+                        </a:xfrm>
+                        <a:prstGeom prst="rect">
+                          <a:avLst/>
+                        </a:prstGeom>
+                        <a:solidFill>
+                          <a:schemeClr val="lt1"/>
+                        </a:solidFill>
+                        <a:ln w="6350">
+                          <a:solidFill>
+                            <a:schemeClr val="bg1"/>
+                          </a:solidFill>
+                        </a:ln>
+                      </wps:spPr>
+                      <wps:txbx>
+                        <w:txbxContent>
+                          <w:p>
+                            <w:pPr>
+                              <w:jc w:val="center"/>
+                              <w:rPr>
+                                <w:sz w:val="18"/>
+                                <w:szCs w:val="18"/>
+                              </w:rPr>
+                            </w:pPr>
+                            <w:r>
+                              <w:rPr>
+                                <w:sz w:val="18"/>
+                                <w:szCs w:val="18"/>
+                              </w:rPr>
+                              <w:t>Weight: 1.0</w:t>
+                            </w:r>
+                          </w:p>
+                        </w:txbxContent>
+                      </wps:txbx>
+                      <wps:bodyPr rot="0" spcFirstLastPara="0" vertOverflow="overflow" horzOverflow="overflow" vert="horz" wrap="square" lIns="91440" tIns="45720" rIns="91440" bIns="45720" numCol="1" spcCol="0" rtlCol="0" fromWordArt="0" anchor="t" anchorCtr="0" forceAA="0" compatLnSpc="1">
+                        <a:prstTxWarp prst="textNoShape">
+                          <a:avLst/>
+                        </a:prstTxWarp>
+                        <a:noAutofit/>
+                      </wps:bodyPr>
+                    </wps:wsp>
+                  </a:graphicData>
+                </a:graphic>
+                <wp14:sizeRelH relativeFrom="margin">
+                  <wp14:pctWidth>0</wp14:pctWidth>
+                </wp14:sizeRelH>
+                <wp14:sizeRelV relativeFrom="margin">
+                  <wp14:pctHeight>0</wp14:pctHeight>
+                </wp14:sizeRelV>
+              </wp:anchor>
+            </w:drawing>
+          </mc:Choice>
+          <mc:Fallback>
+            <w:pict>
+              <v:shape w14:anchorId="22D0DEE3" id="_x0000_s1033" type="#_x0000_t202" style="position:absolute;left:0;text-align:left;margin-left:308.75pt;margin-top:230.25pt;width:90.1pt;height:20.3pt;z-index:252144640;visibility:visible;mso-wrap-style:square;mso-width-percent:0;mso-height-percent:0;mso-wrap-distance-left:9pt;mso-wrap-distance-top:0;mso-wrap-distance-right:9pt;mso-wrap-distance-bottom:0;mso-position-horizontal:absolute;mso-position-horizontal-relative:text;mso-position-vertical:absolute;mso-position-vertical-relative:text;mso-width-percent:0;mso-height-percent:0;mso-width-relative:margin;mso-height-relative:margin;v-text-anchor:top" o:gfxdata="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" fillcolor="white [3201]" strokecolor="white [3212]" strokeweight=".5pt">
+                <v:textbox>
+                  <w:txbxContent>
+                    <w:p>
+                      <w:pPr>
+                        <w:jc w:val="center"/>
+                        <w:rPr>
+                          <w:sz w:val="18"/>
+                          <w:szCs w:val="18"/>
+                        </w:rPr>
+                      </w:pPr>
+                      <w:r>
+                        <w:rPr>
+                          <w:sz w:val="18"/>
+                          <w:szCs w:val="18"/>
+                        </w:rPr>
+                        <w:t>Weight: 1.0</w:t>
+                      </w:r>
+                    </w:p>
+                  </w:txbxContent>
+                </v:textbox>
+                <w10:wrap type="topAndBottom"/>
+              </v:shape>
+            </w:pict>
+          </mc:Fallback>
+        </mc:AlternateContent>
+      </w:r>
+      <w:r>
+        <w:rPr>
+          <w:noProof/>
+        </w:rPr>
+        <mc:AlternateContent>
+          <mc:Choice Requires="wps">
+            <w:drawing>
+              <wp:anchor distT="0" distB="0" distL="114300" distR="114300" simplePos="0" relativeHeight="252104704" behindDoc="0" locked="0" layoutInCell="1" allowOverlap="1" wp14:anchorId="00576A99" wp14:editId="01F0557D">
+                <wp:simplePos x="0" y="0"/>
+                <wp:positionH relativeFrom="column">
+                  <wp:posOffset>2649855</wp:posOffset>
+                </wp:positionH>
+                <wp:positionV relativeFrom="paragraph">
+                  <wp:posOffset>2925445</wp:posOffset>
+                </wp:positionV>
+                <wp:extent cx="1144270" cy="257810"/>
+                <wp:effectExtent l="0" t="0" r="17780" b="27940"/>
+                <wp:wrapTopAndBottom/>
+                <wp:docPr id="1362009651" name="Text Box 6"/>
+                <wp:cNvGraphicFramePr/>
+                <a:graphic xmlns:a="http://schemas.openxmlformats.org/drawingml/2006/main">
+                  <a:graphicData uri="http://schemas.microsoft.com/office/word/2010/wordprocessingShape">
+                    <wps:wsp>
+                      <wps:cNvSpPr txBox="1"/>
+                      <wps:spPr>
+                        <a:xfrm>
+                          <a:off x="0" y="0"/>
+                          <a:ext cx="1144270" cy="257810"/>
+                        </a:xfrm>
+                        <a:prstGeom prst="rect">
+                          <a:avLst/>
+                        </a:prstGeom>
+                        <a:solidFill>
+                          <a:schemeClr val="lt1"/>
+                        </a:solidFill>
+                        <a:ln w="6350">
+                          <a:solidFill>
+                            <a:schemeClr val="bg1"/>
+                          </a:solidFill>
+                        </a:ln>
+                      </wps:spPr>
+                      <wps:txbx>
+                        <w:txbxContent>
+                          <w:p>
+                            <w:pPr>
+                              <w:jc w:val="center"/>
+                              <w:rPr>
+                                <w:sz w:val="18"/>
+                                <w:szCs w:val="18"/>
+                              </w:rPr>
+                            </w:pPr>
+                            <w:r>
+                              <w:rPr>
+                                <w:sz w:val="18"/>
+                                <w:szCs w:val="18"/>
+                              </w:rPr>
+                              <w:t>Weight: 1.0</w:t>
+                            </w:r>
+                          </w:p>
+                        </w:txbxContent>
+                      </wps:txbx>
+                      <wps:bodyPr rot="0" spcFirstLastPara="0" vertOverflow="overflow" horzOverflow="overflow" vert="horz" wrap="square" lIns="91440" tIns="45720" rIns="91440" bIns="45720" numCol="1" spcCol="0" rtlCol="0" fromWordArt="0" anchor="t" anchorCtr="0" forceAA="0" compatLnSpc="1">
+                        <a:prstTxWarp prst="textNoShape">
+                          <a:avLst/>
+                        </a:prstTxWarp>
+                        <a:noAutofit/>
+                      </wps:bodyPr>
+                    </wps:wsp>
+                  </a:graphicData>
+                </a:graphic>
+                <wp14:sizeRelH relativeFrom="margin">
+                  <wp14:pctWidth>0</wp14:pctWidth>
+                </wp14:sizeRelH>
+                <wp14:sizeRelV relativeFrom="margin">
+                  <wp14:pctHeight>0</wp14:pctHeight>
+                </wp14:sizeRelV>
+              </wp:anchor>
+            </w:drawing>
+          </mc:Choice>
+          <mc:Fallback>
+            <w:pict>
+              <v:shape w14:anchorId="00576A99" id="_x0000_s1034" type="#_x0000_t202" style="position:absolute;left:0;text-align:left;margin-left:208.65pt;margin-top:230.35pt;width:90.1pt;height:20.3pt;z-index:252104704;visibility:visible;mso-wrap-style:square;mso-width-percent:0;mso-height-percent:0;mso-wrap-distance-left:9pt;mso-wrap-distance-top:0;mso-wrap-distance-right:9pt;mso-wrap-distance-bottom:0;mso-position-horizontal:absolute;mso-position-horizontal-relative:text;mso-position-vertical:absolute;mso-position-vertical-relative:text;mso-width-percent:0;mso-height-percent:0;mso-width-relative:margin;mso-height-relative:margin;v-text-anchor:top" o:gfxdata="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" fillcolor="white [3201]" strokecolor="white [3212]" strokeweight=".5pt">
+                <v:textbox>
+                  <w:txbxContent>
+                    <w:p>
+                      <w:pPr>
+                        <w:jc w:val="center"/>
+                        <w:rPr>
+                          <w:sz w:val="18"/>
+                          <w:szCs w:val="18"/>
+                        </w:rPr>
+                      </w:pPr>
+                      <w:r>
+                        <w:rPr>
+                          <w:sz w:val="18"/>
+                          <w:szCs w:val="18"/>
+                        </w:rPr>
+                        <w:t>Weight: 1.0</w:t>
+                      </w:r>
+                    </w:p>
+                  </w:txbxContent>
+                </v:textbox>
+                <w10:wrap type="topAndBottom"/>
+              </v:shape>
+            </w:pict>
+          </mc:Fallback>
+        </mc:AlternateContent>
+      </w:r>
+      <w:r>
+        <w:rPr>
+          <w:noProof/>
+        </w:rPr>
+        <mc:AlternateContent>
+          <mc:Choice Requires="wps">
+            <w:drawing>
+              <wp:anchor distT="0" distB="0" distL="114300" distR="114300" simplePos="0" relativeHeight="252064768" behindDoc="0" locked="0" layoutInCell="1" allowOverlap="1" wp14:anchorId="48C5D145" wp14:editId="4970A82B">
+                <wp:simplePos x="0" y="0"/>
+                <wp:positionH relativeFrom="column">
+                  <wp:posOffset>1382395</wp:posOffset>
+                </wp:positionH>
+                <wp:positionV relativeFrom="paragraph">
+                  <wp:posOffset>2927985</wp:posOffset>
+                </wp:positionV>
+                <wp:extent cx="1144270" cy="257810"/>
+                <wp:effectExtent l="0" t="0" r="17780" b="27940"/>
+                <wp:wrapTopAndBottom/>
+                <wp:docPr id="61177406" name="Text Box 6"/>
+                <wp:cNvGraphicFramePr/>
+                <a:graphic xmlns:a="http://schemas.openxmlformats.org/drawingml/2006/main">
+                  <a:graphicData uri="http://schemas.microsoft.com/office/word/2010/wordprocessingShape">
+                    <wps:wsp>
+                      <wps:cNvSpPr txBox="1"/>
+                      <wps:spPr>
+                        <a:xfrm>
+                          <a:off x="0" y="0"/>
+                          <a:ext cx="1144270" cy="257810"/>
+                        </a:xfrm>
+                        <a:prstGeom prst="rect">
+                          <a:avLst/>
+                        </a:prstGeom>
+                        <a:solidFill>
+                          <a:schemeClr val="lt1"/>
+                        </a:solidFill>
+                        <a:ln w="6350">
+                          <a:solidFill>
+                            <a:schemeClr val="bg1"/>
+                          </a:solidFill>
+                        </a:ln>
+                      </wps:spPr>
+                      <wps:txbx>
+                        <w:txbxContent>
+                          <w:p>
+                            <w:pPr>
+                              <w:jc w:val="center"/>
+                              <w:rPr>
+                                <w:sz w:val="18"/>
+                                <w:szCs w:val="18"/>
+                              </w:rPr>
+                            </w:pPr>
+                            <w:r>
+                              <w:rPr>
+                                <w:sz w:val="18"/>
+                                <w:szCs w:val="18"/>
+                              </w:rPr>
+                              <w:t xml:space="preserve">Weight: </w:t>
+                            </w:r>
+                            <w:r>
+                              <w:rPr>
+                                <w:sz w:val="18"/>
+                                <w:szCs w:val="18"/>
+                              </w:rPr>
+                              <w:t>0.5</w:t>
+                            </w:r>
+                          </w:p>
+                        </w:txbxContent>
+                      </wps:txbx>
+                      <wps:bodyPr rot="0" spcFirstLastPara="0" vertOverflow="overflow" horzOverflow="overflow" vert="horz" wrap="square" lIns="91440" tIns="45720" rIns="91440" bIns="45720" numCol="1" spcCol="0" rtlCol="0" fromWordArt="0" anchor="t" anchorCtr="0" forceAA="0" compatLnSpc="1">
+                        <a:prstTxWarp prst="textNoShape">
+                          <a:avLst/>
+                        </a:prstTxWarp>
+                        <a:noAutofit/>
+                      </wps:bodyPr>
+                    </wps:wsp>
+                  </a:graphicData>
+                </a:graphic>
+                <wp14:sizeRelH relativeFrom="margin">
+                  <wp14:pctWidth>0</wp14:pctWidth>
+                </wp14:sizeRelH>
+                <wp14:sizeRelV relativeFrom="margin">
+                  <wp14:pctHeight>0</wp14:pctHeight>
+                </wp14:sizeRelV>
+              </wp:anchor>
+            </w:drawing>
+          </mc:Choice>
+          <mc:Fallback>
+            <w:pict>
+              <v:shape w14:anchorId="48C5D145" id="_x0000_s1035" type="#_x0000_t202" style="position:absolute;left:0;text-align:left;margin-left:108.85pt;margin-top:230.55pt;width:90.1pt;height:20.3pt;z-index:252064768;visibility:visible;mso-wrap-style:square;mso-width-percent:0;mso-height-percent:0;mso-wrap-distance-left:9pt;mso-wrap-distance-top:0;mso-wrap-distance-right:9pt;mso-wrap-distance-bottom:0;mso-position-horizontal:absolute;mso-position-horizontal-relative:text;mso-position-vertical:absolute;mso-position-vertical-relative:text;mso-width-percent:0;mso-height-percent:0;mso-width-relative:margin;mso-height-relative:margin;v-text-anchor:top" o:gfxdata="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" fillcolor="white [3201]" strokecolor="white [3212]" strokeweight=".5pt">
+                <v:textbox>
+                  <w:txbxContent>
+                    <w:p>
+                      <w:pPr>
+                        <w:jc w:val="center"/>
+                        <w:rPr>
+                          <w:sz w:val="18"/>
+                          <w:szCs w:val="18"/>
+                        </w:rPr>
+                      </w:pPr>
+                      <w:r>
+                        <w:rPr>
+                          <w:sz w:val="18"/>
+                          <w:szCs w:val="18"/>
+                        </w:rPr>
+                        <w:t xml:space="preserve">Weight: </w:t>
+                      </w:r>
+                      <w:r>
+                        <w:rPr>
+                          <w:sz w:val="18"/>
+                          <w:szCs w:val="18"/>
+                        </w:rPr>
+                        <w:t>0.5</w:t>
+                      </w:r>
+                    </w:p>
+                  </w:txbxContent>
+                </v:textbox>
+                <w10:wrap type="topAndBottom"/>
+              </v:shape>
+            </w:pict>
+          </mc:Fallback>
+        </mc:AlternateContent>
+      </w:r>
+      <w:r>
+        <w:rPr>
+          <w:noProof/>
+        </w:rPr>
+        <mc:AlternateContent>
+          <mc:Choice Requires="wps">
+            <w:drawing>
+              <wp:anchor distT="0" distB="0" distL="114300" distR="114300" simplePos="0" relativeHeight="252025856" behindDoc="0" locked="0" layoutInCell="1" allowOverlap="1" wp14:anchorId="659F5AC2" wp14:editId="074D24F5">
+                <wp:simplePos x="0" y="0"/>
+                <wp:positionH relativeFrom="column">
+                  <wp:posOffset>111565</wp:posOffset>
+                </wp:positionH>
+                <wp:positionV relativeFrom="paragraph">
+                  <wp:posOffset>2929352</wp:posOffset>
+                </wp:positionV>
+                <wp:extent cx="1144270" cy="257810"/>
+                <wp:effectExtent l="0" t="0" r="17780" b="27940"/>
+                <wp:wrapTopAndBottom/>
+                <wp:docPr id="1266071580" name="Text Box 6"/>
+                <wp:cNvGraphicFramePr/>
+                <a:graphic xmlns:a="http://schemas.openxmlformats.org/drawingml/2006/main">
+                  <a:graphicData uri="http://schemas.microsoft.com/office/word/2010/wordprocessingShape">
+                    <wps:wsp>
+                      <wps:cNvSpPr txBox="1"/>
+                      <wps:spPr>
+                        <a:xfrm>
+                          <a:off x="0" y="0"/>
+                          <a:ext cx="1144270" cy="257810"/>
+                        </a:xfrm>
+                        <a:prstGeom prst="rect">
+                          <a:avLst/>
+                        </a:prstGeom>
+                        <a:solidFill>
+                          <a:schemeClr val="lt1"/>
+                        </a:solidFill>
+                        <a:ln w="6350">
+                          <a:solidFill>
+                            <a:schemeClr val="bg1"/>
+                          </a:solidFill>
+                        </a:ln>
+                      </wps:spPr>
+                      <wps:txbx>
+                        <w:txbxContent>
+                          <w:p>
+                            <w:pPr>
+                              <w:jc w:val="center"/>
+                              <w:rPr>
+                                <w:sz w:val="18"/>
+                                <w:szCs w:val="18"/>
+                              </w:rPr>
+                            </w:pPr>
+                            <w:r>
+                              <w:rPr>
+                                <w:sz w:val="18"/>
+                                <w:szCs w:val="18"/>
+                              </w:rPr>
+                              <w:t xml:space="preserve">Weight: </w:t>
+                            </w:r>
+                            <w:r>
+                              <w:rPr>
+                                <w:sz w:val="18"/>
+                                <w:szCs w:val="18"/>
+                              </w:rPr>
+                              <w:t>0.5</w:t>
+                            </w:r>
+                          </w:p>
+                        </w:txbxContent>
+                      </wps:txbx>
+                      <wps:bodyPr rot="0" spcFirstLastPara="0" vertOverflow="overflow" horzOverflow="overflow" vert="horz" wrap="square" lIns="91440" tIns="45720" rIns="91440" bIns="45720" numCol="1" spcCol="0" rtlCol="0" fromWordArt="0" anchor="t" anchorCtr="0" forceAA="0" compatLnSpc="1">
+                        <a:prstTxWarp prst="textNoShape">
+                          <a:avLst/>
+                        </a:prstTxWarp>
+                        <a:noAutofit/>
+                      </wps:bodyPr>
+                    </wps:wsp>
+                  </a:graphicData>
+                </a:graphic>
+                <wp14:sizeRelH relativeFrom="margin">
+                  <wp14:pctWidth>0</wp14:pctWidth>
+                </wp14:sizeRelH>
+                <wp14:sizeRelV relativeFrom="margin">
+                  <wp14:pctHeight>0</wp14:pctHeight>
+                </wp14:sizeRelV>
+              </wp:anchor>
+            </w:drawing>
+          </mc:Choice>
+          <mc:Fallback>
+            <w:pict>
+              <v:shape w14:anchorId="659F5AC2" id="_x0000_s1036" type="#_x0000_t202" style="position:absolute;left:0;text-align:left;margin-left:8.8pt;margin-top:230.65pt;width:90.1pt;height:20.3pt;z-index:252025856;visibility:visible;mso-wrap-style:square;mso-width-percent:0;mso-height-percent:0;mso-wrap-distance-left:9pt;mso-wrap-distance-top:0;mso-wrap-distance-right:9pt;mso-wrap-distance-bottom:0;mso-position-horizontal:absolute;mso-position-horizontal-relative:text;mso-position-vertical:absolute;mso-position-vertical-relative:text;mso-width-percent:0;mso-height-percent:0;mso-width-relative:margin;mso-height-relative:margin;v-text-anchor:top" o:gfxdata="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" fillcolor="white [3201]" strokecolor="white [3212]" strokeweight=".5pt">
+                <v:textbox>
+                  <w:txbxContent>
+                    <w:p>
+                      <w:pPr>
+                        <w:jc w:val="center"/>
+                        <w:rPr>
+                          <w:sz w:val="18"/>
+                          <w:szCs w:val="18"/>
+                        </w:rPr>
+                      </w:pPr>
+                      <w:r>
+                        <w:rPr>
+                          <w:sz w:val="18"/>
+                          <w:szCs w:val="18"/>
+                        </w:rPr>
+                        <w:t xml:space="preserve">Weight: </w:t>
+                      </w:r>
+                      <w:r>
+                        <w:rPr>
+                          <w:sz w:val="18"/>
+                          <w:szCs w:val="18"/>
+                        </w:rPr>
+                        <w:t>0.5</w:t>
+                      </w:r>
+                    </w:p>
+                  </w:txbxContent>
+                </v:textbox>
+                <w10:wrap type="topAndBottom"/>
+              </v:shape>
+            </w:pict>
+          </mc:Fallback>
+        </mc:AlternateContent>
+      </w:r>
+      <w:r>
+        <w:rPr>
+          <w:noProof/>
+        </w:rPr>
+        <w:drawing>
+          <wp:anchor distT="0" distB="0" distL="114300" distR="114300" simplePos="0" relativeHeight="250990592" behindDoc="0" locked="0" layoutInCell="1" allowOverlap="1" wp14:anchorId="58DDFA01" wp14:editId="49520BDC">
+            <wp:simplePos x="0" y="0"/>
+            <wp:positionH relativeFrom="column">
+              <wp:posOffset>111125</wp:posOffset>
+            </wp:positionH>
+            <wp:positionV relativeFrom="paragraph">
+              <wp:posOffset>1741805</wp:posOffset>
+            </wp:positionV>
+            <wp:extent cx="1143000" cy="1143000"/>
+            <wp:effectExtent l="19050" t="19050" r="19050" b="19050"/>
+            <wp:wrapTopAndBottom/>
+            <wp:docPr id="1856795276" name="Picture 1"/>
+            <wp:cNvGraphicFramePr>
+              <a:graphicFrameLocks xmlns:a="http://schemas.openxmlformats.org/drawingml/2006/main" noChangeAspect="1"/>
+            </wp:cNvGraphicFramePr>
+            <a:graphic xmlns:a="http://schemas.openxmlformats.org/drawingml/2006/main">
+              <a:graphicData uri="http://schemas.openxmlformats.org/drawingml/2006/picture">
+                <pic:pic xmlns:pic="http://schemas.openxmlformats.org/drawingml/2006/picture">
+                  <pic:nvPicPr>
+                    <pic:cNvPr id="1856795276" name="Picture 1"/>
+                    <pic:cNvPicPr/>
+                  </pic:nvPicPr>
+                  <pic:blipFill>
+                    <a:blip r:embed="rId26"/>
+                    <a:stretch>
+                      <a:fillRect/>
+                    </a:stretch>
+                  </pic:blipFill>
+                  <pic:spPr>
+                    <a:xfrm>
+                      <a:off x="0" y="0"/>
+                      <a:ext cx="1143000" cy="1143000"/>
+                    </a:xfrm>
+                    <a:prstGeom prst="rect">
+                      <a:avLst/>
+                    </a:prstGeom>
+                    <a:ln w="3175">
+                      <a:solidFill>
+                        <a:schemeClr val="tx1"/>
+                      </a:solidFill>
+                    </a:ln>
+                  </pic:spPr>
+                </pic:pic>
+              </a:graphicData>
+            </a:graphic>
+          </wp:anchor>
+        </w:drawing>
+      </w:r>
+      <w:r>
+        <w:rPr>
+          <w:noProof/>
+        </w:rPr>
+        <w:drawing>
+          <wp:anchor distT="0" distB="0" distL="114300" distR="114300" simplePos="0" relativeHeight="251102208" behindDoc="0" locked="0" layoutInCell="1" allowOverlap="1" wp14:anchorId="0E1B5EDD" wp14:editId="6B9DC179">
+            <wp:simplePos x="0" y="0"/>
+            <wp:positionH relativeFrom="column">
+              <wp:posOffset>1377315</wp:posOffset>
+            </wp:positionH>
+            <wp:positionV relativeFrom="paragraph">
+              <wp:posOffset>1736090</wp:posOffset>
+            </wp:positionV>
+            <wp:extent cx="1143000" cy="1143000"/>
+            <wp:effectExtent l="19050" t="19050" r="19050" b="19050"/>
+            <wp:wrapTopAndBottom/>
+            <wp:docPr id="337577945" name="Picture 2"/>
+            <wp:cNvGraphicFramePr>
+              <a:graphicFrameLocks xmlns:a="http://schemas.openxmlformats.org/drawingml/2006/main" noChangeAspect="1"/>
+            </wp:cNvGraphicFramePr>
+            <a:graphic xmlns:a="http://schemas.openxmlformats.org/drawingml/2006/main">
+              <a:graphicData uri="http://schemas.openxmlformats.org/drawingml/2006/picture">
+                <pic:pic xmlns:pic="http://schemas.openxmlformats.org/drawingml/2006/picture">
+                  <pic:nvPicPr>
+                    <pic:cNvPr id="337577945" name="Picture 2"/>
+                    <pic:cNvPicPr/>
+                  </pic:nvPicPr>
+                  <pic:blipFill>
+                    <a:blip r:embed="rId27"/>
+                    <a:stretch>
+                      <a:fillRect/>
+                    </a:stretch>
+                  </pic:blipFill>
+                  <pic:spPr>
+                    <a:xfrm>
+                      <a:off x="0" y="0"/>
+                      <a:ext cx="1143000" cy="1143000"/>
+                    </a:xfrm>
+                    <a:prstGeom prst="rect">
+                      <a:avLst/>
+                    </a:prstGeom>
+                    <a:ln w="3175">
+                      <a:solidFill>
+                        <a:schemeClr val="tx1"/>
+                      </a:solidFill>
+                    </a:ln>
+                  </pic:spPr>
+                </pic:pic>
+              </a:graphicData>
+            </a:graphic>
+          </wp:anchor>
+        </w:drawing>
+      </w:r>
+      <w:r>
+        <w:rPr>
+          <w:noProof/>
+        </w:rPr>
+        <w:drawing>
+          <wp:anchor distT="0" distB="0" distL="114300" distR="114300" simplePos="0" relativeHeight="251214848" behindDoc="0" locked="0" layoutInCell="1" allowOverlap="1" wp14:anchorId="31C624DE" wp14:editId="1E1434E6">
+            <wp:simplePos x="0" y="0"/>
+            <wp:positionH relativeFrom="column">
+              <wp:posOffset>2649220</wp:posOffset>
+            </wp:positionH>
+            <wp:positionV relativeFrom="paragraph">
+              <wp:posOffset>1736090</wp:posOffset>
+            </wp:positionV>
+            <wp:extent cx="1143000" cy="1143000"/>
+            <wp:effectExtent l="19050" t="19050" r="19050" b="19050"/>
+            <wp:wrapTopAndBottom/>
+            <wp:docPr id="536378455" name="Picture 3"/>
+            <wp:cNvGraphicFramePr>
+              <a:graphicFrameLocks xmlns:a="http://schemas.openxmlformats.org/drawingml/2006/main" noChangeAspect="1"/>
+            </wp:cNvGraphicFramePr>
+            <a:graphic xmlns:a="http://schemas.openxmlformats.org/drawingml/2006/main">
+              <a:graphicData uri="http://schemas.openxmlformats.org/drawingml/2006/picture">
+                <pic:pic xmlns:pic="http://schemas.openxmlformats.org/drawingml/2006/picture">
+                  <pic:nvPicPr>
+                    <pic:cNvPr id="536378455" name="Picture 3"/>
+                    <pic:cNvPicPr/>
+                  </pic:nvPicPr>
+                  <pic:blipFill>
+                    <a:blip r:embed="rId28"/>
+                    <a:stretch>
+                      <a:fillRect/>
+                    </a:stretch>
+                  </pic:blipFill>
+                  <pic:spPr>
+                    <a:xfrm>
+                      <a:off x="0" y="0"/>
+                      <a:ext cx="1143000" cy="1143000"/>
+                    </a:xfrm>
+                    <a:prstGeom prst="rect">
+                      <a:avLst/>
+                    </a:prstGeom>
+                    <a:ln w="3175">
+                      <a:solidFill>
+                        <a:schemeClr val="tx1"/>
+                      </a:solidFill>
+                    </a:ln>
+                  </pic:spPr>
+                </pic:pic>
+              </a:graphicData>
+            </a:graphic>
+          </wp:anchor>
+        </w:drawing>
+      </w:r>
+      <w:r>
+        <w:rPr>
+          <w:noProof/>
+        </w:rPr>
+        <w:drawing>
+          <wp:anchor distT="0" distB="0" distL="114300" distR="114300" simplePos="0" relativeHeight="251327488" behindDoc="0" locked="0" layoutInCell="1" allowOverlap="1" wp14:anchorId="0952FB6D" wp14:editId="083E0B70">
+            <wp:simplePos x="0" y="0"/>
+            <wp:positionH relativeFrom="column">
+              <wp:posOffset>3903345</wp:posOffset>
+            </wp:positionH>
+            <wp:positionV relativeFrom="paragraph">
+              <wp:posOffset>1736090</wp:posOffset>
+            </wp:positionV>
+            <wp:extent cx="1143000" cy="1143000"/>
+            <wp:effectExtent l="19050" t="19050" r="19050" b="19050"/>
+            <wp:wrapTopAndBottom/>
+            <wp:docPr id="1036985933" name="Picture 4"/>
+            <wp:cNvGraphicFramePr>
+              <a:graphicFrameLocks xmlns:a="http://schemas.openxmlformats.org/drawingml/2006/main" noChangeAspect="1"/>
+            </wp:cNvGraphicFramePr>
+            <a:graphic xmlns:a="http://schemas.openxmlformats.org/drawingml/2006/main">
+              <a:graphicData uri="http://schemas.openxmlformats.org/drawingml/2006/picture">
+                <pic:pic xmlns:pic="http://schemas.openxmlformats.org/drawingml/2006/picture">
+                  <pic:nvPicPr>
+                    <pic:cNvPr id="1036985933" name="Picture 4"/>
+                    <pic:cNvPicPr/>
+                  </pic:nvPicPr>
+                  <pic:blipFill>
+                    <a:blip r:embed="rId29"/>
+                    <a:stretch>
+                      <a:fillRect/>
+                    </a:stretch>
+                  </pic:blipFill>
+                  <pic:spPr>
+                    <a:xfrm>
+                      <a:off x="0" y="0"/>
+                      <a:ext cx="1143000" cy="1143000"/>
+                    </a:xfrm>
+                    <a:prstGeom prst="rect">
+                      <a:avLst/>
+                    </a:prstGeom>
+                    <a:ln w="3175">
+                      <a:solidFill>
+                        <a:schemeClr val="tx1"/>
+                      </a:solidFill>
+                    </a:ln>
+                  </pic:spPr>
+                </pic:pic>
+              </a:graphicData>
+            </a:graphic>
+          </wp:anchor>
+        </w:drawing>
+      </w:r>
+      <w:r>
+        <w:rPr>
+          <w:noProof/>
+        </w:rPr>
+        <w:drawing>
+          <wp:anchor distT="0" distB="0" distL="114300" distR="114300" simplePos="0" relativeHeight="251440128" behindDoc="0" locked="0" layoutInCell="1" allowOverlap="1" wp14:anchorId="1F67D711" wp14:editId="4F497DC9">
+            <wp:simplePos x="0" y="0"/>
+            <wp:positionH relativeFrom="column">
+              <wp:posOffset>5158105</wp:posOffset>
+            </wp:positionH>
+            <wp:positionV relativeFrom="paragraph">
+              <wp:posOffset>1730863</wp:posOffset>
+            </wp:positionV>
+            <wp:extent cx="1143000" cy="1143000"/>
+            <wp:effectExtent l="19050" t="19050" r="19050" b="19050"/>
+            <wp:wrapTopAndBottom/>
+            <wp:docPr id="586349458" name="Picture 5"/>
+            <wp:cNvGraphicFramePr>
+              <a:graphicFrameLocks xmlns:a="http://schemas.openxmlformats.org/drawingml/2006/main" noChangeAspect="1"/>
+            </wp:cNvGraphicFramePr>
+            <a:graphic xmlns:a="http://schemas.openxmlformats.org/drawingml/2006/main">
+              <a:graphicData uri="http://schemas.openxmlformats.org/drawingml/2006/picture">
+                <pic:pic xmlns:pic="http://schemas.openxmlformats.org/drawingml/2006/picture">
+                  <pic:nvPicPr>
+                    <pic:cNvPr id="586349458" name="Picture 5"/>
+                    <pic:cNvPicPr/>
+                  </pic:nvPicPr>
+                  <pic:blipFill>
+                    <a:blip r:embed="rId30"/>
+                    <a:stretch>
+                      <a:fillRect/>
+                    </a:stretch>
+                  </pic:blipFill>
+                  <pic:spPr>
+                    <a:xfrm>
+                      <a:off x="0" y="0"/>
+                      <a:ext cx="1143000" cy="1143000"/>
+                    </a:xfrm>
+                    <a:prstGeom prst="rect">
+                      <a:avLst/>
+                    </a:prstGeom>
+                    <a:ln w="3175">
+                      <a:solidFill>
+                        <a:schemeClr val="tx1"/>
+                      </a:solidFill>
+                    </a:ln>
+                  </pic:spPr>
+                </pic:pic>
+              </a:graphicData>
+            </a:graphic>
+          </wp:anchor>
+        </w:drawing>
+      </w:r>
+      <w:r>
+        <w:rPr>
+          <w:noProof/>
+        </w:rPr>
+        <mc:AlternateContent>
+          <mc:Choice Requires="wps">
+            <w:drawing>
+              <wp:anchor distT="0" distB="0" distL="114300" distR="114300" simplePos="0" relativeHeight="251986944" behindDoc="0" locked="0" layoutInCell="1" allowOverlap="1" wp14:anchorId="357B9D4C" wp14:editId="516B6767">
+                <wp:simplePos x="0" y="0"/>
+                <wp:positionH relativeFrom="column">
+                  <wp:posOffset>5134610</wp:posOffset>
+                </wp:positionH>
+                <wp:positionV relativeFrom="paragraph">
+                  <wp:posOffset>1421765</wp:posOffset>
+                </wp:positionV>
+                <wp:extent cx="1144270" cy="257810"/>
+                <wp:effectExtent l="0" t="0" r="17780" b="27940"/>
+                <wp:wrapTopAndBottom/>
+                <wp:docPr id="360514824" name="Text Box 6"/>
+                <wp:cNvGraphicFramePr/>
+                <a:graphic xmlns:a="http://schemas.openxmlformats.org/drawingml/2006/main">
+                  <a:graphicData uri="http://schemas.microsoft.com/office/word/2010/wordprocessingShape">
+                    <wps:wsp>
+                      <wps:cNvSpPr txBox="1"/>
+                      <wps:spPr>
+                        <a:xfrm>
+                          <a:off x="0" y="0"/>
+                          <a:ext cx="1144270" cy="257810"/>
+                        </a:xfrm>
+                        <a:prstGeom prst="rect">
+                          <a:avLst/>
+                        </a:prstGeom>
+                        <a:solidFill>
+                          <a:schemeClr val="lt1"/>
+                        </a:solidFill>
+                        <a:ln w="6350">
+                          <a:solidFill>
+                            <a:schemeClr val="bg1"/>
+                          </a:solidFill>
+                        </a:ln>
+                      </wps:spPr>
+                      <wps:txbx>
+                        <w:txbxContent>
+                          <w:p>
+                            <w:pPr>
+                              <w:jc w:val="center"/>
+                              <w:rPr>
+                                <w:sz w:val="18"/>
+                                <w:szCs w:val="18"/>
+                              </w:rPr>
+                            </w:pPr>
+                            <w:r>
+                              <w:rPr>
+                                <w:sz w:val="18"/>
+                                <w:szCs w:val="18"/>
+                              </w:rPr>
+                              <w:t xml:space="preserve">Weight: </w:t>
+                            </w:r>
+                            <w:r>
+                              <w:rPr>
+                                <w:sz w:val="18"/>
+                                <w:szCs w:val="18"/>
+                              </w:rPr>
+                              <w:t>0.5</w:t>
+                            </w:r>
+                          </w:p>
+                        </w:txbxContent>
+                      </wps:txbx>
+                      <wps:bodyPr rot="0" spcFirstLastPara="0" vertOverflow="overflow" horzOverflow="overflow" vert="horz" wrap="square" lIns="91440" tIns="45720" rIns="91440" bIns="45720" numCol="1" spcCol="0" rtlCol="0" fromWordArt="0" anchor="t" anchorCtr="0" forceAA="0" compatLnSpc="1">
+                        <a:prstTxWarp prst="textNoShape">
+                          <a:avLst/>
+                        </a:prstTxWarp>
+                        <a:noAutofit/>
+                      </wps:bodyPr>
+                    </wps:wsp>
+                  </a:graphicData>
+                </a:graphic>
+                <wp14:sizeRelH relativeFrom="margin">
+                  <wp14:pctWidth>0</wp14:pctWidth>
+                </wp14:sizeRelH>
+                <wp14:sizeRelV relativeFrom="margin">
+                  <wp14:pctHeight>0</wp14:pctHeight>
+                </wp14:sizeRelV>
+              </wp:anchor>
+            </w:drawing>
+          </mc:Choice>
+          <mc:Fallback>
+            <w:pict>
+              <v:shape w14:anchorId="357B9D4C" id="_x0000_s1037" type="#_x0000_t202" style="position:absolute;left:0;text-align:left;margin-left:404.3pt;margin-top:111.95pt;width:90.1pt;height:20.3pt;z-index:251986944;visibility:visible;mso-wrap-style:square;mso-width-percent:0;mso-height-percent:0;mso-wrap-distance-left:9pt;mso-wrap-distance-top:0;mso-wrap-distance-right:9pt;mso-wrap-distance-bottom:0;mso-position-horizontal:absolute;mso-position-horizontal-relative:text;mso-position-vertical:absolute;mso-position-vertical-relative:text;mso-width-percent:0;mso-height-percent:0;mso-width-relative:margin;mso-height-relative:margin;v-text-anchor:top" o:gfxdata="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" fillcolor="white [3201]" strokecolor="white [3212]" strokeweight=".5pt">
+                <v:textbox>
+                  <w:txbxContent>
+                    <w:p>
+                      <w:pPr>
+                        <w:jc w:val="center"/>
+                        <w:rPr>
+                          <w:sz w:val="18"/>
+                          <w:szCs w:val="18"/>
+                        </w:rPr>
+                      </w:pPr>
+                      <w:r>
+                        <w:rPr>
+                          <w:sz w:val="18"/>
+                          <w:szCs w:val="18"/>
+                        </w:rPr>
+                        <w:t xml:space="preserve">Weight: </w:t>
+                      </w:r>
+                      <w:r>
+                        <w:rPr>
+                          <w:sz w:val="18"/>
+                          <w:szCs w:val="18"/>
+                        </w:rPr>
+                        <w:t>0.5</w:t>
+                      </w:r>
+                    </w:p>
+                  </w:txbxContent>
+                </v:textbox>
+                <w10:wrap type="topAndBottom"/>
+              </v:shape>
+            </w:pict>
+          </mc:Fallback>
+        </mc:AlternateContent>
+      </w:r>
+      <w:r>
+        <w:rPr>
+          <w:noProof/>
+        </w:rPr>
+        <mc:AlternateContent>
+          <mc:Choice Requires="wps">
+            <w:drawing>
+              <wp:anchor distT="0" distB="0" distL="114300" distR="114300" simplePos="0" relativeHeight="251898880" behindDoc="0" locked="0" layoutInCell="1" allowOverlap="1" wp14:anchorId="5EF5953B" wp14:editId="206ABD07">
+                <wp:simplePos x="0" y="0"/>
+                <wp:positionH relativeFrom="column">
+                  <wp:posOffset>3903980</wp:posOffset>
+                </wp:positionH>
+                <wp:positionV relativeFrom="paragraph">
+                  <wp:posOffset>1427480</wp:posOffset>
+                </wp:positionV>
+                <wp:extent cx="1144270" cy="257810"/>
+                <wp:effectExtent l="0" t="0" r="17780" b="27940"/>
+                <wp:wrapTopAndBottom/>
+                <wp:docPr id="1540102280" name="Text Box 6"/>
+                <wp:cNvGraphicFramePr/>
+                <a:graphic xmlns:a="http://schemas.openxmlformats.org/drawingml/2006/main">
+                  <a:graphicData uri="http://schemas.microsoft.com/office/word/2010/wordprocessingShape">
+                    <wps:wsp>
+                      <wps:cNvSpPr txBox="1"/>
+                      <wps:spPr>
+                        <a:xfrm>
+                          <a:off x="0" y="0"/>
+                          <a:ext cx="1144270" cy="257810"/>
+                        </a:xfrm>
+                        <a:prstGeom prst="rect">
+                          <a:avLst/>
+                        </a:prstGeom>
+                        <a:solidFill>
+                          <a:schemeClr val="lt1"/>
+                        </a:solidFill>
+                        <a:ln w="6350">
+                          <a:solidFill>
+                            <a:schemeClr val="bg1"/>
+                          </a:solidFill>
+                        </a:ln>
+                      </wps:spPr>
+                      <wps:txbx>
+                        <w:txbxContent>
+                          <w:p>
+                            <w:pPr>
+                              <w:jc w:val="center"/>
+                              <w:rPr>
+                                <w:sz w:val="18"/>
+                                <w:szCs w:val="18"/>
+                              </w:rPr>
+                            </w:pPr>
+                            <w:r>
+                              <w:rPr>
+                                <w:sz w:val="18"/>
+                                <w:szCs w:val="18"/>
+                              </w:rPr>
+                              <w:t xml:space="preserve">Weight: </w:t>
+                            </w:r>
+                            <w:r>
+                              <w:rPr>
+                                <w:sz w:val="18"/>
+                                <w:szCs w:val="18"/>
+                              </w:rPr>
+                              <w:t>0.5</w:t>
+                            </w:r>
+                          </w:p>
+                        </w:txbxContent>
+                      </wps:txbx>
+                      <wps:bodyPr rot="0" spcFirstLastPara="0" vertOverflow="overflow" horzOverflow="overflow" vert="horz" wrap="square" lIns="91440" tIns="45720" rIns="91440" bIns="45720" numCol="1" spcCol="0" rtlCol="0" fromWordArt="0" anchor="t" anchorCtr="0" forceAA="0" compatLnSpc="1">
+                        <a:prstTxWarp prst="textNoShape">
+                          <a:avLst/>
+                        </a:prstTxWarp>
+                        <a:noAutofit/>
+                      </wps:bodyPr>
+                    </wps:wsp>
+                  </a:graphicData>
+                </a:graphic>
+                <wp14:sizeRelH relativeFrom="margin">
+                  <wp14:pctWidth>0</wp14:pctWidth>
+                </wp14:sizeRelH>
+                <wp14:sizeRelV relativeFrom="margin">
+                  <wp14:pctHeight>0</wp14:pctHeight>
+                </wp14:sizeRelV>
+              </wp:anchor>
+            </w:drawing>
+          </mc:Choice>
+          <mc:Fallback>
+            <w:pict>
+              <v:shape w14:anchorId="5EF5953B" id="_x0000_s1038" type="#_x0000_t202" style="position:absolute;left:0;text-align:left;margin-left:307.4pt;margin-top:112.4pt;width:90.1pt;height:20.3pt;z-index:251898880;visibility:visible;mso-wrap-style:square;mso-width-percent:0;mso-height-percent:0;mso-wrap-distance-left:9pt;mso-wrap-distance-top:0;mso-wrap-distance-right:9pt;mso-wrap-distance-bottom:0;mso-position-horizontal:absolute;mso-position-horizontal-relative:text;mso-position-vertical:absolute;mso-position-vertical-relative:text;mso-width-percent:0;mso-height-percent:0;mso-width-relative:margin;mso-height-relative:margin;v-text-anchor:top" o:gfxdata="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" fillcolor="white [3201]" strokecolor="white [3212]" strokeweight=".5pt">
+                <v:textbox>
+                  <w:txbxContent>
+                    <w:p>
+                      <w:pPr>
+                        <w:jc w:val="center"/>
+                        <w:rPr>
+                          <w:sz w:val="18"/>
+                          <w:szCs w:val="18"/>
+                        </w:rPr>
+                      </w:pPr>
+                      <w:r>
+                        <w:rPr>
+                          <w:sz w:val="18"/>
+                          <w:szCs w:val="18"/>
+                        </w:rPr>
+                        <w:t xml:space="preserve">Weight: </w:t>
+                      </w:r>
+                      <w:r>
+                        <w:rPr>
+                          <w:sz w:val="18"/>
+                          <w:szCs w:val="18"/>
+                        </w:rPr>
+                        <w:t>0.5</w:t>
+                      </w:r>
+                    </w:p>
+                  </w:txbxContent>
+                </v:textbox>
+                <w10:wrap type="topAndBottom"/>
+              </v:shape>
+            </w:pict>
+          </mc:Fallback>
+        </mc:AlternateContent>
+      </w:r>
+      <w:r>
+        <w:rPr>
+          <w:noProof/>
+        </w:rPr>
+        <mc:AlternateContent>
+          <mc:Choice Requires="wps">
+            <w:drawing>
+              <wp:anchor distT="0" distB="0" distL="114300" distR="114300" simplePos="0" relativeHeight="251810816" behindDoc="0" locked="0" layoutInCell="1" allowOverlap="1" wp14:anchorId="77475AF6" wp14:editId="39E26A85">
+                <wp:simplePos x="0" y="0"/>
+                <wp:positionH relativeFrom="column">
+                  <wp:posOffset>2632710</wp:posOffset>
+                </wp:positionH>
+                <wp:positionV relativeFrom="paragraph">
+                  <wp:posOffset>1428750</wp:posOffset>
+                </wp:positionV>
+                <wp:extent cx="1144270" cy="257810"/>
+                <wp:effectExtent l="0" t="0" r="17780" b="27940"/>
+                <wp:wrapTopAndBottom/>
+                <wp:docPr id="1672169968" name="Text Box 6"/>
+                <wp:cNvGraphicFramePr/>
+                <a:graphic xmlns:a="http://schemas.openxmlformats.org/drawingml/2006/main">
+                  <a:graphicData uri="http://schemas.microsoft.com/office/word/2010/wordprocessingShape">
+                    <wps:wsp>
+                      <wps:cNvSpPr txBox="1"/>
+                      <wps:spPr>
+                        <a:xfrm>
+                          <a:off x="0" y="0"/>
+                          <a:ext cx="1144270" cy="257810"/>
+                        </a:xfrm>
+                        <a:prstGeom prst="rect">
+                          <a:avLst/>
+                        </a:prstGeom>
+                        <a:solidFill>
+                          <a:schemeClr val="lt1"/>
+                        </a:solidFill>
+                        <a:ln w="6350">
+                          <a:solidFill>
+                            <a:schemeClr val="bg1"/>
+                          </a:solidFill>
+                        </a:ln>
+                      </wps:spPr>
+                      <wps:txbx>
+                        <w:txbxContent>
+                          <w:p>
+                            <w:pPr>
+                              <w:jc w:val="center"/>
+                              <w:rPr>
+                                <w:sz w:val="18"/>
+                                <w:szCs w:val="18"/>
+                              </w:rPr>
+                            </w:pPr>
+                            <w:r>
+                              <w:rPr>
+                                <w:sz w:val="18"/>
+                                <w:szCs w:val="18"/>
+                              </w:rPr>
+                              <w:t xml:space="preserve">Weight: </w:t>
+                            </w:r>
+                            <w:r>
+                              <w:rPr>
+                                <w:sz w:val="18"/>
+                                <w:szCs w:val="18"/>
+                              </w:rPr>
+                              <w:t>0.5</w:t>
+                            </w:r>
+                          </w:p>
+                        </w:txbxContent>
+                      </wps:txbx>
+                      <wps:bodyPr rot="0" spcFirstLastPara="0" vertOverflow="overflow" horzOverflow="overflow" vert="horz" wrap="square" lIns="91440" tIns="45720" rIns="91440" bIns="45720" numCol="1" spcCol="0" rtlCol="0" fromWordArt="0" anchor="t" anchorCtr="0" forceAA="0" compatLnSpc="1">
+                        <a:prstTxWarp prst="textNoShape">
+                          <a:avLst/>
+                        </a:prstTxWarp>
+                        <a:noAutofit/>
+                      </wps:bodyPr>
+                    </wps:wsp>
+                  </a:graphicData>
+                </a:graphic>
+                <wp14:sizeRelH relativeFrom="margin">
+                  <wp14:pctWidth>0</wp14:pctWidth>
+                </wp14:sizeRelH>
+                <wp14:sizeRelV relativeFrom="margin">
+                  <wp14:pctHeight>0</wp14:pctHeight>
+                </wp14:sizeRelV>
+              </wp:anchor>
+            </w:drawing>
+          </mc:Choice>
+          <mc:Fallback>
+            <w:pict>
+              <v:shape w14:anchorId="77475AF6" id="_x0000_s1039" type="#_x0000_t202" style="position:absolute;left:0;text-align:left;margin-left:207.3pt;margin-top:112.5pt;width:90.1pt;height:20.3pt;z-index:251810816;visibility:visible;mso-wrap-style:square;mso-width-percent:0;mso-height-percent:0;mso-wrap-distance-left:9pt;mso-wrap-distance-top:0;mso-wrap-distance-right:9pt;mso-wrap-distance-bottom:0;mso-position-horizontal:absolute;mso-position-horizontal-relative:text;mso-position-vertical:absolute;mso-position-vertical-relative:text;mso-width-percent:0;mso-height-percent:0;mso-width-relative:margin;mso-height-relative:margin;v-text-anchor:top" o:gfxdata="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" fillcolor="white [3201]" strokecolor="white [3212]" strokeweight=".5pt">
+                <v:textbox>
+                  <w:txbxContent>
+                    <w:p>
+                      <w:pPr>
+                        <w:jc w:val="center"/>
+                        <w:rPr>
+                          <w:sz w:val="18"/>
+                          <w:szCs w:val="18"/>
+                        </w:rPr>
+                      </w:pPr>
+                      <w:r>
+                        <w:rPr>
+                          <w:sz w:val="18"/>
+                          <w:szCs w:val="18"/>
+                        </w:rPr>
+                        <w:t xml:space="preserve">Weight: </w:t>
+                      </w:r>
+                      <w:r>
+                        <w:rPr>
+                          <w:sz w:val="18"/>
+                          <w:szCs w:val="18"/>
+                        </w:rPr>
+                        <w:t>0.5</w:t>
+                      </w:r>
+                    </w:p>
+                  </w:txbxContent>
+                </v:textbox>
+                <w10:wrap type="topAndBottom"/>
+              </v:shape>
+            </w:pict>
+          </mc:Fallback>
+        </mc:AlternateContent>
+      </w:r>
+      <w:r>
+        <w:rPr>
+          <w:noProof/>
+        </w:rPr>
+        <mc:AlternateContent>
+          <mc:Choice Requires="wps">
+            <w:drawing>
+              <wp:anchor distT="0" distB="0" distL="114300" distR="114300" simplePos="0" relativeHeight="251722752" behindDoc="0" locked="0" layoutInCell="1" allowOverlap="1" wp14:anchorId="6AA3FE93" wp14:editId="3E1D33E7">
+                <wp:simplePos x="0" y="0"/>
+                <wp:positionH relativeFrom="column">
+                  <wp:posOffset>1365250</wp:posOffset>
+                </wp:positionH>
+                <wp:positionV relativeFrom="paragraph">
+                  <wp:posOffset>1431290</wp:posOffset>
+                </wp:positionV>
+                <wp:extent cx="1144270" cy="257810"/>
+                <wp:effectExtent l="0" t="0" r="17780" b="27940"/>
+                <wp:wrapTopAndBottom/>
+                <wp:docPr id="1903776544" name="Text Box 6"/>
+                <wp:cNvGraphicFramePr/>
+                <a:graphic xmlns:a="http://schemas.openxmlformats.org/drawingml/2006/main">
+                  <a:graphicData uri="http://schemas.microsoft.com/office/word/2010/wordprocessingShape">
+                    <wps:wsp>
+                      <wps:cNvSpPr txBox="1"/>
+                      <wps:spPr>
+                        <a:xfrm>
+                          <a:off x="0" y="0"/>
+                          <a:ext cx="1144270" cy="257810"/>
+                        </a:xfrm>
+                        <a:prstGeom prst="rect">
+                          <a:avLst/>
+                        </a:prstGeom>
+                        <a:solidFill>
+                          <a:schemeClr val="lt1"/>
+                        </a:solidFill>
+                        <a:ln w="6350">
+                          <a:solidFill>
+                            <a:schemeClr val="bg1"/>
+                          </a:solidFill>
+                        </a:ln>
+                      </wps:spPr>
+                      <wps:txbx>
+                        <w:txbxContent>
+                          <w:p>
+                            <w:pPr>
+                              <w:jc w:val="center"/>
+                              <w:rPr>
+                                <w:sz w:val="18"/>
+                                <w:szCs w:val="18"/>
+                              </w:rPr>
+                            </w:pPr>
+                            <w:r>
+                              <w:rPr>
+                                <w:sz w:val="18"/>
+                                <w:szCs w:val="18"/>
+                              </w:rPr>
+                              <w:t xml:space="preserve">Weight: </w:t>
+                            </w:r>
+                            <w:r>
+                              <w:rPr>
+                                <w:sz w:val="18"/>
+                                <w:szCs w:val="18"/>
+                              </w:rPr>
+                              <w:t>0</w:t>
+                            </w:r>
+                            <w:r>
+                              <w:rPr>
+                                <w:sz w:val="18"/>
+                                <w:szCs w:val="18"/>
+                              </w:rPr>
+                              <w:t>.0</w:t>
+                            </w:r>
+                          </w:p>
+                        </w:txbxContent>
+                      </wps:txbx>
+                      <wps:bodyPr rot="0" spcFirstLastPara="0" vertOverflow="overflow" horzOverflow="overflow" vert="horz" wrap="square" lIns="91440" tIns="45720" rIns="91440" bIns="45720" numCol="1" spcCol="0" rtlCol="0" fromWordArt="0" anchor="t" anchorCtr="0" forceAA="0" compatLnSpc="1">
+                        <a:prstTxWarp prst="textNoShape">
+                          <a:avLst/>
+                        </a:prstTxWarp>
+                        <a:noAutofit/>
+                      </wps:bodyPr>
+                    </wps:wsp>
+                  </a:graphicData>
+                </a:graphic>
+                <wp14:sizeRelH relativeFrom="margin">
+                  <wp14:pctWidth>0</wp14:pctWidth>
+                </wp14:sizeRelH>
+                <wp14:sizeRelV relativeFrom="margin">
+                  <wp14:pctHeight>0</wp14:pctHeight>
+                </wp14:sizeRelV>
+              </wp:anchor>
+            </w:drawing>
+          </mc:Choice>
+          <mc:Fallback>
+            <w:pict>
+              <v:shape w14:anchorId="6AA3FE93" id="_x0000_s1040" type="#_x0000_t202" style="position:absolute;left:0;text-align:left;margin-left:107.5pt;margin-top:112.7pt;width:90.1pt;height:20.3pt;z-index:251722752;visibility:visible;mso-wrap-style:square;mso-width-percent:0;mso-height-percent:0;mso-wrap-distance-left:9pt;mso-wrap-distance-top:0;mso-wrap-distance-right:9pt;mso-wrap-distance-bottom:0;mso-position-horizontal:absolute;mso-position-horizontal-relative:text;mso-position-vertical:absolute;mso-position-vertical-relative:text;mso-width-percent:0;mso-height-percent:0;mso-width-relative:margin;mso-height-relative:margin;v-text-anchor:top" o:gfxdata="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" fillcolor="white [3201]" strokecolor="white [3212]" strokeweight=".5pt">
+                <v:textbox>
+                  <w:txbxContent>
+                    <w:p>
+                      <w:pPr>
+                        <w:jc w:val="center"/>
+                        <w:rPr>
+                          <w:sz w:val="18"/>
+                          <w:szCs w:val="18"/>
+                        </w:rPr>
+                      </w:pPr>
+                      <w:r>
+                        <w:rPr>
+                          <w:sz w:val="18"/>
+                          <w:szCs w:val="18"/>
+                        </w:rPr>
+                        <w:t xml:space="preserve">Weight: </w:t>
+                      </w:r>
+                      <w:r>
+                        <w:rPr>
+                          <w:sz w:val="18"/>
+                          <w:szCs w:val="18"/>
+                        </w:rPr>
+                        <w:t>0</w:t>
+                      </w:r>
+                      <w:r>
+                        <w:rPr>
+                          <w:sz w:val="18"/>
+                          <w:szCs w:val="18"/>
+                        </w:rPr>
+                        <w:t>.0</w:t>
+                      </w:r>
+                    </w:p>
+                  </w:txbxContent>
+                </v:textbox>
+                <w10:wrap type="topAndBottom"/>
+              </v:shape>
+            </w:pict>
+          </mc:Fallback>
+        </mc:AlternateContent>
+      </w:r>
+      <w:r>
+        <w:rPr>
+          <w:noProof/>
+        </w:rPr>
+        <mc:AlternateContent>
+          <mc:Choice Requires="wps">
+            <w:drawing>
+              <wp:anchor distT="0" distB="0" distL="114300" distR="114300" simplePos="0" relativeHeight="251621376" behindDoc="0" locked="0" layoutInCell="1" allowOverlap="1" wp14:anchorId="1D516427" wp14:editId="015CF89E">
+                <wp:simplePos x="0" y="0"/>
+                <wp:positionH relativeFrom="column">
+                  <wp:posOffset>94175</wp:posOffset>
+                </wp:positionH>
+                <wp:positionV relativeFrom="paragraph">
+                  <wp:posOffset>1432706</wp:posOffset>
+                </wp:positionV>
+                <wp:extent cx="1144270" cy="257810"/>
+                <wp:effectExtent l="0" t="0" r="17780" b="27940"/>
+                <wp:wrapTopAndBottom/>
+                <wp:docPr id="2036185586" name="Text Box 6"/>
+                <wp:cNvGraphicFramePr/>
+                <a:graphic xmlns:a="http://schemas.openxmlformats.org/drawingml/2006/main">
+                  <a:graphicData uri="http://schemas.microsoft.com/office/word/2010/wordprocessingShape">
+                    <wps:wsp>
+                      <wps:cNvSpPr txBox="1"/>
+                      <wps:spPr>
+                        <a:xfrm>
+                          <a:off x="0" y="0"/>
+                          <a:ext cx="1144270" cy="257810"/>
+                        </a:xfrm>
+                        <a:prstGeom prst="rect">
+                          <a:avLst/>
+                        </a:prstGeom>
+                        <a:solidFill>
+                          <a:schemeClr val="lt1"/>
+                        </a:solidFill>
+                        <a:ln w="6350">
+                          <a:solidFill>
+                            <a:schemeClr val="bg1"/>
+                          </a:solidFill>
+                        </a:ln>
+                      </wps:spPr>
+                      <wps:txbx>
+                        <w:txbxContent>
+                          <w:p>
+                            <w:pPr>
+                              <w:jc w:val="center"/>
+                              <w:rPr>
+                                <w:sz w:val="18"/>
+                                <w:szCs w:val="18"/>
+                              </w:rPr>
+                            </w:pPr>
+                            <w:r>
+                              <w:rPr>
+                                <w:sz w:val="18"/>
+                                <w:szCs w:val="18"/>
+                              </w:rPr>
+                              <w:t xml:space="preserve">Weight: </w:t>
+                            </w:r>
+                            <w:r>
+                              <w:rPr>
+                                <w:sz w:val="18"/>
+                                <w:szCs w:val="18"/>
+                              </w:rPr>
+                              <w:t>0.5</w:t>
+                            </w:r>
+                          </w:p>
+                        </w:txbxContent>
+                      </wps:txbx>
+                      <wps:bodyPr rot="0" spcFirstLastPara="0" vertOverflow="overflow" horzOverflow="overflow" vert="horz" wrap="square" lIns="91440" tIns="45720" rIns="91440" bIns="45720" numCol="1" spcCol="0" rtlCol="0" fromWordArt="0" anchor="t" anchorCtr="0" forceAA="0" compatLnSpc="1">
+                        <a:prstTxWarp prst="textNoShape">
+                          <a:avLst/>
+                        </a:prstTxWarp>
+                        <a:noAutofit/>
+                      </wps:bodyPr>
+                    </wps:wsp>
+                  </a:graphicData>
+                </a:graphic>
+                <wp14:sizeRelH relativeFrom="margin">
+                  <wp14:pctWidth>0</wp14:pctWidth>
+                </wp14:sizeRelH>
+                <wp14:sizeRelV relativeFrom="margin">
+                  <wp14:pctHeight>0</wp14:pctHeight>
+                </wp14:sizeRelV>
+              </wp:anchor>
+            </w:drawing>
+          </mc:Choice>
+          <mc:Fallback>
+            <w:pict>
+              <v:shape w14:anchorId="1D516427" id="_x0000_s1041" type="#_x0000_t202" style="position:absolute;left:0;text-align:left;margin-left:7.4pt;margin-top:112.8pt;width:90.1pt;height:20.3pt;z-index:251621376;visibility:visible;mso-wrap-style:square;mso-width-percent:0;mso-height-percent:0;mso-wrap-distance-left:9pt;mso-wrap-distance-top:0;mso-wrap-distance-right:9pt;mso-wrap-distance-bottom:0;mso-position-horizontal:absolute;mso-position-horizontal-relative:text;mso-position-vertical:absolute;mso-position-vertical-relative:text;mso-width-percent:0;mso-height-percent:0;mso-width-relative:margin;mso-height-relative:margin;v-text-anchor:top" o:gfxdata="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" fillcolor="white [3201]" strokecolor="white [3212]" strokeweight=".5pt">
+                <v:textbox>
+                  <w:txbxContent>
+                    <w:p>
+                      <w:pPr>
+                        <w:jc w:val="center"/>
+                        <w:rPr>
+                          <w:sz w:val="18"/>
+                          <w:szCs w:val="18"/>
+                        </w:rPr>
+                      </w:pPr>
+                      <w:r>
+                        <w:rPr>
+                          <w:sz w:val="18"/>
+                          <w:szCs w:val="18"/>
+                        </w:rPr>
+                        <w:t xml:space="preserve">Weight: </w:t>
+                      </w:r>
+                      <w:r>
+                        <w:rPr>
+                          <w:sz w:val="18"/>
+                          <w:szCs w:val="18"/>
+                        </w:rPr>
+                        <w:t>0.5</w:t>
+                      </w:r>
+                    </w:p>
+                  </w:txbxContent>
+                </v:textbox>
+                <w10:wrap type="topAndBottom"/>
+              </v:shape>
+            </w:pict>
+          </mc:Fallback>
+        </mc:AlternateContent>
+      </w:r>
+      <w:r>
+        <w:rPr>
+          <w:noProof/>
+        </w:rPr>
+        <w:drawing>
+          <wp:anchor distT="0" distB="0" distL="114300" distR="114300" simplePos="0" relativeHeight="250684416" behindDoc="0" locked="0" layoutInCell="1" allowOverlap="1" wp14:anchorId="5106B6DD" wp14:editId="66BA74C0">
+            <wp:simplePos x="0" y="0"/>
+            <wp:positionH relativeFrom="column">
+              <wp:posOffset>111125</wp:posOffset>
+            </wp:positionH>
+            <wp:positionV relativeFrom="paragraph">
+              <wp:posOffset>262890</wp:posOffset>
+            </wp:positionV>
+            <wp:extent cx="1143000" cy="1143000"/>
+            <wp:effectExtent l="19050" t="19050" r="19050" b="19050"/>
+            <wp:wrapTopAndBottom/>
+            <wp:docPr id="1618469858" name="Picture 1"/>
+            <wp:cNvGraphicFramePr>
+              <a:graphicFrameLocks xmlns:a="http://schemas.openxmlformats.org/drawingml/2006/main" noChangeAspect="1"/>
+            </wp:cNvGraphicFramePr>
+            <a:graphic xmlns:a="http://schemas.openxmlformats.org/drawingml/2006/main">
+              <a:graphicData uri="http://schemas.openxmlformats.org/drawingml/2006/picture">
+                <pic:pic xmlns:pic="http://schemas.openxmlformats.org/drawingml/2006/picture">
+                  <pic:nvPicPr>
+                    <pic:cNvPr id="917159086" name="Picture 917159086"/>
+                    <pic:cNvPicPr/>
+                  </pic:nvPicPr>
+                  <pic:blipFill>
+                    <a:blip r:embed="rId8"/>
+                    <a:stretch>
+                      <a:fillRect/>
+                    </a:stretch>
+                  </pic:blipFill>
+                  <pic:spPr>
+                    <a:xfrm>
+                      <a:off x="0" y="0"/>
+                      <a:ext cx="1143000" cy="1143000"/>
+                    </a:xfrm>
+                    <a:prstGeom prst="rect">
+                      <a:avLst/>
+                    </a:prstGeom>
+                    <a:ln w="3175">
+                      <a:solidFill>
+                        <a:schemeClr val="tx1"/>
+                      </a:solidFill>
+                    </a:ln>
+                  </pic:spPr>
+                </pic:pic>
+              </a:graphicData>
+            </a:graphic>
+          </wp:anchor>
+        </w:drawing>
+      </w:r>
+      <w:r>
+        <w:rPr>
+          <w:noProof/>
+        </w:rPr>
+        <w:drawing>
+          <wp:anchor distT="0" distB="0" distL="114300" distR="114300" simplePos="0" relativeHeight="250723328" behindDoc="0" locked="0" layoutInCell="1" allowOverlap="1" wp14:anchorId="2A6B6FF9" wp14:editId="1A1DE22A">
+            <wp:simplePos x="0" y="0"/>
+            <wp:positionH relativeFrom="column">
+              <wp:posOffset>1374775</wp:posOffset>
+            </wp:positionH>
+            <wp:positionV relativeFrom="paragraph">
+              <wp:posOffset>257175</wp:posOffset>
+            </wp:positionV>
+            <wp:extent cx="1143000" cy="1143000"/>
+            <wp:effectExtent l="19050" t="19050" r="19050" b="19050"/>
+            <wp:wrapTopAndBottom/>
+            <wp:docPr id="543446769" name="Picture 2"/>
+            <wp:cNvGraphicFramePr>
+              <a:graphicFrameLocks xmlns:a="http://schemas.openxmlformats.org/drawingml/2006/main" noChangeAspect="1"/>
+            </wp:cNvGraphicFramePr>
+            <a:graphic xmlns:a="http://schemas.openxmlformats.org/drawingml/2006/main">
+              <a:graphicData uri="http://schemas.openxmlformats.org/drawingml/2006/picture">
+                <pic:pic xmlns:pic="http://schemas.openxmlformats.org/drawingml/2006/picture">
+                  <pic:nvPicPr>
+                    <pic:cNvPr id="1617356347" name="Picture 1617356347"/>
+                    <pic:cNvPicPr/>
+                  </pic:nvPicPr>
+                  <pic:blipFill>
+                    <a:blip r:embed="rId24"/>
+                    <a:stretch>
+                      <a:fillRect/>
+                    </a:stretch>
+                  </pic:blipFill>
+                  <pic:spPr>
+                    <a:xfrm>
+                      <a:off x="0" y="0"/>
+                      <a:ext cx="1143000" cy="1143000"/>
+                    </a:xfrm>
+                    <a:prstGeom prst="rect">
+                      <a:avLst/>
+                    </a:prstGeom>
+                    <a:ln w="3175">
+                      <a:solidFill>
+                        <a:schemeClr val="tx1"/>
+                      </a:solidFill>
+                    </a:ln>
+                  </pic:spPr>
+                </pic:pic>
+              </a:graphicData>
+            </a:graphic>
+          </wp:anchor>
+        </w:drawing>
+      </w:r>
+      <w:r>
+        <w:rPr>
+          <w:noProof/>
+        </w:rPr>
+        <w:drawing>
+          <wp:anchor distT="0" distB="0" distL="114300" distR="114300" simplePos="0" relativeHeight="250762240" behindDoc="0" locked="0" layoutInCell="1" allowOverlap="1" wp14:anchorId="5DCF4A4F" wp14:editId="077A203B">
+            <wp:simplePos x="0" y="0"/>
+            <wp:positionH relativeFrom="column">
+              <wp:posOffset>2646680</wp:posOffset>
+            </wp:positionH>
+            <wp:positionV relativeFrom="paragraph">
+              <wp:posOffset>257175</wp:posOffset>
+            </wp:positionV>
+            <wp:extent cx="1143000" cy="1143000"/>
+            <wp:effectExtent l="19050" t="19050" r="19050" b="19050"/>
+            <wp:wrapTopAndBottom/>
+            <wp:docPr id="403921186" name="Picture 3"/>
+            <wp:cNvGraphicFramePr>
+              <a:graphicFrameLocks xmlns:a="http://schemas.openxmlformats.org/drawingml/2006/main" noChangeAspect="1"/>
+            </wp:cNvGraphicFramePr>
+            <a:graphic xmlns:a="http://schemas.openxmlformats.org/drawingml/2006/main">
+              <a:graphicData uri="http://schemas.openxmlformats.org/drawingml/2006/picture">
+                <pic:pic xmlns:pic="http://schemas.openxmlformats.org/drawingml/2006/picture">
+                  <pic:nvPicPr>
+                    <pic:cNvPr id="1238594698" name="Picture 1238594698"/>
+                    <pic:cNvPicPr/>
+                  </pic:nvPicPr>
+                  <pic:blipFill>
+                    <a:blip r:embed="rId9"/>
+                    <a:stretch>
+                      <a:fillRect/>
+                    </a:stretch>
+                  </pic:blipFill>
+                  <pic:spPr>
+                    <a:xfrm>
+                      <a:off x="0" y="0"/>
+                      <a:ext cx="1143000" cy="1143000"/>
+                    </a:xfrm>
+                    <a:prstGeom prst="rect">
+                      <a:avLst/>
+                    </a:prstGeom>
+                    <a:ln w="3175">
+                      <a:solidFill>
+                        <a:schemeClr val="tx1"/>
+                      </a:solidFill>
+                    </a:ln>
+                  </pic:spPr>
+                </pic:pic>
+              </a:graphicData>
+            </a:graphic>
+          </wp:anchor>
+        </w:drawing>
+      </w:r>
+      <w:r>
+        <w:rPr>
+          <w:noProof/>
+        </w:rPr>
+        <w:drawing>
+          <wp:anchor distT="0" distB="0" distL="114300" distR="114300" simplePos="0" relativeHeight="250801152" behindDoc="0" locked="0" layoutInCell="1" allowOverlap="1" wp14:anchorId="047FCB1A" wp14:editId="73332909">
+            <wp:simplePos x="0" y="0"/>
+            <wp:positionH relativeFrom="column">
+              <wp:posOffset>3902075</wp:posOffset>
+            </wp:positionH>
+            <wp:positionV relativeFrom="paragraph">
+              <wp:posOffset>257175</wp:posOffset>
+            </wp:positionV>
+            <wp:extent cx="1143000" cy="1143000"/>
+            <wp:effectExtent l="19050" t="19050" r="19050" b="19050"/>
+            <wp:wrapTopAndBottom/>
+            <wp:docPr id="2037513096" name="Picture 4"/>
+            <wp:cNvGraphicFramePr>
+              <a:graphicFrameLocks xmlns:a="http://schemas.openxmlformats.org/drawingml/2006/main" noChangeAspect="1"/>
+            </wp:cNvGraphicFramePr>
+            <a:graphic xmlns:a="http://schemas.openxmlformats.org/drawingml/2006/main">
+              <a:graphicData uri="http://schemas.openxmlformats.org/drawingml/2006/picture">
+                <pic:pic xmlns:pic="http://schemas.openxmlformats.org/drawingml/2006/picture">
+                  <pic:nvPicPr>
+                    <pic:cNvPr id="1591030372" name="Picture 1591030372"/>
+                    <pic:cNvPicPr/>
+                  </pic:nvPicPr>
+                  <pic:blipFill>
+                    <a:blip r:embed="rId23"/>
+                    <a:stretch>
+                      <a:fillRect/>
+                    </a:stretch>
+                  </pic:blipFill>
+                  <pic:spPr>
+                    <a:xfrm>
+                      <a:off x="0" y="0"/>
+                      <a:ext cx="1143000" cy="1143000"/>
+                    </a:xfrm>
+                    <a:prstGeom prst="rect">
+                      <a:avLst/>
+                    </a:prstGeom>
+                    <a:ln w="3175">
+                      <a:solidFill>
+                        <a:schemeClr val="tx1"/>
+                      </a:solidFill>
+                    </a:ln>
+                  </pic:spPr>
+                </pic:pic>
+              </a:graphicData>
+            </a:graphic>
+          </wp:anchor>
+        </w:drawing>
+      </w:r>
+      <w:r>
+        <w:rPr>
+          <w:noProof/>
+        </w:rPr>
+        <w:drawing>
+          <wp:anchor distT="0" distB="0" distL="114300" distR="114300" simplePos="0" relativeHeight="250849280" behindDoc="0" locked="0" layoutInCell="1" allowOverlap="1" wp14:anchorId="3D58C645" wp14:editId="0CBA218E">
+            <wp:simplePos x="0" y="0"/>
+            <wp:positionH relativeFrom="column">
+              <wp:posOffset>5159619</wp:posOffset>
+            </wp:positionH>
+            <wp:positionV relativeFrom="paragraph">
+              <wp:posOffset>251069</wp:posOffset>
+            </wp:positionV>
+            <wp:extent cx="1143000" cy="1143000"/>
+            <wp:effectExtent l="19050" t="19050" r="19050" b="19050"/>
+            <wp:wrapTopAndBottom/>
+            <wp:docPr id="737648116" name="Picture 5"/>
+            <wp:cNvGraphicFramePr>
+              <a:graphicFrameLocks xmlns:a="http://schemas.openxmlformats.org/drawingml/2006/main" noChangeAspect="1"/>
+            </wp:cNvGraphicFramePr>
+            <a:graphic xmlns:a="http://schemas.openxmlformats.org/drawingml/2006/main">
+              <a:graphicData uri="http://schemas.openxmlformats.org/drawingml/2006/picture">
+                <pic:pic xmlns:pic="http://schemas.openxmlformats.org/drawingml/2006/picture">
+                  <pic:nvPicPr>
+                    <pic:cNvPr id="100074469" name="Picture 100074469"/>
+                    <pic:cNvPicPr/>
+                  </pic:nvPicPr>
+                  <pic:blipFill>
+                    <a:blip r:embed="rId22"/>
+                    <a:stretch>
+                      <a:fillRect/>
+                    </a:stretch>
+                  </pic:blipFill>
+                  <pic:spPr>
+                    <a:xfrm>
+                      <a:off x="0" y="0"/>
+                      <a:ext cx="1143000" cy="1143000"/>
+                    </a:xfrm>
+                    <a:prstGeom prst="rect">
+                      <a:avLst/>
+                    </a:prstGeom>
+                    <a:ln w="3175">
+                      <a:solidFill>
+                        <a:schemeClr val="tx1"/>
+                      </a:solidFill>
+                    </a:ln>
+                  </pic:spPr>
+                </pic:pic>
+              </a:graphicData>
+            </a:graphic>
+          </wp:anchor>
+        </w:drawing>
+      </w:r>
+      <w:r>
+        <w:t>Appendix C: The extended tile set.</w:t>
+      </w:r>
+    </w:p>
+    <w:p>
+      <w:pPr>
+        <w:pStyle w:val="Caption"/>
+      </w:pPr>
+      <w:r>
+        <w:t xml:space="preserve">Figure </w:t>
+      </w:r>
+      <w:r>
+        <w:fldChar w:fldCharType="begin"/>
+      </w:r>
+      <w:r>
+        <w:instrText xml:space="preserve"> SEQ Figure \* ARABIC </w:instrText>
+      </w:r>
+      <w:r>
+        <w:fldChar w:fldCharType="separate"/>
+      </w:r>
+      <w:r>
+        <w:rPr>
+          <w:noProof/>
+        </w:rPr>
+        <w:t>9</w:t>
+      </w:r>
+      <w:r>
+        <w:fldChar w:fldCharType="end"/>
+      </w:r>
+      <w:r>
+        <w:t xml:space="preserve">: The extended </w:t>
+      </w:r>
+      <w:r>
+        <w:t>tile set</w:t>
+      </w:r>
+      <w:r>
+        <w:t xml:space="preserve"> with weights</w:t>
+      </w:r>
+      <w:r>
+        <w:t xml:space="preserve">. Dark colours represent </w:t>
+      </w:r>
+      <w:r>
+        <w:t xml:space="preserve">the </w:t>
+      </w:r>
+      <w:r>
+        <w:t xml:space="preserve">walls and light colours represent </w:t>
+      </w:r>
+      <w:r>
+        <w:t xml:space="preserve">the corridor or the </w:t>
+      </w:r>
+      <w:r>
+        <w:t>room floors</w:t>
+      </w:r>
+      <w:r>
+        <w:t>. The set includes the four rotations of each tile.</w:t>
       </w:r>
     </w:p>
     <w:sectPr>
-      <w:headerReference w:type="even" r:id="rId14"/>
-      <w:type w:val="continuous"/>
       <w:pgSz w:w="12240" w:h="15840" w:code="1"/>
       <w:pgMar w:top="1224" w:right="1080" w:bottom="1440" w:left="1080" w:header="720" w:footer="720" w:gutter="0"/>
-      <w:cols w:num="2" w:space="432"/>
+      <w:cols w:space="432"/>
       <w:docGrid w:linePitch="360"/>
     </w:sectPr>
   </w:body>
